--- a/Task1/tcp_packet_capture.docx
+++ b/Task1/tcp_packet_capture.docx
@@ -77,15 +77,9 @@
         <w:ind w:left="0" w:leftChars="0" w:firstLine="482" w:firstLineChars="200"/>
         <w:jc w:val="both"/>
         <w:rPr>
-          <w:rFonts w:hint="default" w:eastAsia="宋体"/>
-          <w:b w:val="0"/>
-          <w:bCs/>
-          <w:i w:val="0"/>
-          <w:strike w:val="0"/>
-          <w:color w:val="auto"/>
-          <w:sz w:val="24"/>
-          <w:szCs w:val="21"/>
-          <w:u w:val="none"/>
+          <w:rFonts w:hint="default"/>
+          <w:b w:val="0"/>
+          <w:bCs w:val="0"/>
           <w:lang w:val="en-US" w:eastAsia="zh-CN"/>
         </w:rPr>
       </w:pPr>
@@ -111,8 +105,24 @@
       <w:pPr>
         <w:numPr>
           <w:ilvl w:val="0"/>
-          <w:numId w:val="1"/>
-        </w:numPr>
+          <w:numId w:val="0"/>
+        </w:numPr>
+        <w:jc w:val="center"/>
+        <w:rPr>
+          <w:rFonts w:hint="default"/>
+          <w:b w:val="0"/>
+          <w:bCs w:val="0"/>
+          <w:lang w:val="en-US" w:eastAsia="zh-CN"/>
+        </w:rPr>
+      </w:pPr>
+    </w:p>
+    <w:p>
+      <w:pPr>
+        <w:numPr>
+          <w:ilvl w:val="0"/>
+          <w:numId w:val="0"/>
+        </w:numPr>
+        <w:jc w:val="both"/>
         <w:rPr>
           <w:rFonts w:hint="eastAsia"/>
           <w:b/>
@@ -131,17 +141,18 @@
           <w:szCs w:val="21"/>
           <w:lang w:val="en-US" w:eastAsia="zh-CN"/>
         </w:rPr>
-        <w:t>运行环境：</w:t>
-      </w:r>
-    </w:p>
-    <w:p>
-      <w:pPr>
-        <w:numPr>
-          <w:ilvl w:val="0"/>
-          <w:numId w:val="0"/>
-        </w:numPr>
-        <w:rPr>
-          <w:rFonts w:hint="default"/>
+        <w:t>一．wireshark包捕获截图：</w:t>
+      </w:r>
+    </w:p>
+    <w:p>
+      <w:pPr>
+        <w:numPr>
+          <w:ilvl w:val="0"/>
+          <w:numId w:val="0"/>
+        </w:numPr>
+        <w:ind w:leftChars="0"/>
+        <w:rPr>
+          <w:rFonts w:hint="eastAsia"/>
           <w:b/>
           <w:bCs/>
           <w:sz w:val="24"/>
@@ -158,4237 +169,159 @@
           <w:szCs w:val="20"/>
           <w:lang w:val="en-US" w:eastAsia="zh-CN"/>
         </w:rPr>
-        <w:t>系统要求：</w:t>
-      </w:r>
-    </w:p>
-    <w:p>
-      <w:pPr>
-        <w:rPr>
-          <w:rFonts w:hint="eastAsia"/>
-          <w:lang w:val="en-US" w:eastAsia="zh-CN"/>
-        </w:rPr>
-      </w:pPr>
-      <w:r>
-        <w:rPr>
-          <w:rFonts w:hint="eastAsia"/>
-          <w:lang w:val="en-US" w:eastAsia="zh-CN"/>
-        </w:rPr>
-        <w:t>操作系统：Windows 10/Windows 11</w:t>
-      </w:r>
-    </w:p>
-    <w:p>
-      <w:pPr>
-        <w:rPr>
-          <w:rFonts w:hint="eastAsia"/>
-          <w:lang w:val="en-US" w:eastAsia="zh-CN"/>
-        </w:rPr>
-      </w:pPr>
-      <w:r>
-        <w:rPr>
-          <w:rFonts w:hint="eastAsia"/>
-          <w:lang w:val="en-US" w:eastAsia="zh-CN"/>
-        </w:rPr>
-        <w:t>Python版本：Python 3.13.3</w:t>
-      </w:r>
-      <w:r>
-        <w:rPr>
-          <w:rFonts w:hint="eastAsia"/>
-          <w:lang w:val="en-US" w:eastAsia="zh-CN"/>
-        </w:rPr>
-        <w:br w:type="textWrapping"/>
-      </w:r>
-      <w:r>
-        <w:rPr>
-          <w:rFonts w:hint="eastAsia"/>
-          <w:lang w:val="en-US" w:eastAsia="zh-CN"/>
-        </w:rPr>
-        <w:t>依赖库：仅使用Python标准库，无需额外安装</w:t>
-      </w:r>
-    </w:p>
-    <w:p>
-      <w:pPr>
-        <w:rPr>
-          <w:rFonts w:hint="eastAsia"/>
-          <w:lang w:val="en-US" w:eastAsia="zh-CN"/>
-        </w:rPr>
-      </w:pPr>
-    </w:p>
-    <w:p>
-      <w:pPr>
-        <w:rPr>
-          <w:rFonts w:hint="eastAsia"/>
-          <w:lang w:val="en-US" w:eastAsia="zh-CN"/>
-        </w:rPr>
-      </w:pPr>
-      <w:r>
-        <w:rPr>
-          <w:rFonts w:hint="eastAsia"/>
-          <w:b/>
-          <w:bCs/>
-          <w:lang w:val="en-US" w:eastAsia="zh-CN"/>
-        </w:rPr>
-        <w:t>网络环境要求</w:t>
-      </w:r>
-      <w:r>
-        <w:rPr>
-          <w:rFonts w:hint="eastAsia"/>
-          <w:lang w:val="en-US" w:eastAsia="zh-CN"/>
-        </w:rPr>
-        <w:t>：</w:t>
-      </w:r>
-    </w:p>
-    <w:p>
-      <w:pPr>
-        <w:widowControl w:val="0"/>
-        <w:jc w:val="both"/>
-        <w:rPr>
-          <w:rFonts w:hint="eastAsia" w:ascii="Times New Roman" w:hAnsi="Times New Roman" w:eastAsiaTheme="minorEastAsia" w:cstheme="minorBidi"/>
-          <w:b w:val="0"/>
-          <w:bCs w:val="0"/>
-          <w:kern w:val="0"/>
-          <w:sz w:val="24"/>
-          <w:szCs w:val="20"/>
-          <w:lang w:val="en-US" w:eastAsia="zh-CN" w:bidi="ar-SA"/>
-        </w:rPr>
-      </w:pPr>
-      <w:r>
-        <w:rPr>
-          <w:rFonts w:hint="default" w:ascii="Times New Roman" w:hAnsi="Times New Roman" w:eastAsiaTheme="minorEastAsia" w:cstheme="minorBidi"/>
-          <w:b w:val="0"/>
-          <w:bCs w:val="0"/>
-          <w:kern w:val="0"/>
-          <w:sz w:val="24"/>
-          <w:szCs w:val="20"/>
-          <w:lang w:val="en-US" w:eastAsia="zh-CN" w:bidi="ar-SA"/>
-        </w:rPr>
-        <w:t>客户端和服务器需要在同一网络中，或能够通过网络互相访问</w:t>
-      </w:r>
-    </w:p>
-    <w:p>
-      <w:pPr>
-        <w:widowControl w:val="0"/>
+        <w:t>[Wireshark十六进制显示说明]</w:t>
+      </w:r>
+    </w:p>
+    <w:p>
+      <w:pPr>
+        <w:numPr>
+          <w:ilvl w:val="0"/>
+          <w:numId w:val="0"/>
+        </w:numPr>
         <w:ind w:leftChars="0"/>
-        <w:jc w:val="both"/>
-        <w:rPr>
-          <w:rFonts w:hint="default" w:ascii="Times New Roman" w:hAnsi="Times New Roman" w:eastAsiaTheme="minorEastAsia" w:cstheme="minorBidi"/>
-          <w:b w:val="0"/>
-          <w:bCs w:val="0"/>
-          <w:kern w:val="0"/>
-          <w:sz w:val="24"/>
-          <w:szCs w:val="20"/>
-          <w:lang w:val="en-US" w:eastAsia="zh-CN" w:bidi="ar-SA"/>
-        </w:rPr>
-      </w:pPr>
-      <w:r>
-        <w:rPr>
-          <w:rFonts w:hint="default" w:ascii="Times New Roman" w:hAnsi="Times New Roman" w:eastAsiaTheme="minorEastAsia" w:cstheme="minorBidi"/>
-          <w:b w:val="0"/>
-          <w:bCs w:val="0"/>
-          <w:kern w:val="0"/>
-          <w:sz w:val="24"/>
-          <w:szCs w:val="20"/>
-          <w:lang w:val="en-US" w:eastAsia="zh-CN" w:bidi="ar-SA"/>
-        </w:rPr>
-        <w:t>支持IPv4地址</w:t>
-      </w:r>
-    </w:p>
-    <w:p>
-      <w:pPr>
-        <w:widowControl w:val="0"/>
+        <w:rPr>
+          <w:rFonts w:hint="default"/>
+          <w:b w:val="0"/>
+          <w:bCs w:val="0"/>
+          <w:sz w:val="24"/>
+          <w:szCs w:val="20"/>
+          <w:lang w:val="en-US" w:eastAsia="zh-CN"/>
+        </w:rPr>
+      </w:pPr>
+      <w:r>
+        <w:rPr>
+          <w:rFonts w:hint="default"/>
+          <w:b w:val="0"/>
+          <w:bCs w:val="0"/>
+          <w:sz w:val="24"/>
+          <w:szCs w:val="20"/>
+          <w:lang w:val="en-US" w:eastAsia="zh-CN"/>
+        </w:rPr>
+        <w:t>Wireshark 中每个两位十六进制数（如 01）代表</w:t>
+      </w:r>
+      <w:r>
+        <w:rPr>
+          <w:rFonts w:hint="eastAsia"/>
+          <w:b w:val="0"/>
+          <w:bCs w:val="0"/>
+          <w:sz w:val="24"/>
+          <w:szCs w:val="20"/>
+          <w:lang w:val="en-US" w:eastAsia="zh-CN"/>
+        </w:rPr>
+        <w:t>1</w:t>
+      </w:r>
+      <w:r>
+        <w:rPr>
+          <w:rFonts w:hint="default"/>
+          <w:b w:val="0"/>
+          <w:bCs w:val="0"/>
+          <w:sz w:val="24"/>
+          <w:szCs w:val="20"/>
+          <w:lang w:val="en-US" w:eastAsia="zh-CN"/>
+        </w:rPr>
+        <w:t>字节。</w:t>
+      </w:r>
+    </w:p>
+    <w:p>
+      <w:pPr>
+        <w:numPr>
+          <w:ilvl w:val="0"/>
+          <w:numId w:val="0"/>
+        </w:numPr>
         <w:ind w:leftChars="0"/>
-        <w:jc w:val="both"/>
-        <w:rPr>
-          <w:rFonts w:hint="default" w:ascii="Times New Roman" w:hAnsi="Times New Roman" w:eastAsiaTheme="minorEastAsia" w:cstheme="minorBidi"/>
-          <w:b w:val="0"/>
-          <w:bCs w:val="0"/>
-          <w:kern w:val="0"/>
-          <w:sz w:val="24"/>
-          <w:szCs w:val="20"/>
-          <w:lang w:val="en-US" w:eastAsia="zh-CN" w:bidi="ar-SA"/>
-        </w:rPr>
-      </w:pPr>
-      <w:r>
-        <w:rPr>
-          <w:rFonts w:hint="default" w:ascii="Times New Roman" w:hAnsi="Times New Roman" w:eastAsiaTheme="minorEastAsia" w:cstheme="minorBidi"/>
-          <w:b w:val="0"/>
-          <w:bCs w:val="0"/>
-          <w:kern w:val="0"/>
-          <w:sz w:val="24"/>
-          <w:szCs w:val="20"/>
-          <w:lang w:val="en-US" w:eastAsia="zh-CN" w:bidi="ar-SA"/>
-        </w:rPr>
-        <w:t>需要开放的TCP端口（建议使用10000以上的端口避免冲突）</w:t>
-      </w:r>
-    </w:p>
-    <w:p>
-      <w:pPr>
-        <w:widowControl w:val="0"/>
+        <w:rPr>
+          <w:rFonts w:hint="default"/>
+          <w:b w:val="0"/>
+          <w:bCs w:val="0"/>
+          <w:sz w:val="24"/>
+          <w:szCs w:val="20"/>
+          <w:lang w:val="en-US" w:eastAsia="zh-CN"/>
+        </w:rPr>
+      </w:pPr>
+      <w:r>
+        <w:rPr>
+          <w:rFonts w:hint="default"/>
+          <w:b w:val="0"/>
+          <w:bCs w:val="0"/>
+          <w:sz w:val="24"/>
+          <w:szCs w:val="20"/>
+          <w:lang w:val="en-US" w:eastAsia="zh-CN"/>
+        </w:rPr>
+        <w:t xml:space="preserve">本协议中，Type 字段占2字节（如 </w:t>
+      </w:r>
+      <w:r>
+        <w:rPr>
+          <w:rFonts w:hint="eastAsia"/>
+          <w:b w:val="0"/>
+          <w:bCs w:val="0"/>
+          <w:sz w:val="24"/>
+          <w:szCs w:val="20"/>
+          <w:lang w:val="en-US" w:eastAsia="zh-CN"/>
+        </w:rPr>
+        <w:t>00 01</w:t>
+      </w:r>
+      <w:r>
+        <w:rPr>
+          <w:rFonts w:hint="default"/>
+          <w:b w:val="0"/>
+          <w:bCs w:val="0"/>
+          <w:sz w:val="24"/>
+          <w:szCs w:val="20"/>
+          <w:lang w:val="en-US" w:eastAsia="zh-CN"/>
+        </w:rPr>
+        <w:t>表示0x0001），</w:t>
+      </w:r>
+    </w:p>
+    <w:p>
+      <w:pPr>
+        <w:numPr>
+          <w:ilvl w:val="0"/>
+          <w:numId w:val="0"/>
+        </w:numPr>
         <w:ind w:leftChars="0"/>
-        <w:jc w:val="both"/>
-        <w:rPr>
-          <w:rFonts w:hint="default" w:ascii="Times New Roman" w:hAnsi="Times New Roman" w:eastAsiaTheme="minorEastAsia" w:cstheme="minorBidi"/>
-          <w:b w:val="0"/>
-          <w:bCs w:val="0"/>
-          <w:kern w:val="0"/>
-          <w:sz w:val="24"/>
-          <w:szCs w:val="20"/>
-          <w:lang w:val="en-US" w:eastAsia="zh-CN" w:bidi="ar-SA"/>
-        </w:rPr>
-      </w:pPr>
-    </w:p>
-    <w:p>
-      <w:pPr>
-        <w:rPr>
-          <w:rFonts w:hint="eastAsia"/>
-          <w:b/>
-          <w:bCs/>
-          <w:lang w:val="en-US" w:eastAsia="zh-CN"/>
-        </w:rPr>
-      </w:pPr>
-      <w:r>
-        <w:rPr>
-          <w:rFonts w:hint="eastAsia"/>
-          <w:b/>
-          <w:bCs/>
-          <w:lang w:val="en-US" w:eastAsia="zh-CN"/>
-        </w:rPr>
-        <w:t>文件系统要求：</w:t>
-      </w:r>
-    </w:p>
-    <w:p>
-      <w:pPr>
-        <w:rPr>
-          <w:rFonts w:hint="eastAsia"/>
-          <w:lang w:val="en-US" w:eastAsia="zh-CN"/>
-        </w:rPr>
-      </w:pPr>
-      <w:r>
-        <w:rPr>
-          <w:rFonts w:hint="eastAsia"/>
-          <w:lang w:val="en-US" w:eastAsia="zh-CN"/>
-        </w:rPr>
-        <w:t>输入文件必须为ASCII编码，最大限制10MB；</w:t>
-      </w:r>
-    </w:p>
-    <w:p>
-      <w:pPr>
-        <w:rPr>
-          <w:rFonts w:hint="eastAsia"/>
-          <w:lang w:val="en-US" w:eastAsia="zh-CN"/>
-        </w:rPr>
-      </w:pPr>
-      <w:r>
-        <w:rPr>
-          <w:rFonts w:hint="eastAsia"/>
-          <w:lang w:val="en-US" w:eastAsia="zh-CN"/>
-        </w:rPr>
-        <w:t>日志文件使用GBK编码</w:t>
-      </w:r>
-    </w:p>
-    <w:p>
-      <w:pPr>
-        <w:rPr>
-          <w:rFonts w:hint="eastAsia"/>
-          <w:lang w:val="en-US" w:eastAsia="zh-CN"/>
-        </w:rPr>
-      </w:pPr>
-    </w:p>
-    <w:p>
-      <w:pPr>
-        <w:rPr>
-          <w:rFonts w:hint="eastAsia"/>
-          <w:b/>
-          <w:bCs/>
-          <w:sz w:val="28"/>
-          <w:szCs w:val="21"/>
-          <w:lang w:val="en-US" w:eastAsia="zh-CN"/>
-        </w:rPr>
-      </w:pPr>
-      <w:r>
-        <w:rPr>
-          <w:rFonts w:hint="eastAsia"/>
-          <w:b/>
-          <w:bCs/>
-          <w:sz w:val="28"/>
-          <w:szCs w:val="21"/>
-          <w:lang w:val="en-US" w:eastAsia="zh-CN"/>
-        </w:rPr>
-        <w:t>二．配置选项：</w:t>
-      </w:r>
-    </w:p>
-    <w:p>
-      <w:pPr>
-        <w:numPr>
-          <w:ilvl w:val="0"/>
-          <w:numId w:val="2"/>
-        </w:numPr>
         <w:rPr>
           <w:rFonts w:hint="default"/>
-          <w:b/>
-          <w:bCs/>
-          <w:lang w:val="en-US" w:eastAsia="zh-CN"/>
-        </w:rPr>
-      </w:pPr>
-      <w:r>
-        <w:rPr>
-          <w:rFonts w:hint="eastAsia"/>
-          <w:b/>
-          <w:bCs/>
-          <w:lang w:val="en-US" w:eastAsia="zh-CN"/>
-        </w:rPr>
-        <w:t>服务端配置：</w:t>
-      </w:r>
-    </w:p>
-    <w:tbl>
-      <w:tblPr>
-        <w:tblStyle w:val="5"/>
-        <w:tblW w:w="8519" w:type="dxa"/>
-        <w:jc w:val="center"/>
-        <w:tblBorders>
-          <w:top w:val="single" w:color="auto" w:sz="4" w:space="0"/>
-          <w:left w:val="single" w:color="auto" w:sz="4" w:space="0"/>
-          <w:bottom w:val="single" w:color="auto" w:sz="4" w:space="0"/>
-          <w:right w:val="single" w:color="auto" w:sz="4" w:space="0"/>
-          <w:insideH w:val="single" w:color="auto" w:sz="4" w:space="0"/>
-          <w:insideV w:val="single" w:color="auto" w:sz="4" w:space="0"/>
-        </w:tblBorders>
-        <w:tblLayout w:type="autofit"/>
-        <w:tblCellMar>
-          <w:top w:w="0" w:type="dxa"/>
-          <w:left w:w="108" w:type="dxa"/>
-          <w:bottom w:w="0" w:type="dxa"/>
-          <w:right w:w="108" w:type="dxa"/>
-        </w:tblCellMar>
-      </w:tblPr>
-      <w:tblGrid>
-        <w:gridCol w:w="3105"/>
-        <w:gridCol w:w="2308"/>
-        <w:gridCol w:w="3106"/>
-      </w:tblGrid>
-      <w:tr>
-        <w:tblPrEx>
-          <w:tblBorders>
-            <w:top w:val="single" w:color="auto" w:sz="4" w:space="0"/>
-            <w:left w:val="single" w:color="auto" w:sz="4" w:space="0"/>
-            <w:bottom w:val="single" w:color="auto" w:sz="4" w:space="0"/>
-            <w:right w:val="single" w:color="auto" w:sz="4" w:space="0"/>
-            <w:insideH w:val="single" w:color="auto" w:sz="4" w:space="0"/>
-            <w:insideV w:val="single" w:color="auto" w:sz="4" w:space="0"/>
-          </w:tblBorders>
-          <w:tblCellMar>
-            <w:top w:w="0" w:type="dxa"/>
-            <w:left w:w="108" w:type="dxa"/>
-            <w:bottom w:w="0" w:type="dxa"/>
-            <w:right w:w="108" w:type="dxa"/>
-          </w:tblCellMar>
-        </w:tblPrEx>
-        <w:trPr>
-          <w:trHeight w:val="0" w:hRule="atLeast"/>
-          <w:tblHeader/>
-          <w:jc w:val="center"/>
-        </w:trPr>
-        <w:tc>
-          <w:tcPr>
-            <w:tcW w:w="0" w:type="auto"/>
-            <w:vAlign w:val="center"/>
-          </w:tcPr>
-          <w:p>
-            <w:pPr>
-              <w:numPr>
-                <w:ilvl w:val="0"/>
-                <w:numId w:val="0"/>
-              </w:numPr>
-              <w:snapToGrid w:val="0"/>
-              <w:ind w:left="0" w:leftChars="0" w:right="0" w:rightChars="0" w:firstLine="0" w:firstLineChars="0"/>
-              <w:jc w:val="center"/>
-              <w:rPr>
-                <w:rFonts w:hint="default"/>
-                <w:b/>
-                <w:vertAlign w:val="baseline"/>
-                <w:lang w:val="en-US" w:eastAsia="zh-CN"/>
-              </w:rPr>
-            </w:pPr>
-            <w:r>
-              <w:rPr>
-                <w:rFonts w:hint="eastAsia"/>
-                <w:b/>
-                <w:vertAlign w:val="baseline"/>
-                <w:lang w:val="en-US" w:eastAsia="zh-CN"/>
-              </w:rPr>
-              <w:t>配置项</w:t>
-            </w:r>
-          </w:p>
-        </w:tc>
-        <w:tc>
-          <w:tcPr>
-            <w:tcW w:w="0" w:type="auto"/>
-            <w:vAlign w:val="center"/>
-          </w:tcPr>
-          <w:p>
-            <w:pPr>
-              <w:numPr>
-                <w:ilvl w:val="0"/>
-                <w:numId w:val="0"/>
-              </w:numPr>
-              <w:snapToGrid w:val="0"/>
-              <w:ind w:left="0" w:leftChars="0" w:right="0" w:rightChars="0" w:firstLine="0" w:firstLineChars="0"/>
-              <w:jc w:val="center"/>
-              <w:rPr>
-                <w:rFonts w:hint="default"/>
-                <w:b/>
-                <w:vertAlign w:val="baseline"/>
-                <w:lang w:val="en-US" w:eastAsia="zh-CN"/>
-              </w:rPr>
-            </w:pPr>
-            <w:r>
-              <w:rPr>
-                <w:rFonts w:hint="eastAsia"/>
-                <w:b/>
-                <w:vertAlign w:val="baseline"/>
-                <w:lang w:val="en-US" w:eastAsia="zh-CN"/>
-              </w:rPr>
-              <w:t>类型</w:t>
-            </w:r>
-          </w:p>
-        </w:tc>
-        <w:tc>
-          <w:tcPr>
-            <w:tcW w:w="3106" w:type="dxa"/>
-            <w:vAlign w:val="center"/>
-          </w:tcPr>
-          <w:p>
-            <w:pPr>
-              <w:numPr>
-                <w:ilvl w:val="0"/>
-                <w:numId w:val="0"/>
-              </w:numPr>
-              <w:snapToGrid w:val="0"/>
-              <w:ind w:left="0" w:leftChars="0" w:right="0" w:rightChars="0" w:firstLine="0" w:firstLineChars="0"/>
-              <w:jc w:val="center"/>
-              <w:rPr>
-                <w:rFonts w:hint="default"/>
-                <w:b/>
-                <w:vertAlign w:val="baseline"/>
-                <w:lang w:val="en-US" w:eastAsia="zh-CN"/>
-              </w:rPr>
-            </w:pPr>
-            <w:r>
-              <w:rPr>
-                <w:rFonts w:hint="eastAsia"/>
-                <w:b/>
-                <w:vertAlign w:val="baseline"/>
-                <w:lang w:val="en-US" w:eastAsia="zh-CN"/>
-              </w:rPr>
-              <w:t>默认值</w:t>
-            </w:r>
-          </w:p>
-        </w:tc>
-      </w:tr>
-      <w:tr>
-        <w:tblPrEx>
-          <w:tblBorders>
-            <w:top w:val="single" w:color="auto" w:sz="4" w:space="0"/>
-            <w:left w:val="single" w:color="auto" w:sz="4" w:space="0"/>
-            <w:bottom w:val="single" w:color="auto" w:sz="4" w:space="0"/>
-            <w:right w:val="single" w:color="auto" w:sz="4" w:space="0"/>
-            <w:insideH w:val="single" w:color="auto" w:sz="4" w:space="0"/>
-            <w:insideV w:val="single" w:color="auto" w:sz="4" w:space="0"/>
-          </w:tblBorders>
-          <w:tblCellMar>
-            <w:top w:w="0" w:type="dxa"/>
-            <w:left w:w="108" w:type="dxa"/>
-            <w:bottom w:w="0" w:type="dxa"/>
-            <w:right w:w="108" w:type="dxa"/>
-          </w:tblCellMar>
-        </w:tblPrEx>
-        <w:trPr>
-          <w:trHeight w:val="0" w:hRule="atLeast"/>
-          <w:jc w:val="center"/>
-        </w:trPr>
-        <w:tc>
-          <w:tcPr>
-            <w:tcW w:w="0" w:type="auto"/>
-            <w:vAlign w:val="center"/>
-          </w:tcPr>
-          <w:p>
-            <w:pPr>
-              <w:numPr>
-                <w:ilvl w:val="0"/>
-                <w:numId w:val="0"/>
-              </w:numPr>
-              <w:snapToGrid w:val="0"/>
-              <w:ind w:left="0" w:leftChars="0" w:right="0" w:rightChars="0" w:firstLine="0" w:firstLineChars="0"/>
-              <w:jc w:val="center"/>
-              <w:rPr>
-                <w:rFonts w:hint="default"/>
-                <w:vertAlign w:val="baseline"/>
-                <w:lang w:val="en-US" w:eastAsia="zh-CN"/>
-              </w:rPr>
-            </w:pPr>
-            <w:r>
-              <w:rPr>
-                <w:rFonts w:hint="eastAsia"/>
-                <w:vertAlign w:val="baseline"/>
-                <w:lang w:val="en-US" w:eastAsia="zh-CN"/>
-              </w:rPr>
-              <w:t>server_ip</w:t>
-            </w:r>
-          </w:p>
-        </w:tc>
-        <w:tc>
-          <w:tcPr>
-            <w:tcW w:w="0" w:type="auto"/>
-            <w:vAlign w:val="center"/>
-          </w:tcPr>
-          <w:p>
-            <w:pPr>
-              <w:numPr>
-                <w:ilvl w:val="0"/>
-                <w:numId w:val="0"/>
-              </w:numPr>
-              <w:snapToGrid w:val="0"/>
-              <w:ind w:left="0" w:leftChars="0" w:right="0" w:rightChars="0" w:firstLine="0" w:firstLineChars="0"/>
-              <w:jc w:val="center"/>
-              <w:rPr>
-                <w:rFonts w:hint="default"/>
-                <w:vertAlign w:val="baseline"/>
-                <w:lang w:val="en-US" w:eastAsia="zh-CN"/>
-              </w:rPr>
-            </w:pPr>
-            <w:r>
-              <w:rPr>
-                <w:rFonts w:hint="eastAsia"/>
-                <w:vertAlign w:val="baseline"/>
-                <w:lang w:val="en-US" w:eastAsia="zh-CN"/>
-              </w:rPr>
-              <w:t>字符串</w:t>
-            </w:r>
-          </w:p>
-        </w:tc>
-        <w:tc>
-          <w:tcPr>
-            <w:tcW w:w="3106" w:type="dxa"/>
-            <w:vAlign w:val="center"/>
-          </w:tcPr>
-          <w:p>
-            <w:pPr>
-              <w:numPr>
-                <w:ilvl w:val="0"/>
-                <w:numId w:val="0"/>
-              </w:numPr>
-              <w:snapToGrid w:val="0"/>
-              <w:ind w:left="0" w:leftChars="0" w:right="0" w:rightChars="0" w:firstLine="0" w:firstLineChars="0"/>
-              <w:jc w:val="center"/>
-              <w:rPr>
-                <w:rFonts w:hint="default"/>
-                <w:vertAlign w:val="baseline"/>
-                <w:lang w:val="en-US" w:eastAsia="zh-CN"/>
-              </w:rPr>
-            </w:pPr>
-            <w:r>
-              <w:rPr>
-                <w:rFonts w:hint="eastAsia"/>
-                <w:vertAlign w:val="baseline"/>
-                <w:lang w:val="en-US" w:eastAsia="zh-CN"/>
-              </w:rPr>
-              <w:t>无</w:t>
-            </w:r>
-          </w:p>
-        </w:tc>
-      </w:tr>
-      <w:tr>
-        <w:tblPrEx>
-          <w:tblBorders>
-            <w:top w:val="single" w:color="auto" w:sz="4" w:space="0"/>
-            <w:left w:val="single" w:color="auto" w:sz="4" w:space="0"/>
-            <w:bottom w:val="single" w:color="auto" w:sz="4" w:space="0"/>
-            <w:right w:val="single" w:color="auto" w:sz="4" w:space="0"/>
-            <w:insideH w:val="single" w:color="auto" w:sz="4" w:space="0"/>
-            <w:insideV w:val="single" w:color="auto" w:sz="4" w:space="0"/>
-          </w:tblBorders>
-          <w:tblCellMar>
-            <w:top w:w="0" w:type="dxa"/>
-            <w:left w:w="108" w:type="dxa"/>
-            <w:bottom w:w="0" w:type="dxa"/>
-            <w:right w:w="108" w:type="dxa"/>
-          </w:tblCellMar>
-        </w:tblPrEx>
-        <w:trPr>
-          <w:trHeight w:val="0" w:hRule="atLeast"/>
-          <w:jc w:val="center"/>
-        </w:trPr>
-        <w:tc>
-          <w:tcPr>
-            <w:tcW w:w="3105" w:type="dxa"/>
-            <w:vAlign w:val="center"/>
-          </w:tcPr>
-          <w:p>
-            <w:pPr>
-              <w:numPr>
-                <w:ilvl w:val="0"/>
-                <w:numId w:val="0"/>
-              </w:numPr>
-              <w:snapToGrid w:val="0"/>
-              <w:ind w:left="0" w:leftChars="0" w:right="0" w:rightChars="0" w:firstLine="0" w:firstLineChars="0"/>
-              <w:jc w:val="center"/>
-              <w:rPr>
-                <w:rFonts w:hint="default"/>
-                <w:vertAlign w:val="baseline"/>
-                <w:lang w:val="en-US" w:eastAsia="zh-CN"/>
-              </w:rPr>
-            </w:pPr>
-            <w:r>
-              <w:rPr>
-                <w:rFonts w:hint="eastAsia"/>
-                <w:vertAlign w:val="baseline"/>
-                <w:lang w:val="en-US" w:eastAsia="zh-CN"/>
-              </w:rPr>
-              <w:t>server_port</w:t>
-            </w:r>
-          </w:p>
-        </w:tc>
-        <w:tc>
-          <w:tcPr>
-            <w:tcW w:w="2308" w:type="dxa"/>
-            <w:vAlign w:val="center"/>
-          </w:tcPr>
-          <w:p>
-            <w:pPr>
-              <w:numPr>
-                <w:ilvl w:val="0"/>
-                <w:numId w:val="0"/>
-              </w:numPr>
-              <w:snapToGrid w:val="0"/>
-              <w:ind w:left="0" w:leftChars="0" w:right="0" w:rightChars="0" w:firstLine="0" w:firstLineChars="0"/>
-              <w:jc w:val="center"/>
-              <w:rPr>
-                <w:rFonts w:hint="default"/>
-                <w:vertAlign w:val="baseline"/>
-                <w:lang w:val="en-US" w:eastAsia="zh-CN"/>
-              </w:rPr>
-            </w:pPr>
-            <w:r>
-              <w:rPr>
-                <w:rFonts w:hint="eastAsia"/>
-                <w:vertAlign w:val="baseline"/>
-                <w:lang w:val="en-US" w:eastAsia="zh-CN"/>
-              </w:rPr>
-              <w:t>整数</w:t>
-            </w:r>
-          </w:p>
-        </w:tc>
-        <w:tc>
-          <w:tcPr>
-            <w:tcW w:w="3106" w:type="dxa"/>
-            <w:vAlign w:val="center"/>
-          </w:tcPr>
-          <w:p>
-            <w:pPr>
-              <w:numPr>
-                <w:ilvl w:val="0"/>
-                <w:numId w:val="0"/>
-              </w:numPr>
-              <w:snapToGrid w:val="0"/>
-              <w:ind w:left="0" w:leftChars="0" w:right="0" w:rightChars="0" w:firstLine="0" w:firstLineChars="0"/>
-              <w:jc w:val="center"/>
-              <w:rPr>
-                <w:rFonts w:hint="default"/>
-                <w:vertAlign w:val="baseline"/>
-                <w:lang w:val="en-US" w:eastAsia="zh-CN"/>
-              </w:rPr>
-            </w:pPr>
-            <w:r>
-              <w:rPr>
-                <w:rFonts w:hint="eastAsia"/>
-                <w:vertAlign w:val="baseline"/>
-                <w:lang w:val="en-US" w:eastAsia="zh-CN"/>
-              </w:rPr>
-              <w:t>无</w:t>
-            </w:r>
-          </w:p>
-        </w:tc>
-      </w:tr>
-      <w:tr>
-        <w:tblPrEx>
-          <w:tblBorders>
-            <w:top w:val="single" w:color="auto" w:sz="4" w:space="0"/>
-            <w:left w:val="single" w:color="auto" w:sz="4" w:space="0"/>
-            <w:bottom w:val="single" w:color="auto" w:sz="4" w:space="0"/>
-            <w:right w:val="single" w:color="auto" w:sz="4" w:space="0"/>
-            <w:insideH w:val="single" w:color="auto" w:sz="4" w:space="0"/>
-            <w:insideV w:val="single" w:color="auto" w:sz="4" w:space="0"/>
-          </w:tblBorders>
-          <w:tblCellMar>
-            <w:top w:w="0" w:type="dxa"/>
-            <w:left w:w="108" w:type="dxa"/>
-            <w:bottom w:w="0" w:type="dxa"/>
-            <w:right w:w="108" w:type="dxa"/>
-          </w:tblCellMar>
-        </w:tblPrEx>
-        <w:trPr>
-          <w:trHeight w:val="0" w:hRule="atLeast"/>
-          <w:jc w:val="center"/>
-        </w:trPr>
-        <w:tc>
-          <w:tcPr>
-            <w:tcW w:w="3105" w:type="dxa"/>
-            <w:vAlign w:val="center"/>
-          </w:tcPr>
-          <w:p>
-            <w:pPr>
-              <w:numPr>
-                <w:ilvl w:val="0"/>
-                <w:numId w:val="0"/>
-              </w:numPr>
-              <w:snapToGrid w:val="0"/>
-              <w:ind w:left="0" w:leftChars="0" w:right="0" w:rightChars="0" w:firstLine="0" w:firstLineChars="0"/>
-              <w:jc w:val="center"/>
-              <w:rPr>
-                <w:rFonts w:hint="default"/>
-                <w:vertAlign w:val="baseline"/>
-                <w:lang w:val="en-US" w:eastAsia="zh-CN"/>
-              </w:rPr>
-            </w:pPr>
-            <w:r>
-              <w:rPr>
-                <w:rFonts w:hint="eastAsia"/>
-                <w:vertAlign w:val="baseline"/>
-                <w:lang w:val="en-US" w:eastAsia="zh-CN"/>
-              </w:rPr>
-              <w:t>backlog</w:t>
-            </w:r>
-          </w:p>
-        </w:tc>
-        <w:tc>
-          <w:tcPr>
-            <w:tcW w:w="2308" w:type="dxa"/>
-            <w:vAlign w:val="center"/>
-          </w:tcPr>
-          <w:p>
-            <w:pPr>
-              <w:numPr>
-                <w:ilvl w:val="0"/>
-                <w:numId w:val="0"/>
-              </w:numPr>
-              <w:snapToGrid w:val="0"/>
-              <w:ind w:left="0" w:leftChars="0" w:right="0" w:rightChars="0" w:firstLine="0" w:firstLineChars="0"/>
-              <w:jc w:val="center"/>
-              <w:rPr>
-                <w:rFonts w:hint="default"/>
-                <w:vertAlign w:val="baseline"/>
-                <w:lang w:val="en-US" w:eastAsia="zh-CN"/>
-              </w:rPr>
-            </w:pPr>
-            <w:r>
-              <w:rPr>
-                <w:rFonts w:hint="eastAsia"/>
-                <w:vertAlign w:val="baseline"/>
-                <w:lang w:val="en-US" w:eastAsia="zh-CN"/>
-              </w:rPr>
-              <w:t>整数</w:t>
-            </w:r>
-          </w:p>
-        </w:tc>
-        <w:tc>
-          <w:tcPr>
-            <w:tcW w:w="3106" w:type="dxa"/>
-            <w:vAlign w:val="center"/>
-          </w:tcPr>
-          <w:p>
-            <w:pPr>
-              <w:numPr>
-                <w:ilvl w:val="0"/>
-                <w:numId w:val="0"/>
-              </w:numPr>
-              <w:snapToGrid w:val="0"/>
-              <w:ind w:left="0" w:leftChars="0" w:right="0" w:rightChars="0" w:firstLine="0" w:firstLineChars="0"/>
-              <w:jc w:val="center"/>
-              <w:rPr>
-                <w:rFonts w:hint="default"/>
-                <w:vertAlign w:val="baseline"/>
-                <w:lang w:val="en-US" w:eastAsia="zh-CN"/>
-              </w:rPr>
-            </w:pPr>
-            <w:r>
-              <w:rPr>
-                <w:rFonts w:hint="eastAsia"/>
-                <w:vertAlign w:val="baseline"/>
-                <w:lang w:val="en-US" w:eastAsia="zh-CN"/>
-              </w:rPr>
-              <w:t>5</w:t>
-            </w:r>
-          </w:p>
-        </w:tc>
-      </w:tr>
-      <w:tr>
-        <w:tblPrEx>
-          <w:tblBorders>
-            <w:top w:val="single" w:color="auto" w:sz="4" w:space="0"/>
-            <w:left w:val="single" w:color="auto" w:sz="4" w:space="0"/>
-            <w:bottom w:val="single" w:color="auto" w:sz="4" w:space="0"/>
-            <w:right w:val="single" w:color="auto" w:sz="4" w:space="0"/>
-            <w:insideH w:val="single" w:color="auto" w:sz="4" w:space="0"/>
-            <w:insideV w:val="single" w:color="auto" w:sz="4" w:space="0"/>
-          </w:tblBorders>
-          <w:tblCellMar>
-            <w:top w:w="0" w:type="dxa"/>
-            <w:left w:w="108" w:type="dxa"/>
-            <w:bottom w:w="0" w:type="dxa"/>
-            <w:right w:w="108" w:type="dxa"/>
-          </w:tblCellMar>
-        </w:tblPrEx>
-        <w:trPr>
-          <w:trHeight w:val="0" w:hRule="atLeast"/>
-          <w:jc w:val="center"/>
-        </w:trPr>
-        <w:tc>
-          <w:tcPr>
-            <w:tcW w:w="3105" w:type="dxa"/>
-            <w:vAlign w:val="center"/>
-          </w:tcPr>
-          <w:p>
-            <w:pPr>
-              <w:numPr>
-                <w:ilvl w:val="0"/>
-                <w:numId w:val="0"/>
-              </w:numPr>
-              <w:snapToGrid w:val="0"/>
-              <w:ind w:left="0" w:leftChars="0" w:right="0" w:rightChars="0" w:firstLine="0" w:firstLineChars="0"/>
-              <w:jc w:val="center"/>
-              <w:rPr>
-                <w:rFonts w:hint="default"/>
-                <w:vertAlign w:val="baseline"/>
-                <w:lang w:val="en-US" w:eastAsia="zh-CN"/>
-              </w:rPr>
-            </w:pPr>
-            <w:r>
-              <w:rPr>
-                <w:rFonts w:hint="eastAsia"/>
-                <w:vertAlign w:val="baseline"/>
-                <w:lang w:val="en-US" w:eastAsia="zh-CN"/>
-              </w:rPr>
-              <w:t>log_file</w:t>
-            </w:r>
-          </w:p>
-        </w:tc>
-        <w:tc>
-          <w:tcPr>
-            <w:tcW w:w="2308" w:type="dxa"/>
-            <w:vAlign w:val="center"/>
-          </w:tcPr>
-          <w:p>
-            <w:pPr>
-              <w:numPr>
-                <w:ilvl w:val="0"/>
-                <w:numId w:val="0"/>
-              </w:numPr>
-              <w:snapToGrid w:val="0"/>
-              <w:ind w:left="0" w:leftChars="0" w:right="0" w:rightChars="0" w:firstLine="0" w:firstLineChars="0"/>
-              <w:jc w:val="center"/>
-              <w:rPr>
-                <w:rFonts w:hint="default"/>
-                <w:vertAlign w:val="baseline"/>
-                <w:lang w:val="en-US" w:eastAsia="zh-CN"/>
-              </w:rPr>
-            </w:pPr>
-            <w:r>
-              <w:rPr>
-                <w:rFonts w:hint="eastAsia"/>
-                <w:vertAlign w:val="baseline"/>
-                <w:lang w:val="en-US" w:eastAsia="zh-CN"/>
-              </w:rPr>
-              <w:t>字符串</w:t>
-            </w:r>
-          </w:p>
-        </w:tc>
-        <w:tc>
-          <w:tcPr>
-            <w:tcW w:w="3106" w:type="dxa"/>
-            <w:vAlign w:val="center"/>
-          </w:tcPr>
-          <w:p>
-            <w:pPr>
-              <w:numPr>
-                <w:ilvl w:val="0"/>
-                <w:numId w:val="0"/>
-              </w:numPr>
-              <w:snapToGrid w:val="0"/>
-              <w:ind w:left="0" w:leftChars="0" w:right="0" w:rightChars="0" w:firstLine="0" w:firstLineChars="0"/>
-              <w:jc w:val="center"/>
-              <w:rPr>
-                <w:rFonts w:hint="default"/>
-                <w:vertAlign w:val="baseline"/>
-                <w:lang w:val="en-US" w:eastAsia="zh-CN"/>
-              </w:rPr>
-            </w:pPr>
-            <w:r>
-              <w:rPr>
-                <w:rFonts w:hint="default"/>
-                <w:vertAlign w:val="baseline"/>
-                <w:lang w:val="en-US" w:eastAsia="zh-CN"/>
-              </w:rPr>
-              <w:t>“</w:t>
-            </w:r>
-            <w:r>
-              <w:rPr>
-                <w:rFonts w:hint="eastAsia"/>
-                <w:vertAlign w:val="baseline"/>
-                <w:lang w:val="en-US" w:eastAsia="zh-CN"/>
-              </w:rPr>
-              <w:t>run_log.txt</w:t>
-            </w:r>
-            <w:r>
-              <w:rPr>
-                <w:rFonts w:hint="default"/>
-                <w:vertAlign w:val="baseline"/>
-                <w:lang w:val="en-US" w:eastAsia="zh-CN"/>
-              </w:rPr>
-              <w:t>”</w:t>
-            </w:r>
-          </w:p>
-        </w:tc>
-      </w:tr>
-      <w:tr>
-        <w:tblPrEx>
-          <w:tblBorders>
-            <w:top w:val="single" w:color="auto" w:sz="4" w:space="0"/>
-            <w:left w:val="single" w:color="auto" w:sz="4" w:space="0"/>
-            <w:bottom w:val="single" w:color="auto" w:sz="4" w:space="0"/>
-            <w:right w:val="single" w:color="auto" w:sz="4" w:space="0"/>
-            <w:insideH w:val="single" w:color="auto" w:sz="4" w:space="0"/>
-            <w:insideV w:val="single" w:color="auto" w:sz="4" w:space="0"/>
-          </w:tblBorders>
-          <w:tblCellMar>
-            <w:top w:w="0" w:type="dxa"/>
-            <w:left w:w="108" w:type="dxa"/>
-            <w:bottom w:w="0" w:type="dxa"/>
-            <w:right w:w="108" w:type="dxa"/>
-          </w:tblCellMar>
-        </w:tblPrEx>
-        <w:trPr>
-          <w:trHeight w:val="0" w:hRule="atLeast"/>
-          <w:jc w:val="center"/>
-        </w:trPr>
-        <w:tc>
-          <w:tcPr>
-            <w:tcW w:w="3105" w:type="dxa"/>
-            <w:vAlign w:val="center"/>
-          </w:tcPr>
-          <w:p>
-            <w:pPr>
-              <w:numPr>
-                <w:ilvl w:val="0"/>
-                <w:numId w:val="0"/>
-              </w:numPr>
-              <w:snapToGrid w:val="0"/>
-              <w:ind w:left="0" w:leftChars="0" w:right="0" w:rightChars="0" w:firstLine="0" w:firstLineChars="0"/>
-              <w:jc w:val="center"/>
-              <w:rPr>
-                <w:rFonts w:hint="default"/>
-                <w:vertAlign w:val="baseline"/>
-                <w:lang w:val="en-US" w:eastAsia="zh-CN"/>
-              </w:rPr>
-            </w:pPr>
-            <w:r>
-              <w:rPr>
-                <w:rFonts w:hint="eastAsia"/>
-                <w:vertAlign w:val="baseline"/>
-                <w:lang w:val="en-US" w:eastAsia="zh-CN"/>
-              </w:rPr>
-              <w:t>SO_REUSEADDR</w:t>
-            </w:r>
-          </w:p>
-        </w:tc>
-        <w:tc>
-          <w:tcPr>
-            <w:tcW w:w="2308" w:type="dxa"/>
-            <w:vAlign w:val="center"/>
-          </w:tcPr>
-          <w:p>
-            <w:pPr>
-              <w:numPr>
-                <w:ilvl w:val="0"/>
-                <w:numId w:val="0"/>
-              </w:numPr>
-              <w:snapToGrid w:val="0"/>
-              <w:ind w:left="0" w:leftChars="0" w:right="0" w:rightChars="0" w:firstLine="0" w:firstLineChars="0"/>
-              <w:jc w:val="center"/>
-              <w:rPr>
-                <w:rFonts w:hint="default"/>
-                <w:vertAlign w:val="baseline"/>
-                <w:lang w:val="en-US" w:eastAsia="zh-CN"/>
-              </w:rPr>
-            </w:pPr>
-            <w:r>
-              <w:rPr>
-                <w:rFonts w:hint="eastAsia"/>
-                <w:vertAlign w:val="baseline"/>
-                <w:lang w:val="en-US" w:eastAsia="zh-CN"/>
-              </w:rPr>
-              <w:t>布尔值</w:t>
-            </w:r>
-          </w:p>
-        </w:tc>
-        <w:tc>
-          <w:tcPr>
-            <w:tcW w:w="3106" w:type="dxa"/>
-            <w:vAlign w:val="center"/>
-          </w:tcPr>
-          <w:p>
-            <w:pPr>
-              <w:numPr>
-                <w:ilvl w:val="0"/>
-                <w:numId w:val="0"/>
-              </w:numPr>
-              <w:snapToGrid w:val="0"/>
-              <w:ind w:left="0" w:leftChars="0" w:right="0" w:rightChars="0" w:firstLine="0" w:firstLineChars="0"/>
-              <w:jc w:val="center"/>
-              <w:rPr>
-                <w:rFonts w:hint="default"/>
-                <w:vertAlign w:val="baseline"/>
-                <w:lang w:val="en-US" w:eastAsia="zh-CN"/>
-              </w:rPr>
-            </w:pPr>
-            <w:r>
-              <w:rPr>
-                <w:rFonts w:hint="eastAsia"/>
-                <w:vertAlign w:val="baseline"/>
-                <w:lang w:val="en-US" w:eastAsia="zh-CN"/>
-              </w:rPr>
-              <w:t>True</w:t>
-            </w:r>
-          </w:p>
-        </w:tc>
-      </w:tr>
-    </w:tbl>
-    <w:p>
-      <w:pPr>
-        <w:numPr>
-          <w:ilvl w:val="0"/>
-          <w:numId w:val="0"/>
-        </w:numPr>
+          <w:b w:val="0"/>
+          <w:bCs w:val="0"/>
+          <w:sz w:val="24"/>
+          <w:szCs w:val="20"/>
+          <w:lang w:val="en-US" w:eastAsia="zh-CN"/>
+        </w:rPr>
+      </w:pPr>
+      <w:r>
         <w:rPr>
           <w:rFonts w:hint="default"/>
-          <w:lang w:val="en-US" w:eastAsia="zh-CN"/>
-        </w:rPr>
-      </w:pPr>
-    </w:p>
-    <w:p>
-      <w:pPr>
-        <w:numPr>
-          <w:ilvl w:val="0"/>
-          <w:numId w:val="0"/>
-        </w:numPr>
+          <w:b w:val="0"/>
+          <w:bCs w:val="0"/>
+          <w:sz w:val="24"/>
+          <w:szCs w:val="20"/>
+          <w:lang w:val="en-US" w:eastAsia="zh-CN"/>
+        </w:rPr>
+        <w:t>Length 字段占4字节（如00 00 00 05表示整数5）</w:t>
+      </w:r>
+    </w:p>
+    <w:p>
+      <w:pPr>
+        <w:numPr>
+          <w:ilvl w:val="0"/>
+          <w:numId w:val="0"/>
+        </w:numPr>
+        <w:ind w:leftChars="0"/>
         <w:rPr>
           <w:rFonts w:hint="default"/>
-          <w:lang w:val="en-US" w:eastAsia="zh-CN"/>
-        </w:rPr>
-      </w:pPr>
-    </w:p>
-    <w:p>
-      <w:pPr>
-        <w:numPr>
-          <w:ilvl w:val="0"/>
-          <w:numId w:val="2"/>
-        </w:numPr>
-        <w:rPr>
-          <w:rFonts w:hint="default"/>
-          <w:b/>
-          <w:bCs/>
-          <w:lang w:val="en-US" w:eastAsia="zh-CN"/>
-        </w:rPr>
-      </w:pPr>
-      <w:r>
-        <w:rPr>
-          <w:rFonts w:hint="eastAsia"/>
-          <w:b/>
-          <w:bCs/>
-          <w:lang w:val="en-US" w:eastAsia="zh-CN"/>
-        </w:rPr>
-        <w:t>客户端配置</w:t>
-      </w:r>
-    </w:p>
-    <w:tbl>
-      <w:tblPr>
-        <w:tblStyle w:val="5"/>
-        <w:tblW w:w="8779" w:type="dxa"/>
-        <w:jc w:val="center"/>
-        <w:tblBorders>
-          <w:top w:val="single" w:color="auto" w:sz="4" w:space="0"/>
-          <w:left w:val="single" w:color="auto" w:sz="4" w:space="0"/>
-          <w:bottom w:val="single" w:color="auto" w:sz="4" w:space="0"/>
-          <w:right w:val="single" w:color="auto" w:sz="4" w:space="0"/>
-          <w:insideH w:val="single" w:color="auto" w:sz="4" w:space="0"/>
-          <w:insideV w:val="single" w:color="auto" w:sz="4" w:space="0"/>
-        </w:tblBorders>
-        <w:tblLayout w:type="autofit"/>
-        <w:tblCellMar>
-          <w:top w:w="0" w:type="dxa"/>
-          <w:left w:w="108" w:type="dxa"/>
-          <w:bottom w:w="0" w:type="dxa"/>
-          <w:right w:w="108" w:type="dxa"/>
-        </w:tblCellMar>
-      </w:tblPr>
-      <w:tblGrid>
-        <w:gridCol w:w="3200"/>
-        <w:gridCol w:w="2378"/>
-        <w:gridCol w:w="3201"/>
-      </w:tblGrid>
-      <w:tr>
-        <w:tblPrEx>
-          <w:tblBorders>
-            <w:top w:val="single" w:color="auto" w:sz="4" w:space="0"/>
-            <w:left w:val="single" w:color="auto" w:sz="4" w:space="0"/>
-            <w:bottom w:val="single" w:color="auto" w:sz="4" w:space="0"/>
-            <w:right w:val="single" w:color="auto" w:sz="4" w:space="0"/>
-            <w:insideH w:val="single" w:color="auto" w:sz="4" w:space="0"/>
-            <w:insideV w:val="single" w:color="auto" w:sz="4" w:space="0"/>
-          </w:tblBorders>
-          <w:tblCellMar>
-            <w:top w:w="0" w:type="dxa"/>
-            <w:left w:w="108" w:type="dxa"/>
-            <w:bottom w:w="0" w:type="dxa"/>
-            <w:right w:w="108" w:type="dxa"/>
-          </w:tblCellMar>
-        </w:tblPrEx>
-        <w:trPr>
-          <w:trHeight w:val="0" w:hRule="atLeast"/>
-          <w:tblHeader/>
-          <w:jc w:val="center"/>
-        </w:trPr>
-        <w:tc>
-          <w:tcPr>
-            <w:tcW w:w="0" w:type="auto"/>
-            <w:vAlign w:val="center"/>
-          </w:tcPr>
-          <w:p>
-            <w:pPr>
-              <w:numPr>
-                <w:ilvl w:val="0"/>
-                <w:numId w:val="0"/>
-              </w:numPr>
-              <w:snapToGrid w:val="0"/>
-              <w:ind w:left="0" w:leftChars="0" w:right="0" w:rightChars="0" w:firstLine="964" w:firstLineChars="400"/>
-              <w:jc w:val="both"/>
-              <w:rPr>
-                <w:rFonts w:hint="default"/>
-                <w:b/>
-                <w:vertAlign w:val="baseline"/>
-                <w:lang w:val="en-US" w:eastAsia="zh-CN"/>
-              </w:rPr>
-            </w:pPr>
-            <w:r>
-              <w:rPr>
-                <w:rFonts w:hint="eastAsia"/>
-                <w:b/>
-                <w:vertAlign w:val="baseline"/>
-                <w:lang w:val="en-US" w:eastAsia="zh-CN"/>
-              </w:rPr>
-              <w:t>配置项</w:t>
-            </w:r>
-          </w:p>
-        </w:tc>
-        <w:tc>
-          <w:tcPr>
-            <w:tcW w:w="0" w:type="auto"/>
-            <w:vAlign w:val="center"/>
-          </w:tcPr>
-          <w:p>
-            <w:pPr>
-              <w:numPr>
-                <w:ilvl w:val="0"/>
-                <w:numId w:val="0"/>
-              </w:numPr>
-              <w:snapToGrid w:val="0"/>
-              <w:ind w:left="0" w:leftChars="0" w:right="0" w:rightChars="0" w:firstLine="0" w:firstLineChars="0"/>
-              <w:jc w:val="center"/>
-              <w:rPr>
-                <w:rFonts w:hint="default"/>
-                <w:b/>
-                <w:vertAlign w:val="baseline"/>
-                <w:lang w:val="en-US" w:eastAsia="zh-CN"/>
-              </w:rPr>
-            </w:pPr>
-            <w:r>
-              <w:rPr>
-                <w:rFonts w:hint="eastAsia"/>
-                <w:b/>
-                <w:vertAlign w:val="baseline"/>
-                <w:lang w:val="en-US" w:eastAsia="zh-CN"/>
-              </w:rPr>
-              <w:t>类型</w:t>
-            </w:r>
-          </w:p>
-        </w:tc>
-        <w:tc>
-          <w:tcPr>
-            <w:tcW w:w="3201" w:type="dxa"/>
-            <w:vAlign w:val="center"/>
-          </w:tcPr>
-          <w:p>
-            <w:pPr>
-              <w:numPr>
-                <w:ilvl w:val="0"/>
-                <w:numId w:val="0"/>
-              </w:numPr>
-              <w:snapToGrid w:val="0"/>
-              <w:ind w:left="0" w:leftChars="0" w:right="0" w:rightChars="0" w:firstLine="0" w:firstLineChars="0"/>
-              <w:jc w:val="center"/>
-              <w:rPr>
-                <w:rFonts w:hint="default"/>
-                <w:b/>
-                <w:vertAlign w:val="baseline"/>
-                <w:lang w:val="en-US" w:eastAsia="zh-CN"/>
-              </w:rPr>
-            </w:pPr>
-            <w:r>
-              <w:rPr>
-                <w:rFonts w:hint="eastAsia"/>
-                <w:b/>
-                <w:vertAlign w:val="baseline"/>
-                <w:lang w:val="en-US" w:eastAsia="zh-CN"/>
-              </w:rPr>
-              <w:t>默认值</w:t>
-            </w:r>
-          </w:p>
-        </w:tc>
-      </w:tr>
-      <w:tr>
-        <w:tblPrEx>
-          <w:tblBorders>
-            <w:top w:val="single" w:color="auto" w:sz="4" w:space="0"/>
-            <w:left w:val="single" w:color="auto" w:sz="4" w:space="0"/>
-            <w:bottom w:val="single" w:color="auto" w:sz="4" w:space="0"/>
-            <w:right w:val="single" w:color="auto" w:sz="4" w:space="0"/>
-            <w:insideH w:val="single" w:color="auto" w:sz="4" w:space="0"/>
-            <w:insideV w:val="single" w:color="auto" w:sz="4" w:space="0"/>
-          </w:tblBorders>
-          <w:tblCellMar>
-            <w:top w:w="0" w:type="dxa"/>
-            <w:left w:w="108" w:type="dxa"/>
-            <w:bottom w:w="0" w:type="dxa"/>
-            <w:right w:w="108" w:type="dxa"/>
-          </w:tblCellMar>
-        </w:tblPrEx>
-        <w:trPr>
-          <w:trHeight w:val="0" w:hRule="atLeast"/>
-          <w:jc w:val="center"/>
-        </w:trPr>
-        <w:tc>
-          <w:tcPr>
-            <w:tcW w:w="0" w:type="auto"/>
-            <w:vAlign w:val="center"/>
-          </w:tcPr>
-          <w:p>
-            <w:pPr>
-              <w:numPr>
-                <w:ilvl w:val="0"/>
-                <w:numId w:val="0"/>
-              </w:numPr>
-              <w:snapToGrid w:val="0"/>
-              <w:ind w:right="0" w:rightChars="0" w:firstLine="960" w:firstLineChars="400"/>
-              <w:jc w:val="both"/>
-              <w:rPr>
-                <w:rFonts w:hint="default"/>
-                <w:sz w:val="24"/>
-                <w:szCs w:val="20"/>
-                <w:vertAlign w:val="baseline"/>
-                <w:lang w:val="en-US" w:eastAsia="zh-CN"/>
-              </w:rPr>
-            </w:pPr>
-            <w:r>
-              <w:rPr>
-                <w:rFonts w:hint="eastAsia"/>
-                <w:sz w:val="24"/>
-                <w:szCs w:val="20"/>
-                <w:vertAlign w:val="baseline"/>
-                <w:lang w:val="en-US" w:eastAsia="zh-CN"/>
-              </w:rPr>
-              <w:t>server_ip</w:t>
-            </w:r>
-          </w:p>
-        </w:tc>
-        <w:tc>
-          <w:tcPr>
-            <w:tcW w:w="0" w:type="auto"/>
-            <w:vAlign w:val="center"/>
-          </w:tcPr>
-          <w:p>
-            <w:pPr>
-              <w:numPr>
-                <w:ilvl w:val="0"/>
-                <w:numId w:val="0"/>
-              </w:numPr>
-              <w:snapToGrid w:val="0"/>
-              <w:ind w:left="0" w:leftChars="0" w:right="0" w:rightChars="0" w:firstLine="0" w:firstLineChars="0"/>
-              <w:jc w:val="center"/>
-              <w:rPr>
-                <w:rFonts w:hint="default"/>
-                <w:vertAlign w:val="baseline"/>
-                <w:lang w:val="en-US" w:eastAsia="zh-CN"/>
-              </w:rPr>
-            </w:pPr>
-            <w:r>
-              <w:rPr>
-                <w:rFonts w:hint="eastAsia"/>
-                <w:vertAlign w:val="baseline"/>
-                <w:lang w:val="en-US" w:eastAsia="zh-CN"/>
-              </w:rPr>
-              <w:t>字符串</w:t>
-            </w:r>
-          </w:p>
-        </w:tc>
-        <w:tc>
-          <w:tcPr>
-            <w:tcW w:w="3201" w:type="dxa"/>
-            <w:vAlign w:val="center"/>
-          </w:tcPr>
-          <w:p>
-            <w:pPr>
-              <w:numPr>
-                <w:ilvl w:val="0"/>
-                <w:numId w:val="0"/>
-              </w:numPr>
-              <w:snapToGrid w:val="0"/>
-              <w:ind w:left="0" w:leftChars="0" w:right="0" w:rightChars="0" w:firstLine="0" w:firstLineChars="0"/>
-              <w:jc w:val="center"/>
-              <w:rPr>
-                <w:rFonts w:hint="default"/>
-                <w:vertAlign w:val="baseline"/>
-                <w:lang w:val="en-US" w:eastAsia="zh-CN"/>
-              </w:rPr>
-            </w:pPr>
-            <w:r>
-              <w:rPr>
-                <w:rFonts w:hint="eastAsia"/>
-                <w:vertAlign w:val="baseline"/>
-                <w:lang w:val="en-US" w:eastAsia="zh-CN"/>
-              </w:rPr>
-              <w:t>无</w:t>
-            </w:r>
-          </w:p>
-        </w:tc>
-      </w:tr>
-      <w:tr>
-        <w:tblPrEx>
-          <w:tblBorders>
-            <w:top w:val="single" w:color="auto" w:sz="4" w:space="0"/>
-            <w:left w:val="single" w:color="auto" w:sz="4" w:space="0"/>
-            <w:bottom w:val="single" w:color="auto" w:sz="4" w:space="0"/>
-            <w:right w:val="single" w:color="auto" w:sz="4" w:space="0"/>
-            <w:insideH w:val="single" w:color="auto" w:sz="4" w:space="0"/>
-            <w:insideV w:val="single" w:color="auto" w:sz="4" w:space="0"/>
-          </w:tblBorders>
-          <w:tblCellMar>
-            <w:top w:w="0" w:type="dxa"/>
-            <w:left w:w="108" w:type="dxa"/>
-            <w:bottom w:w="0" w:type="dxa"/>
-            <w:right w:w="108" w:type="dxa"/>
-          </w:tblCellMar>
-        </w:tblPrEx>
-        <w:trPr>
-          <w:trHeight w:val="0" w:hRule="atLeast"/>
-          <w:jc w:val="center"/>
-        </w:trPr>
-        <w:tc>
-          <w:tcPr>
-            <w:tcW w:w="0" w:type="auto"/>
-            <w:vAlign w:val="center"/>
-          </w:tcPr>
-          <w:p>
-            <w:pPr>
-              <w:numPr>
-                <w:ilvl w:val="0"/>
-                <w:numId w:val="0"/>
-              </w:numPr>
-              <w:snapToGrid w:val="0"/>
-              <w:ind w:left="0" w:leftChars="0" w:right="0" w:rightChars="0" w:firstLine="960" w:firstLineChars="400"/>
-              <w:jc w:val="both"/>
-              <w:rPr>
-                <w:rFonts w:hint="default"/>
-                <w:sz w:val="24"/>
-                <w:szCs w:val="20"/>
-                <w:vertAlign w:val="baseline"/>
-                <w:lang w:val="en-US" w:eastAsia="zh-CN"/>
-              </w:rPr>
-            </w:pPr>
-            <w:r>
-              <w:rPr>
-                <w:rFonts w:hint="eastAsia"/>
-                <w:sz w:val="24"/>
-                <w:szCs w:val="20"/>
-                <w:vertAlign w:val="baseline"/>
-                <w:lang w:val="en-US" w:eastAsia="zh-CN"/>
-              </w:rPr>
-              <w:t>server_port</w:t>
-            </w:r>
-          </w:p>
-        </w:tc>
-        <w:tc>
-          <w:tcPr>
-            <w:tcW w:w="0" w:type="auto"/>
-            <w:vAlign w:val="center"/>
-          </w:tcPr>
-          <w:p>
-            <w:pPr>
-              <w:numPr>
-                <w:ilvl w:val="0"/>
-                <w:numId w:val="0"/>
-              </w:numPr>
-              <w:snapToGrid w:val="0"/>
-              <w:ind w:left="0" w:leftChars="0" w:right="0" w:rightChars="0" w:firstLine="0" w:firstLineChars="0"/>
-              <w:jc w:val="center"/>
-              <w:rPr>
-                <w:rFonts w:hint="default"/>
-                <w:vertAlign w:val="baseline"/>
-                <w:lang w:val="en-US" w:eastAsia="zh-CN"/>
-              </w:rPr>
-            </w:pPr>
-            <w:r>
-              <w:rPr>
-                <w:rFonts w:hint="eastAsia"/>
-                <w:vertAlign w:val="baseline"/>
-                <w:lang w:val="en-US" w:eastAsia="zh-CN"/>
-              </w:rPr>
-              <w:t>整数</w:t>
-            </w:r>
-          </w:p>
-        </w:tc>
-        <w:tc>
-          <w:tcPr>
-            <w:tcW w:w="3201" w:type="dxa"/>
-            <w:vAlign w:val="center"/>
-          </w:tcPr>
-          <w:p>
-            <w:pPr>
-              <w:numPr>
-                <w:ilvl w:val="0"/>
-                <w:numId w:val="0"/>
-              </w:numPr>
-              <w:snapToGrid w:val="0"/>
-              <w:ind w:left="0" w:leftChars="0" w:right="0" w:rightChars="0" w:firstLine="0" w:firstLineChars="0"/>
-              <w:jc w:val="center"/>
-              <w:rPr>
-                <w:rFonts w:hint="default"/>
-                <w:vertAlign w:val="baseline"/>
-                <w:lang w:val="en-US" w:eastAsia="zh-CN"/>
-              </w:rPr>
-            </w:pPr>
-            <w:r>
-              <w:rPr>
-                <w:rFonts w:hint="eastAsia"/>
-                <w:vertAlign w:val="baseline"/>
-                <w:lang w:val="en-US" w:eastAsia="zh-CN"/>
-              </w:rPr>
-              <w:t>无</w:t>
-            </w:r>
-          </w:p>
-        </w:tc>
-      </w:tr>
-      <w:tr>
-        <w:tblPrEx>
-          <w:tblBorders>
-            <w:top w:val="single" w:color="auto" w:sz="4" w:space="0"/>
-            <w:left w:val="single" w:color="auto" w:sz="4" w:space="0"/>
-            <w:bottom w:val="single" w:color="auto" w:sz="4" w:space="0"/>
-            <w:right w:val="single" w:color="auto" w:sz="4" w:space="0"/>
-            <w:insideH w:val="single" w:color="auto" w:sz="4" w:space="0"/>
-            <w:insideV w:val="single" w:color="auto" w:sz="4" w:space="0"/>
-          </w:tblBorders>
-          <w:tblCellMar>
-            <w:top w:w="0" w:type="dxa"/>
-            <w:left w:w="108" w:type="dxa"/>
-            <w:bottom w:w="0" w:type="dxa"/>
-            <w:right w:w="108" w:type="dxa"/>
-          </w:tblCellMar>
-        </w:tblPrEx>
-        <w:trPr>
-          <w:trHeight w:val="0" w:hRule="atLeast"/>
-          <w:jc w:val="center"/>
-        </w:trPr>
-        <w:tc>
-          <w:tcPr>
-            <w:tcW w:w="0" w:type="auto"/>
-            <w:vAlign w:val="center"/>
-          </w:tcPr>
-          <w:p>
-            <w:pPr>
-              <w:numPr>
-                <w:ilvl w:val="0"/>
-                <w:numId w:val="0"/>
-              </w:numPr>
-              <w:snapToGrid w:val="0"/>
-              <w:ind w:right="0" w:rightChars="0" w:firstLine="960" w:firstLineChars="400"/>
-              <w:jc w:val="both"/>
-              <w:rPr>
-                <w:rFonts w:hint="default"/>
-                <w:sz w:val="24"/>
-                <w:szCs w:val="20"/>
-                <w:vertAlign w:val="baseline"/>
-                <w:lang w:val="en-US" w:eastAsia="zh-CN"/>
-              </w:rPr>
-            </w:pPr>
-            <w:r>
-              <w:rPr>
-                <w:rFonts w:hint="eastAsia"/>
-                <w:sz w:val="24"/>
-                <w:szCs w:val="20"/>
-                <w:vertAlign w:val="baseline"/>
-                <w:lang w:val="en-US" w:eastAsia="zh-CN"/>
-              </w:rPr>
-              <w:t>file_path</w:t>
-            </w:r>
-          </w:p>
-        </w:tc>
-        <w:tc>
-          <w:tcPr>
-            <w:tcW w:w="0" w:type="auto"/>
-            <w:vAlign w:val="center"/>
-          </w:tcPr>
-          <w:p>
-            <w:pPr>
-              <w:numPr>
-                <w:ilvl w:val="0"/>
-                <w:numId w:val="0"/>
-              </w:numPr>
-              <w:snapToGrid w:val="0"/>
-              <w:ind w:left="0" w:leftChars="0" w:right="0" w:rightChars="0" w:firstLine="0" w:firstLineChars="0"/>
-              <w:jc w:val="center"/>
-              <w:rPr>
-                <w:rFonts w:hint="default"/>
-                <w:vertAlign w:val="baseline"/>
-                <w:lang w:val="en-US" w:eastAsia="zh-CN"/>
-              </w:rPr>
-            </w:pPr>
-            <w:r>
-              <w:rPr>
-                <w:rFonts w:hint="eastAsia"/>
-                <w:vertAlign w:val="baseline"/>
-                <w:lang w:val="en-US" w:eastAsia="zh-CN"/>
-              </w:rPr>
-              <w:t>字符串</w:t>
-            </w:r>
-          </w:p>
-        </w:tc>
-        <w:tc>
-          <w:tcPr>
-            <w:tcW w:w="3201" w:type="dxa"/>
-            <w:vAlign w:val="center"/>
-          </w:tcPr>
-          <w:p>
-            <w:pPr>
-              <w:numPr>
-                <w:ilvl w:val="0"/>
-                <w:numId w:val="0"/>
-              </w:numPr>
-              <w:snapToGrid w:val="0"/>
-              <w:ind w:left="0" w:leftChars="0" w:right="0" w:rightChars="0" w:firstLine="0" w:firstLineChars="0"/>
-              <w:jc w:val="center"/>
-              <w:rPr>
-                <w:rFonts w:hint="default"/>
-                <w:vertAlign w:val="baseline"/>
-                <w:lang w:val="en-US" w:eastAsia="zh-CN"/>
-              </w:rPr>
-            </w:pPr>
-            <w:r>
-              <w:rPr>
-                <w:rFonts w:hint="eastAsia"/>
-                <w:vertAlign w:val="baseline"/>
-                <w:lang w:val="en-US" w:eastAsia="zh-CN"/>
-              </w:rPr>
-              <w:t>无</w:t>
-            </w:r>
-          </w:p>
-        </w:tc>
-      </w:tr>
-      <w:tr>
-        <w:tblPrEx>
-          <w:tblBorders>
-            <w:top w:val="single" w:color="auto" w:sz="4" w:space="0"/>
-            <w:left w:val="single" w:color="auto" w:sz="4" w:space="0"/>
-            <w:bottom w:val="single" w:color="auto" w:sz="4" w:space="0"/>
-            <w:right w:val="single" w:color="auto" w:sz="4" w:space="0"/>
-            <w:insideH w:val="single" w:color="auto" w:sz="4" w:space="0"/>
-            <w:insideV w:val="single" w:color="auto" w:sz="4" w:space="0"/>
-          </w:tblBorders>
-          <w:tblCellMar>
-            <w:top w:w="0" w:type="dxa"/>
-            <w:left w:w="108" w:type="dxa"/>
-            <w:bottom w:w="0" w:type="dxa"/>
-            <w:right w:w="108" w:type="dxa"/>
-          </w:tblCellMar>
-        </w:tblPrEx>
-        <w:trPr>
-          <w:trHeight w:val="0" w:hRule="atLeast"/>
-          <w:jc w:val="center"/>
-        </w:trPr>
-        <w:tc>
-          <w:tcPr>
-            <w:tcW w:w="0" w:type="auto"/>
-            <w:vAlign w:val="center"/>
-          </w:tcPr>
-          <w:p>
-            <w:pPr>
-              <w:numPr>
-                <w:ilvl w:val="0"/>
-                <w:numId w:val="0"/>
-              </w:numPr>
-              <w:snapToGrid w:val="0"/>
-              <w:ind w:right="0" w:rightChars="0" w:firstLine="960" w:firstLineChars="400"/>
-              <w:jc w:val="both"/>
-              <w:rPr>
-                <w:rFonts w:hint="default"/>
-                <w:sz w:val="24"/>
-                <w:szCs w:val="20"/>
-                <w:vertAlign w:val="baseline"/>
-                <w:lang w:val="en-US" w:eastAsia="zh-CN"/>
-              </w:rPr>
-            </w:pPr>
-            <w:r>
-              <w:rPr>
-                <w:rFonts w:hint="eastAsia"/>
-                <w:sz w:val="24"/>
-                <w:szCs w:val="20"/>
-                <w:vertAlign w:val="baseline"/>
-                <w:lang w:val="en-US" w:eastAsia="zh-CN"/>
-              </w:rPr>
-              <w:t>Lmin</w:t>
-            </w:r>
-          </w:p>
-        </w:tc>
-        <w:tc>
-          <w:tcPr>
-            <w:tcW w:w="0" w:type="auto"/>
-            <w:vAlign w:val="center"/>
-          </w:tcPr>
-          <w:p>
-            <w:pPr>
-              <w:numPr>
-                <w:ilvl w:val="0"/>
-                <w:numId w:val="0"/>
-              </w:numPr>
-              <w:snapToGrid w:val="0"/>
-              <w:ind w:left="0" w:leftChars="0" w:right="0" w:rightChars="0" w:firstLine="0" w:firstLineChars="0"/>
-              <w:jc w:val="center"/>
-              <w:rPr>
-                <w:rFonts w:hint="default"/>
-                <w:vertAlign w:val="baseline"/>
-                <w:lang w:val="en-US" w:eastAsia="zh-CN"/>
-              </w:rPr>
-            </w:pPr>
-            <w:r>
-              <w:rPr>
-                <w:rFonts w:hint="eastAsia"/>
-                <w:vertAlign w:val="baseline"/>
-                <w:lang w:val="en-US" w:eastAsia="zh-CN"/>
-              </w:rPr>
-              <w:t>整数</w:t>
-            </w:r>
-          </w:p>
-        </w:tc>
-        <w:tc>
-          <w:tcPr>
-            <w:tcW w:w="3201" w:type="dxa"/>
-            <w:vAlign w:val="center"/>
-          </w:tcPr>
-          <w:p>
-            <w:pPr>
-              <w:numPr>
-                <w:ilvl w:val="0"/>
-                <w:numId w:val="0"/>
-              </w:numPr>
-              <w:snapToGrid w:val="0"/>
-              <w:ind w:left="0" w:leftChars="0" w:right="0" w:rightChars="0" w:firstLine="0" w:firstLineChars="0"/>
-              <w:jc w:val="center"/>
-              <w:rPr>
-                <w:rFonts w:hint="default"/>
-                <w:vertAlign w:val="baseline"/>
-                <w:lang w:val="en-US" w:eastAsia="zh-CN"/>
-              </w:rPr>
-            </w:pPr>
-            <w:r>
-              <w:rPr>
-                <w:rFonts w:hint="eastAsia"/>
-                <w:vertAlign w:val="baseline"/>
-                <w:lang w:val="en-US" w:eastAsia="zh-CN"/>
-              </w:rPr>
-              <w:t>无</w:t>
-            </w:r>
-          </w:p>
-        </w:tc>
-      </w:tr>
-      <w:tr>
-        <w:tblPrEx>
-          <w:tblBorders>
-            <w:top w:val="single" w:color="auto" w:sz="4" w:space="0"/>
-            <w:left w:val="single" w:color="auto" w:sz="4" w:space="0"/>
-            <w:bottom w:val="single" w:color="auto" w:sz="4" w:space="0"/>
-            <w:right w:val="single" w:color="auto" w:sz="4" w:space="0"/>
-            <w:insideH w:val="single" w:color="auto" w:sz="4" w:space="0"/>
-            <w:insideV w:val="single" w:color="auto" w:sz="4" w:space="0"/>
-          </w:tblBorders>
-          <w:tblCellMar>
-            <w:top w:w="0" w:type="dxa"/>
-            <w:left w:w="108" w:type="dxa"/>
-            <w:bottom w:w="0" w:type="dxa"/>
-            <w:right w:w="108" w:type="dxa"/>
-          </w:tblCellMar>
-        </w:tblPrEx>
-        <w:trPr>
-          <w:trHeight w:val="0" w:hRule="atLeast"/>
-          <w:jc w:val="center"/>
-        </w:trPr>
-        <w:tc>
-          <w:tcPr>
-            <w:tcW w:w="0" w:type="auto"/>
-            <w:vAlign w:val="center"/>
-          </w:tcPr>
-          <w:p>
-            <w:pPr>
-              <w:numPr>
-                <w:ilvl w:val="0"/>
-                <w:numId w:val="0"/>
-              </w:numPr>
-              <w:snapToGrid w:val="0"/>
-              <w:ind w:left="0" w:leftChars="0" w:right="0" w:rightChars="0" w:firstLine="0" w:firstLineChars="0"/>
-              <w:jc w:val="both"/>
-              <w:rPr>
-                <w:rFonts w:hint="default"/>
-                <w:vertAlign w:val="baseline"/>
-                <w:lang w:val="en-US" w:eastAsia="zh-CN"/>
-              </w:rPr>
-            </w:pPr>
-            <w:r>
-              <w:rPr>
-                <w:rFonts w:hint="eastAsia"/>
-                <w:vertAlign w:val="baseline"/>
-                <w:lang w:val="en-US" w:eastAsia="zh-CN"/>
-              </w:rPr>
-              <w:t xml:space="preserve">        Lmax</w:t>
-            </w:r>
-          </w:p>
-        </w:tc>
-        <w:tc>
-          <w:tcPr>
-            <w:tcW w:w="0" w:type="auto"/>
-            <w:vAlign w:val="center"/>
-          </w:tcPr>
-          <w:p>
-            <w:pPr>
-              <w:numPr>
-                <w:ilvl w:val="0"/>
-                <w:numId w:val="0"/>
-              </w:numPr>
-              <w:snapToGrid w:val="0"/>
-              <w:ind w:left="0" w:leftChars="0" w:right="0" w:rightChars="0" w:firstLine="0" w:firstLineChars="0"/>
-              <w:jc w:val="center"/>
-              <w:rPr>
-                <w:rFonts w:hint="default"/>
-                <w:vertAlign w:val="baseline"/>
-                <w:lang w:val="en-US" w:eastAsia="zh-CN"/>
-              </w:rPr>
-            </w:pPr>
-            <w:r>
-              <w:rPr>
-                <w:rFonts w:hint="eastAsia"/>
-                <w:vertAlign w:val="baseline"/>
-                <w:lang w:val="en-US" w:eastAsia="zh-CN"/>
-              </w:rPr>
-              <w:t>整数</w:t>
-            </w:r>
-          </w:p>
-        </w:tc>
-        <w:tc>
-          <w:tcPr>
-            <w:tcW w:w="3201" w:type="dxa"/>
-            <w:vAlign w:val="center"/>
-          </w:tcPr>
-          <w:p>
-            <w:pPr>
-              <w:numPr>
-                <w:ilvl w:val="0"/>
-                <w:numId w:val="0"/>
-              </w:numPr>
-              <w:snapToGrid w:val="0"/>
-              <w:ind w:left="0" w:leftChars="0" w:right="0" w:rightChars="0" w:firstLine="0" w:firstLineChars="0"/>
-              <w:jc w:val="center"/>
-              <w:rPr>
-                <w:rFonts w:hint="default"/>
-                <w:vertAlign w:val="baseline"/>
-                <w:lang w:val="en-US" w:eastAsia="zh-CN"/>
-              </w:rPr>
-            </w:pPr>
-            <w:r>
-              <w:rPr>
-                <w:rFonts w:hint="eastAsia"/>
-                <w:vertAlign w:val="baseline"/>
-                <w:lang w:val="en-US" w:eastAsia="zh-CN"/>
-              </w:rPr>
-              <w:t>无</w:t>
-            </w:r>
-          </w:p>
-        </w:tc>
-      </w:tr>
-      <w:tr>
-        <w:tblPrEx>
-          <w:tblBorders>
-            <w:top w:val="single" w:color="auto" w:sz="4" w:space="0"/>
-            <w:left w:val="single" w:color="auto" w:sz="4" w:space="0"/>
-            <w:bottom w:val="single" w:color="auto" w:sz="4" w:space="0"/>
-            <w:right w:val="single" w:color="auto" w:sz="4" w:space="0"/>
-            <w:insideH w:val="single" w:color="auto" w:sz="4" w:space="0"/>
-            <w:insideV w:val="single" w:color="auto" w:sz="4" w:space="0"/>
-          </w:tblBorders>
-          <w:tblCellMar>
-            <w:top w:w="0" w:type="dxa"/>
-            <w:left w:w="108" w:type="dxa"/>
-            <w:bottom w:w="0" w:type="dxa"/>
-            <w:right w:w="108" w:type="dxa"/>
-          </w:tblCellMar>
-        </w:tblPrEx>
-        <w:trPr>
-          <w:trHeight w:val="0" w:hRule="atLeast"/>
-          <w:jc w:val="center"/>
-        </w:trPr>
-        <w:tc>
-          <w:tcPr>
-            <w:tcW w:w="3200" w:type="dxa"/>
-            <w:vAlign w:val="center"/>
-          </w:tcPr>
-          <w:p>
-            <w:pPr>
-              <w:numPr>
-                <w:ilvl w:val="0"/>
-                <w:numId w:val="0"/>
-              </w:numPr>
-              <w:snapToGrid w:val="0"/>
-              <w:ind w:left="0" w:leftChars="0" w:right="0" w:rightChars="0" w:firstLine="0" w:firstLineChars="0"/>
-              <w:jc w:val="both"/>
-              <w:rPr>
-                <w:rFonts w:hint="default"/>
-                <w:vertAlign w:val="baseline"/>
-                <w:lang w:val="en-US" w:eastAsia="zh-CN"/>
-              </w:rPr>
-            </w:pPr>
-            <w:r>
-              <w:rPr>
-                <w:rFonts w:hint="eastAsia"/>
-                <w:vertAlign w:val="baseline"/>
-                <w:lang w:val="en-US" w:eastAsia="zh-CN"/>
-              </w:rPr>
-              <w:t xml:space="preserve">        seed</w:t>
-            </w:r>
-          </w:p>
-        </w:tc>
-        <w:tc>
-          <w:tcPr>
-            <w:tcW w:w="2378" w:type="dxa"/>
-            <w:vAlign w:val="center"/>
-          </w:tcPr>
-          <w:p>
-            <w:pPr>
-              <w:numPr>
-                <w:ilvl w:val="0"/>
-                <w:numId w:val="0"/>
-              </w:numPr>
-              <w:snapToGrid w:val="0"/>
-              <w:ind w:left="0" w:leftChars="0" w:right="0" w:rightChars="0" w:firstLine="0" w:firstLineChars="0"/>
-              <w:jc w:val="center"/>
-              <w:rPr>
-                <w:rFonts w:hint="default"/>
-                <w:vertAlign w:val="baseline"/>
-                <w:lang w:val="en-US" w:eastAsia="zh-CN"/>
-              </w:rPr>
-            </w:pPr>
-            <w:r>
-              <w:rPr>
-                <w:rFonts w:hint="eastAsia"/>
-                <w:vertAlign w:val="baseline"/>
-                <w:lang w:val="en-US" w:eastAsia="zh-CN"/>
-              </w:rPr>
-              <w:t>整数</w:t>
-            </w:r>
-          </w:p>
-        </w:tc>
-        <w:tc>
-          <w:tcPr>
-            <w:tcW w:w="3201" w:type="dxa"/>
-            <w:vAlign w:val="center"/>
-          </w:tcPr>
-          <w:p>
-            <w:pPr>
-              <w:numPr>
-                <w:ilvl w:val="0"/>
-                <w:numId w:val="0"/>
-              </w:numPr>
-              <w:snapToGrid w:val="0"/>
-              <w:ind w:left="0" w:leftChars="0" w:right="0" w:rightChars="0" w:firstLine="0" w:firstLineChars="0"/>
-              <w:jc w:val="center"/>
-              <w:rPr>
-                <w:rFonts w:hint="default"/>
-                <w:vertAlign w:val="baseline"/>
-                <w:lang w:val="en-US" w:eastAsia="zh-CN"/>
-              </w:rPr>
-            </w:pPr>
-            <w:r>
-              <w:rPr>
-                <w:rFonts w:hint="eastAsia"/>
-                <w:vertAlign w:val="baseline"/>
-                <w:lang w:val="en-US" w:eastAsia="zh-CN"/>
-              </w:rPr>
-              <w:t>42（可选）</w:t>
-            </w:r>
-          </w:p>
-        </w:tc>
-      </w:tr>
-      <w:tr>
-        <w:tblPrEx>
-          <w:tblBorders>
-            <w:top w:val="single" w:color="auto" w:sz="4" w:space="0"/>
-            <w:left w:val="single" w:color="auto" w:sz="4" w:space="0"/>
-            <w:bottom w:val="single" w:color="auto" w:sz="4" w:space="0"/>
-            <w:right w:val="single" w:color="auto" w:sz="4" w:space="0"/>
-            <w:insideH w:val="single" w:color="auto" w:sz="4" w:space="0"/>
-            <w:insideV w:val="single" w:color="auto" w:sz="4" w:space="0"/>
-          </w:tblBorders>
-          <w:tblCellMar>
-            <w:top w:w="0" w:type="dxa"/>
-            <w:left w:w="108" w:type="dxa"/>
-            <w:bottom w:w="0" w:type="dxa"/>
-            <w:right w:w="108" w:type="dxa"/>
-          </w:tblCellMar>
-        </w:tblPrEx>
-        <w:trPr>
-          <w:trHeight w:val="0" w:hRule="atLeast"/>
-          <w:jc w:val="center"/>
-        </w:trPr>
-        <w:tc>
-          <w:tcPr>
-            <w:tcW w:w="3200" w:type="dxa"/>
-            <w:vAlign w:val="center"/>
-          </w:tcPr>
-          <w:p>
-            <w:pPr>
-              <w:numPr>
-                <w:ilvl w:val="0"/>
-                <w:numId w:val="0"/>
-              </w:numPr>
-              <w:snapToGrid w:val="0"/>
-              <w:ind w:left="0" w:leftChars="0" w:right="0" w:rightChars="0" w:firstLine="0" w:firstLineChars="0"/>
-              <w:jc w:val="both"/>
-              <w:rPr>
-                <w:rFonts w:hint="default"/>
-                <w:vertAlign w:val="baseline"/>
-                <w:lang w:val="en-US" w:eastAsia="zh-CN"/>
-              </w:rPr>
-            </w:pPr>
-            <w:r>
-              <w:rPr>
-                <w:rFonts w:hint="eastAsia"/>
-                <w:vertAlign w:val="baseline"/>
-                <w:lang w:val="en-US" w:eastAsia="zh-CN"/>
-              </w:rPr>
-              <w:t xml:space="preserve">       log_file</w:t>
-            </w:r>
-          </w:p>
-        </w:tc>
-        <w:tc>
-          <w:tcPr>
-            <w:tcW w:w="2378" w:type="dxa"/>
-            <w:vAlign w:val="center"/>
-          </w:tcPr>
-          <w:p>
-            <w:pPr>
-              <w:numPr>
-                <w:ilvl w:val="0"/>
-                <w:numId w:val="0"/>
-              </w:numPr>
-              <w:snapToGrid w:val="0"/>
-              <w:ind w:left="0" w:leftChars="0" w:right="0" w:rightChars="0" w:firstLine="0" w:firstLineChars="0"/>
-              <w:jc w:val="center"/>
-              <w:rPr>
-                <w:rFonts w:hint="default"/>
-                <w:vertAlign w:val="baseline"/>
-                <w:lang w:val="en-US" w:eastAsia="zh-CN"/>
-              </w:rPr>
-            </w:pPr>
-            <w:r>
-              <w:rPr>
-                <w:rFonts w:hint="eastAsia"/>
-                <w:vertAlign w:val="baseline"/>
-                <w:lang w:val="en-US" w:eastAsia="zh-CN"/>
-              </w:rPr>
-              <w:t>字符串</w:t>
-            </w:r>
-          </w:p>
-        </w:tc>
-        <w:tc>
-          <w:tcPr>
-            <w:tcW w:w="3201" w:type="dxa"/>
-            <w:vAlign w:val="center"/>
-          </w:tcPr>
-          <w:p>
-            <w:pPr>
-              <w:numPr>
-                <w:ilvl w:val="0"/>
-                <w:numId w:val="0"/>
-              </w:numPr>
-              <w:snapToGrid w:val="0"/>
-              <w:ind w:left="0" w:leftChars="0" w:right="0" w:rightChars="0" w:firstLine="0" w:firstLineChars="0"/>
-              <w:jc w:val="center"/>
-              <w:rPr>
-                <w:rFonts w:hint="default"/>
-                <w:vertAlign w:val="baseline"/>
-                <w:lang w:val="en-US" w:eastAsia="zh-CN"/>
-              </w:rPr>
-            </w:pPr>
-            <w:r>
-              <w:rPr>
-                <w:rFonts w:hint="default"/>
-                <w:vertAlign w:val="baseline"/>
-                <w:lang w:val="en-US" w:eastAsia="zh-CN"/>
-              </w:rPr>
-              <w:t>“</w:t>
-            </w:r>
-            <w:r>
-              <w:rPr>
-                <w:rFonts w:hint="eastAsia"/>
-                <w:vertAlign w:val="baseline"/>
-                <w:lang w:val="en-US" w:eastAsia="zh-CN"/>
-              </w:rPr>
-              <w:t>run_log.txt</w:t>
-            </w:r>
-            <w:r>
-              <w:rPr>
-                <w:rFonts w:hint="default"/>
-                <w:vertAlign w:val="baseline"/>
-                <w:lang w:val="en-US" w:eastAsia="zh-CN"/>
-              </w:rPr>
-              <w:t>”</w:t>
-            </w:r>
-          </w:p>
-        </w:tc>
-      </w:tr>
-      <w:tr>
-        <w:tblPrEx>
-          <w:tblBorders>
-            <w:top w:val="single" w:color="auto" w:sz="4" w:space="0"/>
-            <w:left w:val="single" w:color="auto" w:sz="4" w:space="0"/>
-            <w:bottom w:val="single" w:color="auto" w:sz="4" w:space="0"/>
-            <w:right w:val="single" w:color="auto" w:sz="4" w:space="0"/>
-            <w:insideH w:val="single" w:color="auto" w:sz="4" w:space="0"/>
-            <w:insideV w:val="single" w:color="auto" w:sz="4" w:space="0"/>
-          </w:tblBorders>
-          <w:tblCellMar>
-            <w:top w:w="0" w:type="dxa"/>
-            <w:left w:w="108" w:type="dxa"/>
-            <w:bottom w:w="0" w:type="dxa"/>
-            <w:right w:w="108" w:type="dxa"/>
-          </w:tblCellMar>
-        </w:tblPrEx>
-        <w:trPr>
-          <w:trHeight w:val="0" w:hRule="atLeast"/>
-          <w:jc w:val="center"/>
-        </w:trPr>
-        <w:tc>
-          <w:tcPr>
-            <w:tcW w:w="3200" w:type="dxa"/>
-            <w:vAlign w:val="center"/>
-          </w:tcPr>
-          <w:p>
-            <w:pPr>
-              <w:numPr>
-                <w:ilvl w:val="0"/>
-                <w:numId w:val="0"/>
-              </w:numPr>
-              <w:snapToGrid w:val="0"/>
-              <w:ind w:left="0" w:leftChars="0" w:right="0" w:rightChars="0" w:firstLine="0" w:firstLineChars="0"/>
-              <w:jc w:val="both"/>
-              <w:rPr>
-                <w:rFonts w:hint="default"/>
-                <w:vertAlign w:val="baseline"/>
-                <w:lang w:val="en-US" w:eastAsia="zh-CN"/>
-              </w:rPr>
-            </w:pPr>
-            <w:r>
-              <w:rPr>
-                <w:rFonts w:hint="eastAsia"/>
-                <w:vertAlign w:val="baseline"/>
-                <w:lang w:val="en-US" w:eastAsia="zh-CN"/>
-              </w:rPr>
-              <w:t xml:space="preserve">    MAX_FILE_SIZE</w:t>
-            </w:r>
-          </w:p>
-        </w:tc>
-        <w:tc>
-          <w:tcPr>
-            <w:tcW w:w="2378" w:type="dxa"/>
-            <w:vAlign w:val="center"/>
-          </w:tcPr>
-          <w:p>
-            <w:pPr>
-              <w:numPr>
-                <w:ilvl w:val="0"/>
-                <w:numId w:val="0"/>
-              </w:numPr>
-              <w:snapToGrid w:val="0"/>
-              <w:ind w:left="0" w:leftChars="0" w:right="0" w:rightChars="0" w:firstLine="0" w:firstLineChars="0"/>
-              <w:jc w:val="center"/>
-              <w:rPr>
-                <w:rFonts w:hint="default"/>
-                <w:vertAlign w:val="baseline"/>
-                <w:lang w:val="en-US" w:eastAsia="zh-CN"/>
-              </w:rPr>
-            </w:pPr>
-            <w:r>
-              <w:rPr>
-                <w:rFonts w:hint="eastAsia"/>
-                <w:vertAlign w:val="baseline"/>
-                <w:lang w:val="en-US" w:eastAsia="zh-CN"/>
-              </w:rPr>
-              <w:t>整数</w:t>
-            </w:r>
-          </w:p>
-        </w:tc>
-        <w:tc>
-          <w:tcPr>
-            <w:tcW w:w="3201" w:type="dxa"/>
-            <w:vAlign w:val="center"/>
-          </w:tcPr>
-          <w:p>
-            <w:pPr>
-              <w:numPr>
-                <w:ilvl w:val="0"/>
-                <w:numId w:val="0"/>
-              </w:numPr>
-              <w:snapToGrid w:val="0"/>
-              <w:ind w:left="0" w:leftChars="0" w:right="0" w:rightChars="0" w:firstLine="0" w:firstLineChars="0"/>
-              <w:jc w:val="center"/>
-              <w:rPr>
-                <w:rFonts w:hint="default"/>
-                <w:vertAlign w:val="baseline"/>
-                <w:lang w:val="en-US" w:eastAsia="zh-CN"/>
-              </w:rPr>
-            </w:pPr>
-            <w:r>
-              <w:rPr>
-                <w:rFonts w:hint="eastAsia"/>
-                <w:vertAlign w:val="baseline"/>
-                <w:lang w:val="en-US" w:eastAsia="zh-CN"/>
-              </w:rPr>
-              <w:t>10*1024*1024</w:t>
-            </w:r>
-          </w:p>
-        </w:tc>
-      </w:tr>
-      <w:tr>
-        <w:tblPrEx>
-          <w:tblBorders>
-            <w:top w:val="single" w:color="auto" w:sz="4" w:space="0"/>
-            <w:left w:val="single" w:color="auto" w:sz="4" w:space="0"/>
-            <w:bottom w:val="single" w:color="auto" w:sz="4" w:space="0"/>
-            <w:right w:val="single" w:color="auto" w:sz="4" w:space="0"/>
-            <w:insideH w:val="single" w:color="auto" w:sz="4" w:space="0"/>
-            <w:insideV w:val="single" w:color="auto" w:sz="4" w:space="0"/>
-          </w:tblBorders>
-          <w:tblCellMar>
-            <w:top w:w="0" w:type="dxa"/>
-            <w:left w:w="108" w:type="dxa"/>
-            <w:bottom w:w="0" w:type="dxa"/>
-            <w:right w:w="108" w:type="dxa"/>
-          </w:tblCellMar>
-        </w:tblPrEx>
-        <w:trPr>
-          <w:trHeight w:val="0" w:hRule="atLeast"/>
-          <w:jc w:val="center"/>
-        </w:trPr>
-        <w:tc>
-          <w:tcPr>
-            <w:tcW w:w="3200" w:type="dxa"/>
-            <w:vAlign w:val="center"/>
-          </w:tcPr>
-          <w:p>
-            <w:pPr>
-              <w:numPr>
-                <w:ilvl w:val="0"/>
-                <w:numId w:val="0"/>
-              </w:numPr>
-              <w:snapToGrid w:val="0"/>
-              <w:ind w:left="240" w:leftChars="0" w:right="0" w:rightChars="0" w:hanging="240" w:hangingChars="100"/>
-              <w:jc w:val="both"/>
-              <w:rPr>
-                <w:rFonts w:hint="default"/>
-                <w:vertAlign w:val="baseline"/>
-                <w:lang w:val="en-US" w:eastAsia="zh-CN"/>
-              </w:rPr>
-            </w:pPr>
-            <w:r>
-              <w:rPr>
-                <w:rFonts w:hint="eastAsia"/>
-                <w:vertAlign w:val="baseline"/>
-                <w:lang w:val="en-US" w:eastAsia="zh-CN"/>
-              </w:rPr>
-              <w:t xml:space="preserve"> MAX_PACKET_LENGTH</w:t>
-            </w:r>
-          </w:p>
-        </w:tc>
-        <w:tc>
-          <w:tcPr>
-            <w:tcW w:w="2378" w:type="dxa"/>
-            <w:vAlign w:val="center"/>
-          </w:tcPr>
-          <w:p>
-            <w:pPr>
-              <w:numPr>
-                <w:ilvl w:val="0"/>
-                <w:numId w:val="0"/>
-              </w:numPr>
-              <w:snapToGrid w:val="0"/>
-              <w:ind w:left="0" w:leftChars="0" w:right="0" w:rightChars="0" w:firstLine="0" w:firstLineChars="0"/>
-              <w:jc w:val="center"/>
-              <w:rPr>
-                <w:rFonts w:hint="default"/>
-                <w:vertAlign w:val="baseline"/>
-                <w:lang w:val="en-US" w:eastAsia="zh-CN"/>
-              </w:rPr>
-            </w:pPr>
-            <w:r>
-              <w:rPr>
-                <w:rFonts w:hint="eastAsia"/>
-                <w:vertAlign w:val="baseline"/>
-                <w:lang w:val="en-US" w:eastAsia="zh-CN"/>
-              </w:rPr>
-              <w:t>整数</w:t>
-            </w:r>
-          </w:p>
-        </w:tc>
-        <w:tc>
-          <w:tcPr>
-            <w:tcW w:w="3201" w:type="dxa"/>
-            <w:vAlign w:val="center"/>
-          </w:tcPr>
-          <w:p>
-            <w:pPr>
-              <w:numPr>
-                <w:ilvl w:val="0"/>
-                <w:numId w:val="0"/>
-              </w:numPr>
-              <w:snapToGrid w:val="0"/>
-              <w:ind w:left="0" w:leftChars="0" w:right="0" w:rightChars="0" w:firstLine="0" w:firstLineChars="0"/>
-              <w:jc w:val="center"/>
-              <w:rPr>
-                <w:rFonts w:hint="default"/>
-                <w:vertAlign w:val="baseline"/>
-                <w:lang w:val="en-US" w:eastAsia="zh-CN"/>
-              </w:rPr>
-            </w:pPr>
-            <w:r>
-              <w:rPr>
-                <w:rFonts w:hint="eastAsia"/>
-                <w:vertAlign w:val="baseline"/>
-                <w:lang w:val="en-US" w:eastAsia="zh-CN"/>
-              </w:rPr>
-              <w:t>10000</w:t>
-            </w:r>
-          </w:p>
-        </w:tc>
-      </w:tr>
-      <w:tr>
-        <w:tblPrEx>
-          <w:tblBorders>
-            <w:top w:val="single" w:color="auto" w:sz="4" w:space="0"/>
-            <w:left w:val="single" w:color="auto" w:sz="4" w:space="0"/>
-            <w:bottom w:val="single" w:color="auto" w:sz="4" w:space="0"/>
-            <w:right w:val="single" w:color="auto" w:sz="4" w:space="0"/>
-            <w:insideH w:val="single" w:color="auto" w:sz="4" w:space="0"/>
-            <w:insideV w:val="single" w:color="auto" w:sz="4" w:space="0"/>
-          </w:tblBorders>
-          <w:tblCellMar>
-            <w:top w:w="0" w:type="dxa"/>
-            <w:left w:w="108" w:type="dxa"/>
-            <w:bottom w:w="0" w:type="dxa"/>
-            <w:right w:w="108" w:type="dxa"/>
-          </w:tblCellMar>
-        </w:tblPrEx>
-        <w:trPr>
-          <w:trHeight w:val="0" w:hRule="atLeast"/>
-          <w:jc w:val="center"/>
-        </w:trPr>
-        <w:tc>
-          <w:tcPr>
-            <w:tcW w:w="3200" w:type="dxa"/>
-            <w:vAlign w:val="center"/>
-          </w:tcPr>
-          <w:p>
-            <w:pPr>
-              <w:numPr>
-                <w:ilvl w:val="0"/>
-                <w:numId w:val="0"/>
-              </w:numPr>
-              <w:snapToGrid w:val="0"/>
-              <w:ind w:left="240" w:leftChars="100" w:right="0" w:rightChars="0" w:firstLine="720" w:firstLineChars="300"/>
-              <w:jc w:val="both"/>
-              <w:rPr>
-                <w:rFonts w:hint="default"/>
-                <w:vertAlign w:val="baseline"/>
-                <w:lang w:val="en-US" w:eastAsia="zh-CN"/>
-              </w:rPr>
-            </w:pPr>
-            <w:r>
-              <w:rPr>
-                <w:rFonts w:hint="eastAsia"/>
-                <w:vertAlign w:val="baseline"/>
-                <w:lang w:val="en-US" w:eastAsia="zh-CN"/>
-              </w:rPr>
-              <w:t>连接超时</w:t>
-            </w:r>
-          </w:p>
-        </w:tc>
-        <w:tc>
-          <w:tcPr>
-            <w:tcW w:w="2378" w:type="dxa"/>
-            <w:vAlign w:val="center"/>
-          </w:tcPr>
-          <w:p>
-            <w:pPr>
-              <w:numPr>
-                <w:ilvl w:val="0"/>
-                <w:numId w:val="0"/>
-              </w:numPr>
-              <w:snapToGrid w:val="0"/>
-              <w:ind w:left="0" w:leftChars="0" w:right="0" w:rightChars="0" w:firstLine="0" w:firstLineChars="0"/>
-              <w:jc w:val="center"/>
-              <w:rPr>
-                <w:rFonts w:hint="default"/>
-                <w:vertAlign w:val="baseline"/>
-                <w:lang w:val="en-US" w:eastAsia="zh-CN"/>
-              </w:rPr>
-            </w:pPr>
-            <w:r>
-              <w:rPr>
-                <w:rFonts w:hint="eastAsia"/>
-                <w:vertAlign w:val="baseline"/>
-                <w:lang w:val="en-US" w:eastAsia="zh-CN"/>
-              </w:rPr>
-              <w:t>浮点数</w:t>
-            </w:r>
-          </w:p>
-        </w:tc>
-        <w:tc>
-          <w:tcPr>
-            <w:tcW w:w="3201" w:type="dxa"/>
-            <w:vAlign w:val="center"/>
-          </w:tcPr>
-          <w:p>
-            <w:pPr>
-              <w:numPr>
-                <w:ilvl w:val="0"/>
-                <w:numId w:val="0"/>
-              </w:numPr>
-              <w:snapToGrid w:val="0"/>
-              <w:ind w:left="0" w:leftChars="0" w:right="0" w:rightChars="0" w:firstLine="0" w:firstLineChars="0"/>
-              <w:jc w:val="center"/>
-              <w:rPr>
-                <w:rFonts w:hint="default"/>
-                <w:vertAlign w:val="baseline"/>
-                <w:lang w:val="en-US" w:eastAsia="zh-CN"/>
-              </w:rPr>
-            </w:pPr>
-            <w:r>
-              <w:rPr>
-                <w:rFonts w:hint="eastAsia"/>
-                <w:vertAlign w:val="baseline"/>
-                <w:lang w:val="en-US" w:eastAsia="zh-CN"/>
-              </w:rPr>
-              <w:t>5.0秒</w:t>
-            </w:r>
-          </w:p>
-        </w:tc>
-      </w:tr>
-      <w:tr>
-        <w:tblPrEx>
-          <w:tblBorders>
-            <w:top w:val="single" w:color="auto" w:sz="4" w:space="0"/>
-            <w:left w:val="single" w:color="auto" w:sz="4" w:space="0"/>
-            <w:bottom w:val="single" w:color="auto" w:sz="4" w:space="0"/>
-            <w:right w:val="single" w:color="auto" w:sz="4" w:space="0"/>
-            <w:insideH w:val="single" w:color="auto" w:sz="4" w:space="0"/>
-            <w:insideV w:val="single" w:color="auto" w:sz="4" w:space="0"/>
-          </w:tblBorders>
-          <w:tblCellMar>
-            <w:top w:w="0" w:type="dxa"/>
-            <w:left w:w="108" w:type="dxa"/>
-            <w:bottom w:w="0" w:type="dxa"/>
-            <w:right w:w="108" w:type="dxa"/>
-          </w:tblCellMar>
-        </w:tblPrEx>
-        <w:trPr>
-          <w:trHeight w:val="0" w:hRule="atLeast"/>
-          <w:jc w:val="center"/>
-        </w:trPr>
-        <w:tc>
-          <w:tcPr>
-            <w:tcW w:w="3200" w:type="dxa"/>
-            <w:vAlign w:val="center"/>
-          </w:tcPr>
-          <w:p>
-            <w:pPr>
-              <w:numPr>
-                <w:ilvl w:val="0"/>
-                <w:numId w:val="0"/>
-              </w:numPr>
-              <w:snapToGrid w:val="0"/>
-              <w:ind w:right="0" w:rightChars="0" w:firstLine="720" w:firstLineChars="300"/>
-              <w:jc w:val="both"/>
-              <w:rPr>
-                <w:rFonts w:hint="default"/>
-                <w:vertAlign w:val="baseline"/>
-                <w:lang w:val="en-US" w:eastAsia="zh-CN"/>
-              </w:rPr>
-            </w:pPr>
-            <w:r>
-              <w:rPr>
-                <w:rFonts w:hint="eastAsia"/>
-                <w:vertAlign w:val="baseline"/>
-                <w:lang w:val="en-US" w:eastAsia="zh-CN"/>
-              </w:rPr>
-              <w:t>数据传输超时</w:t>
-            </w:r>
-          </w:p>
-        </w:tc>
-        <w:tc>
-          <w:tcPr>
-            <w:tcW w:w="2378" w:type="dxa"/>
-            <w:vAlign w:val="center"/>
-          </w:tcPr>
-          <w:p>
-            <w:pPr>
-              <w:numPr>
-                <w:ilvl w:val="0"/>
-                <w:numId w:val="0"/>
-              </w:numPr>
-              <w:snapToGrid w:val="0"/>
-              <w:ind w:left="0" w:leftChars="0" w:right="0" w:rightChars="0" w:firstLine="0" w:firstLineChars="0"/>
-              <w:jc w:val="center"/>
-              <w:rPr>
-                <w:rFonts w:hint="default"/>
-                <w:vertAlign w:val="baseline"/>
-                <w:lang w:val="en-US" w:eastAsia="zh-CN"/>
-              </w:rPr>
-            </w:pPr>
-            <w:r>
-              <w:rPr>
-                <w:rFonts w:hint="eastAsia"/>
-                <w:vertAlign w:val="baseline"/>
-                <w:lang w:val="en-US" w:eastAsia="zh-CN"/>
-              </w:rPr>
-              <w:t>浮点数</w:t>
-            </w:r>
-          </w:p>
-        </w:tc>
-        <w:tc>
-          <w:tcPr>
-            <w:tcW w:w="3201" w:type="dxa"/>
-            <w:vAlign w:val="center"/>
-          </w:tcPr>
-          <w:p>
-            <w:pPr>
-              <w:numPr>
-                <w:ilvl w:val="0"/>
-                <w:numId w:val="0"/>
-              </w:numPr>
-              <w:snapToGrid w:val="0"/>
-              <w:ind w:left="0" w:leftChars="0" w:right="0" w:rightChars="0" w:firstLine="0" w:firstLineChars="0"/>
-              <w:jc w:val="center"/>
-              <w:rPr>
-                <w:rFonts w:hint="default"/>
-                <w:vertAlign w:val="baseline"/>
-                <w:lang w:val="en-US" w:eastAsia="zh-CN"/>
-              </w:rPr>
-            </w:pPr>
-            <w:r>
-              <w:rPr>
-                <w:rFonts w:hint="eastAsia"/>
-                <w:vertAlign w:val="baseline"/>
-                <w:lang w:val="en-US" w:eastAsia="zh-CN"/>
-              </w:rPr>
-              <w:t>10.0秒</w:t>
-            </w:r>
-          </w:p>
-        </w:tc>
-      </w:tr>
-    </w:tbl>
-    <w:p>
-      <w:pPr>
-        <w:numPr>
-          <w:ilvl w:val="0"/>
-          <w:numId w:val="0"/>
-        </w:numPr>
-        <w:rPr>
-          <w:rFonts w:hint="eastAsia"/>
-          <w:lang w:val="en-US" w:eastAsia="zh-CN"/>
-        </w:rPr>
-      </w:pPr>
-    </w:p>
-    <w:p>
-      <w:pPr>
-        <w:numPr>
-          <w:ilvl w:val="0"/>
-          <w:numId w:val="0"/>
-        </w:numPr>
-        <w:rPr>
-          <w:rFonts w:hint="eastAsia"/>
-          <w:lang w:val="en-US" w:eastAsia="zh-CN"/>
-        </w:rPr>
-      </w:pPr>
-    </w:p>
-    <w:p>
-      <w:pPr>
-        <w:numPr>
-          <w:ilvl w:val="0"/>
-          <w:numId w:val="2"/>
-        </w:numPr>
-        <w:ind w:left="0" w:leftChars="0" w:firstLine="0" w:firstLineChars="0"/>
-        <w:rPr>
-          <w:rFonts w:hint="eastAsia"/>
-          <w:b/>
-          <w:bCs/>
-          <w:lang w:val="en-US" w:eastAsia="zh-CN"/>
-        </w:rPr>
-      </w:pPr>
-      <w:r>
-        <w:rPr>
-          <w:rFonts w:hint="eastAsia"/>
-          <w:b/>
-          <w:bCs/>
-          <w:lang w:val="en-US" w:eastAsia="zh-CN"/>
-        </w:rPr>
-        <w:t>报文类型常量（不可配置，仅供参考）</w:t>
-      </w:r>
-    </w:p>
-    <w:tbl>
-      <w:tblPr>
-        <w:tblStyle w:val="5"/>
-        <w:tblW w:w="8519" w:type="dxa"/>
-        <w:jc w:val="center"/>
-        <w:tblBorders>
-          <w:top w:val="single" w:color="auto" w:sz="4" w:space="0"/>
-          <w:left w:val="single" w:color="auto" w:sz="4" w:space="0"/>
-          <w:bottom w:val="single" w:color="auto" w:sz="4" w:space="0"/>
-          <w:right w:val="single" w:color="auto" w:sz="4" w:space="0"/>
-          <w:insideH w:val="single" w:color="auto" w:sz="4" w:space="0"/>
-          <w:insideV w:val="single" w:color="auto" w:sz="4" w:space="0"/>
-        </w:tblBorders>
-        <w:tblLayout w:type="autofit"/>
-        <w:tblCellMar>
-          <w:top w:w="0" w:type="dxa"/>
-          <w:left w:w="108" w:type="dxa"/>
-          <w:bottom w:w="0" w:type="dxa"/>
-          <w:right w:w="108" w:type="dxa"/>
-        </w:tblCellMar>
-      </w:tblPr>
-      <w:tblGrid>
-        <w:gridCol w:w="3819"/>
-        <w:gridCol w:w="1861"/>
-        <w:gridCol w:w="2839"/>
-      </w:tblGrid>
-      <w:tr>
-        <w:tblPrEx>
-          <w:tblBorders>
-            <w:top w:val="single" w:color="auto" w:sz="4" w:space="0"/>
-            <w:left w:val="single" w:color="auto" w:sz="4" w:space="0"/>
-            <w:bottom w:val="single" w:color="auto" w:sz="4" w:space="0"/>
-            <w:right w:val="single" w:color="auto" w:sz="4" w:space="0"/>
-            <w:insideH w:val="single" w:color="auto" w:sz="4" w:space="0"/>
-            <w:insideV w:val="single" w:color="auto" w:sz="4" w:space="0"/>
-          </w:tblBorders>
-          <w:tblCellMar>
-            <w:top w:w="0" w:type="dxa"/>
-            <w:left w:w="108" w:type="dxa"/>
-            <w:bottom w:w="0" w:type="dxa"/>
-            <w:right w:w="108" w:type="dxa"/>
-          </w:tblCellMar>
-        </w:tblPrEx>
-        <w:trPr>
-          <w:trHeight w:val="0" w:hRule="atLeast"/>
-          <w:tblHeader/>
-          <w:jc w:val="center"/>
-        </w:trPr>
-        <w:tc>
-          <w:tcPr>
-            <w:tcW w:w="0" w:type="auto"/>
-            <w:vAlign w:val="center"/>
-          </w:tcPr>
-          <w:p>
-            <w:pPr>
-              <w:numPr>
-                <w:ilvl w:val="0"/>
-                <w:numId w:val="0"/>
-              </w:numPr>
-              <w:snapToGrid w:val="0"/>
-              <w:ind w:left="0" w:leftChars="0" w:right="0" w:rightChars="0" w:firstLine="0" w:firstLineChars="0"/>
-              <w:jc w:val="center"/>
-              <w:rPr>
-                <w:rFonts w:hint="default"/>
-                <w:b/>
-                <w:vertAlign w:val="baseline"/>
-                <w:lang w:val="en-US" w:eastAsia="zh-CN"/>
-              </w:rPr>
-            </w:pPr>
-            <w:r>
-              <w:rPr>
-                <w:rFonts w:hint="eastAsia"/>
-                <w:b/>
-                <w:vertAlign w:val="baseline"/>
-                <w:lang w:val="en-US" w:eastAsia="zh-CN"/>
-              </w:rPr>
-              <w:t>常量名</w:t>
-            </w:r>
-          </w:p>
-        </w:tc>
-        <w:tc>
-          <w:tcPr>
-            <w:tcW w:w="0" w:type="auto"/>
-            <w:vAlign w:val="center"/>
-          </w:tcPr>
-          <w:p>
-            <w:pPr>
-              <w:numPr>
-                <w:ilvl w:val="0"/>
-                <w:numId w:val="0"/>
-              </w:numPr>
-              <w:snapToGrid w:val="0"/>
-              <w:ind w:left="0" w:leftChars="0" w:right="0" w:rightChars="0" w:firstLine="0" w:firstLineChars="0"/>
-              <w:jc w:val="center"/>
-              <w:rPr>
-                <w:rFonts w:hint="default"/>
-                <w:b/>
-                <w:vertAlign w:val="baseline"/>
-                <w:lang w:val="en-US" w:eastAsia="zh-CN"/>
-              </w:rPr>
-            </w:pPr>
-            <w:r>
-              <w:rPr>
-                <w:rFonts w:hint="eastAsia"/>
-                <w:b/>
-                <w:vertAlign w:val="baseline"/>
-                <w:lang w:val="en-US" w:eastAsia="zh-CN"/>
-              </w:rPr>
-              <w:t>值</w:t>
-            </w:r>
-          </w:p>
-        </w:tc>
-        <w:tc>
-          <w:tcPr>
-            <w:tcW w:w="2839" w:type="dxa"/>
-            <w:vAlign w:val="center"/>
-          </w:tcPr>
-          <w:p>
-            <w:pPr>
-              <w:numPr>
-                <w:ilvl w:val="0"/>
-                <w:numId w:val="0"/>
-              </w:numPr>
-              <w:snapToGrid w:val="0"/>
-              <w:ind w:left="0" w:leftChars="0" w:right="0" w:rightChars="0" w:firstLine="0" w:firstLineChars="0"/>
-              <w:jc w:val="center"/>
-              <w:rPr>
-                <w:rFonts w:hint="default"/>
-                <w:b/>
-                <w:vertAlign w:val="baseline"/>
-                <w:lang w:val="en-US" w:eastAsia="zh-CN"/>
-              </w:rPr>
-            </w:pPr>
-            <w:r>
-              <w:rPr>
-                <w:rFonts w:hint="eastAsia"/>
-                <w:b/>
-                <w:vertAlign w:val="baseline"/>
-                <w:lang w:val="en-US" w:eastAsia="zh-CN"/>
-              </w:rPr>
-              <w:t>说明</w:t>
-            </w:r>
-          </w:p>
-        </w:tc>
-      </w:tr>
-      <w:tr>
-        <w:tblPrEx>
-          <w:tblBorders>
-            <w:top w:val="single" w:color="auto" w:sz="4" w:space="0"/>
-            <w:left w:val="single" w:color="auto" w:sz="4" w:space="0"/>
-            <w:bottom w:val="single" w:color="auto" w:sz="4" w:space="0"/>
-            <w:right w:val="single" w:color="auto" w:sz="4" w:space="0"/>
-            <w:insideH w:val="single" w:color="auto" w:sz="4" w:space="0"/>
-            <w:insideV w:val="single" w:color="auto" w:sz="4" w:space="0"/>
-          </w:tblBorders>
-          <w:tblCellMar>
-            <w:top w:w="0" w:type="dxa"/>
-            <w:left w:w="108" w:type="dxa"/>
-            <w:bottom w:w="0" w:type="dxa"/>
-            <w:right w:w="108" w:type="dxa"/>
-          </w:tblCellMar>
-        </w:tblPrEx>
-        <w:trPr>
-          <w:trHeight w:val="0" w:hRule="atLeast"/>
-          <w:jc w:val="center"/>
-        </w:trPr>
-        <w:tc>
-          <w:tcPr>
-            <w:tcW w:w="0" w:type="auto"/>
-            <w:vAlign w:val="center"/>
-          </w:tcPr>
-          <w:p>
-            <w:pPr>
-              <w:widowControl w:val="0"/>
-              <w:numPr>
-                <w:ilvl w:val="0"/>
-                <w:numId w:val="0"/>
-              </w:numPr>
-              <w:snapToGrid w:val="0"/>
-              <w:ind w:left="0" w:leftChars="0" w:right="0" w:rightChars="0" w:firstLine="0" w:firstLineChars="0"/>
-              <w:jc w:val="center"/>
-              <w:rPr>
-                <w:rFonts w:hint="eastAsia" w:ascii="Times New Roman" w:hAnsi="Times New Roman" w:eastAsiaTheme="minorEastAsia" w:cstheme="minorBidi"/>
-                <w:b/>
-                <w:kern w:val="0"/>
-                <w:sz w:val="24"/>
-                <w:szCs w:val="20"/>
-                <w:vertAlign w:val="baseline"/>
-                <w:lang w:val="en-US" w:eastAsia="zh-CN" w:bidi="ar-SA"/>
-              </w:rPr>
-            </w:pPr>
-            <w:r>
-              <w:rPr>
-                <w:rFonts w:hint="eastAsia" w:ascii="Times New Roman" w:hAnsi="Times New Roman" w:eastAsiaTheme="minorEastAsia" w:cstheme="minorBidi"/>
-                <w:b w:val="0"/>
-                <w:bCs/>
-                <w:kern w:val="0"/>
-                <w:sz w:val="24"/>
-                <w:szCs w:val="20"/>
-                <w:vertAlign w:val="baseline"/>
-                <w:lang w:val="en-US" w:eastAsia="zh-CN" w:bidi="ar-SA"/>
-              </w:rPr>
-              <w:t>TYPE_INITIALIZATION</w:t>
-            </w:r>
-          </w:p>
-        </w:tc>
-        <w:tc>
-          <w:tcPr>
-            <w:tcW w:w="0" w:type="auto"/>
-            <w:vAlign w:val="center"/>
-          </w:tcPr>
-          <w:p>
-            <w:pPr>
-              <w:numPr>
-                <w:ilvl w:val="0"/>
-                <w:numId w:val="0"/>
-              </w:numPr>
-              <w:snapToGrid w:val="0"/>
-              <w:ind w:left="0" w:leftChars="0" w:right="0" w:rightChars="0" w:firstLine="0" w:firstLineChars="0"/>
-              <w:jc w:val="center"/>
-              <w:rPr>
-                <w:rFonts w:hint="default"/>
-                <w:vertAlign w:val="baseline"/>
-                <w:lang w:val="en-US" w:eastAsia="zh-CN"/>
-              </w:rPr>
-            </w:pPr>
-            <w:r>
-              <w:rPr>
-                <w:rFonts w:hint="eastAsia"/>
-                <w:vertAlign w:val="baseline"/>
-                <w:lang w:val="en-US" w:eastAsia="zh-CN"/>
-              </w:rPr>
-              <w:t>1</w:t>
-            </w:r>
-          </w:p>
-        </w:tc>
-        <w:tc>
-          <w:tcPr>
-            <w:tcW w:w="2839" w:type="dxa"/>
-            <w:vAlign w:val="center"/>
-          </w:tcPr>
-          <w:p>
-            <w:pPr>
-              <w:numPr>
-                <w:ilvl w:val="0"/>
-                <w:numId w:val="0"/>
-              </w:numPr>
-              <w:snapToGrid w:val="0"/>
-              <w:ind w:left="0" w:leftChars="0" w:right="0" w:rightChars="0" w:firstLine="0" w:firstLineChars="0"/>
-              <w:jc w:val="center"/>
-              <w:rPr>
-                <w:rFonts w:hint="default"/>
-                <w:vertAlign w:val="baseline"/>
-                <w:lang w:val="en-US" w:eastAsia="zh-CN"/>
-              </w:rPr>
-            </w:pPr>
-            <w:r>
-              <w:rPr>
-                <w:rFonts w:hint="eastAsia"/>
-                <w:vertAlign w:val="baseline"/>
-                <w:lang w:val="en-US" w:eastAsia="zh-CN"/>
-              </w:rPr>
-              <w:t>初始化类型报文</w:t>
-            </w:r>
-          </w:p>
-        </w:tc>
-      </w:tr>
-      <w:tr>
-        <w:tblPrEx>
-          <w:tblBorders>
-            <w:top w:val="single" w:color="auto" w:sz="4" w:space="0"/>
-            <w:left w:val="single" w:color="auto" w:sz="4" w:space="0"/>
-            <w:bottom w:val="single" w:color="auto" w:sz="4" w:space="0"/>
-            <w:right w:val="single" w:color="auto" w:sz="4" w:space="0"/>
-            <w:insideH w:val="single" w:color="auto" w:sz="4" w:space="0"/>
-            <w:insideV w:val="single" w:color="auto" w:sz="4" w:space="0"/>
-          </w:tblBorders>
-          <w:tblCellMar>
-            <w:top w:w="0" w:type="dxa"/>
-            <w:left w:w="108" w:type="dxa"/>
-            <w:bottom w:w="0" w:type="dxa"/>
-            <w:right w:w="108" w:type="dxa"/>
-          </w:tblCellMar>
-        </w:tblPrEx>
-        <w:trPr>
-          <w:trHeight w:val="0" w:hRule="atLeast"/>
-          <w:jc w:val="center"/>
-        </w:trPr>
-        <w:tc>
-          <w:tcPr>
-            <w:tcW w:w="3819" w:type="dxa"/>
-            <w:vAlign w:val="center"/>
-          </w:tcPr>
-          <w:p>
-            <w:pPr>
-              <w:numPr>
-                <w:ilvl w:val="0"/>
-                <w:numId w:val="0"/>
-              </w:numPr>
-              <w:snapToGrid w:val="0"/>
-              <w:ind w:left="0" w:leftChars="0" w:right="0" w:rightChars="0" w:firstLine="0" w:firstLineChars="0"/>
-              <w:jc w:val="center"/>
-              <w:rPr>
-                <w:rFonts w:hint="default"/>
-                <w:vertAlign w:val="baseline"/>
-                <w:lang w:val="en-US" w:eastAsia="zh-CN"/>
-              </w:rPr>
-            </w:pPr>
-            <w:r>
-              <w:rPr>
-                <w:rFonts w:hint="eastAsia"/>
-                <w:vertAlign w:val="baseline"/>
-                <w:lang w:val="en-US" w:eastAsia="zh-CN"/>
-              </w:rPr>
-              <w:t>TYPE_AGREE</w:t>
-            </w:r>
-          </w:p>
-        </w:tc>
-        <w:tc>
-          <w:tcPr>
-            <w:tcW w:w="1861" w:type="dxa"/>
-            <w:vAlign w:val="center"/>
-          </w:tcPr>
-          <w:p>
-            <w:pPr>
-              <w:numPr>
-                <w:ilvl w:val="0"/>
-                <w:numId w:val="0"/>
-              </w:numPr>
-              <w:snapToGrid w:val="0"/>
-              <w:ind w:left="0" w:leftChars="0" w:right="0" w:rightChars="0" w:firstLine="0" w:firstLineChars="0"/>
-              <w:jc w:val="center"/>
-              <w:rPr>
-                <w:rFonts w:hint="default"/>
-                <w:vertAlign w:val="baseline"/>
-                <w:lang w:val="en-US" w:eastAsia="zh-CN"/>
-              </w:rPr>
-            </w:pPr>
-            <w:r>
-              <w:rPr>
-                <w:rFonts w:hint="eastAsia"/>
-                <w:vertAlign w:val="baseline"/>
-                <w:lang w:val="en-US" w:eastAsia="zh-CN"/>
-              </w:rPr>
-              <w:t>2</w:t>
-            </w:r>
-          </w:p>
-        </w:tc>
-        <w:tc>
-          <w:tcPr>
-            <w:tcW w:w="2839" w:type="dxa"/>
-            <w:vAlign w:val="center"/>
-          </w:tcPr>
-          <w:p>
-            <w:pPr>
-              <w:numPr>
-                <w:ilvl w:val="0"/>
-                <w:numId w:val="0"/>
-              </w:numPr>
-              <w:snapToGrid w:val="0"/>
-              <w:ind w:left="0" w:leftChars="0" w:right="0" w:rightChars="0" w:firstLine="0" w:firstLineChars="0"/>
-              <w:jc w:val="center"/>
-              <w:rPr>
-                <w:rFonts w:hint="default"/>
-                <w:vertAlign w:val="baseline"/>
-                <w:lang w:val="en-US" w:eastAsia="zh-CN"/>
-              </w:rPr>
-            </w:pPr>
-            <w:r>
-              <w:rPr>
-                <w:rFonts w:hint="eastAsia"/>
-                <w:vertAlign w:val="baseline"/>
-                <w:lang w:val="en-US" w:eastAsia="zh-CN"/>
-              </w:rPr>
-              <w:t>同意类型报文</w:t>
-            </w:r>
-          </w:p>
-        </w:tc>
-      </w:tr>
-      <w:tr>
-        <w:tblPrEx>
-          <w:tblBorders>
-            <w:top w:val="single" w:color="auto" w:sz="4" w:space="0"/>
-            <w:left w:val="single" w:color="auto" w:sz="4" w:space="0"/>
-            <w:bottom w:val="single" w:color="auto" w:sz="4" w:space="0"/>
-            <w:right w:val="single" w:color="auto" w:sz="4" w:space="0"/>
-            <w:insideH w:val="single" w:color="auto" w:sz="4" w:space="0"/>
-            <w:insideV w:val="single" w:color="auto" w:sz="4" w:space="0"/>
-          </w:tblBorders>
-          <w:tblCellMar>
-            <w:top w:w="0" w:type="dxa"/>
-            <w:left w:w="108" w:type="dxa"/>
-            <w:bottom w:w="0" w:type="dxa"/>
-            <w:right w:w="108" w:type="dxa"/>
-          </w:tblCellMar>
-        </w:tblPrEx>
-        <w:trPr>
-          <w:trHeight w:val="0" w:hRule="atLeast"/>
-          <w:jc w:val="center"/>
-        </w:trPr>
-        <w:tc>
-          <w:tcPr>
-            <w:tcW w:w="3819" w:type="dxa"/>
-            <w:vAlign w:val="center"/>
-          </w:tcPr>
-          <w:p>
-            <w:pPr>
-              <w:numPr>
-                <w:ilvl w:val="0"/>
-                <w:numId w:val="0"/>
-              </w:numPr>
-              <w:snapToGrid w:val="0"/>
-              <w:ind w:left="0" w:leftChars="0" w:right="0" w:rightChars="0" w:firstLine="0" w:firstLineChars="0"/>
-              <w:jc w:val="center"/>
-              <w:rPr>
-                <w:rFonts w:hint="default"/>
-                <w:vertAlign w:val="baseline"/>
-                <w:lang w:val="en-US" w:eastAsia="zh-CN"/>
-              </w:rPr>
-            </w:pPr>
-            <w:r>
-              <w:rPr>
-                <w:rFonts w:hint="eastAsia"/>
-                <w:vertAlign w:val="baseline"/>
-                <w:lang w:val="en-US" w:eastAsia="zh-CN"/>
-              </w:rPr>
-              <w:t>TYPE_REVERSE_REQUEST</w:t>
-            </w:r>
-          </w:p>
-        </w:tc>
-        <w:tc>
-          <w:tcPr>
-            <w:tcW w:w="1861" w:type="dxa"/>
-            <w:vAlign w:val="center"/>
-          </w:tcPr>
-          <w:p>
-            <w:pPr>
-              <w:numPr>
-                <w:ilvl w:val="0"/>
-                <w:numId w:val="0"/>
-              </w:numPr>
-              <w:snapToGrid w:val="0"/>
-              <w:ind w:left="0" w:leftChars="0" w:right="0" w:rightChars="0" w:firstLine="0" w:firstLineChars="0"/>
-              <w:jc w:val="center"/>
-              <w:rPr>
-                <w:rFonts w:hint="default"/>
-                <w:vertAlign w:val="baseline"/>
-                <w:lang w:val="en-US" w:eastAsia="zh-CN"/>
-              </w:rPr>
-            </w:pPr>
-            <w:r>
-              <w:rPr>
-                <w:rFonts w:hint="eastAsia"/>
-                <w:vertAlign w:val="baseline"/>
-                <w:lang w:val="en-US" w:eastAsia="zh-CN"/>
-              </w:rPr>
-              <w:t>3</w:t>
-            </w:r>
-          </w:p>
-        </w:tc>
-        <w:tc>
-          <w:tcPr>
-            <w:tcW w:w="2839" w:type="dxa"/>
-            <w:vAlign w:val="center"/>
-          </w:tcPr>
-          <w:p>
-            <w:pPr>
-              <w:numPr>
-                <w:ilvl w:val="0"/>
-                <w:numId w:val="0"/>
-              </w:numPr>
-              <w:snapToGrid w:val="0"/>
-              <w:ind w:left="0" w:leftChars="0" w:right="0" w:rightChars="0" w:firstLine="0" w:firstLineChars="0"/>
-              <w:jc w:val="center"/>
-              <w:rPr>
-                <w:rFonts w:hint="default"/>
-                <w:vertAlign w:val="baseline"/>
-                <w:lang w:val="en-US" w:eastAsia="zh-CN"/>
-              </w:rPr>
-            </w:pPr>
-            <w:r>
-              <w:rPr>
-                <w:rFonts w:hint="eastAsia"/>
-                <w:vertAlign w:val="baseline"/>
-                <w:lang w:val="en-US" w:eastAsia="zh-CN"/>
-              </w:rPr>
-              <w:t>反转请求类型报文</w:t>
-            </w:r>
-          </w:p>
-        </w:tc>
-      </w:tr>
-      <w:tr>
-        <w:tblPrEx>
-          <w:tblBorders>
-            <w:top w:val="single" w:color="auto" w:sz="4" w:space="0"/>
-            <w:left w:val="single" w:color="auto" w:sz="4" w:space="0"/>
-            <w:bottom w:val="single" w:color="auto" w:sz="4" w:space="0"/>
-            <w:right w:val="single" w:color="auto" w:sz="4" w:space="0"/>
-            <w:insideH w:val="single" w:color="auto" w:sz="4" w:space="0"/>
-            <w:insideV w:val="single" w:color="auto" w:sz="4" w:space="0"/>
-          </w:tblBorders>
-          <w:tblCellMar>
-            <w:top w:w="0" w:type="dxa"/>
-            <w:left w:w="108" w:type="dxa"/>
-            <w:bottom w:w="0" w:type="dxa"/>
-            <w:right w:w="108" w:type="dxa"/>
-          </w:tblCellMar>
-        </w:tblPrEx>
-        <w:trPr>
-          <w:trHeight w:val="0" w:hRule="atLeast"/>
-          <w:jc w:val="center"/>
-        </w:trPr>
-        <w:tc>
-          <w:tcPr>
-            <w:tcW w:w="3819" w:type="dxa"/>
-            <w:vAlign w:val="center"/>
-          </w:tcPr>
-          <w:p>
-            <w:pPr>
-              <w:numPr>
-                <w:ilvl w:val="0"/>
-                <w:numId w:val="0"/>
-              </w:numPr>
-              <w:snapToGrid w:val="0"/>
-              <w:ind w:left="0" w:leftChars="0" w:right="0" w:rightChars="0" w:firstLine="0" w:firstLineChars="0"/>
-              <w:jc w:val="center"/>
-              <w:rPr>
-                <w:rFonts w:hint="default"/>
-                <w:vertAlign w:val="baseline"/>
-                <w:lang w:val="en-US" w:eastAsia="zh-CN"/>
-              </w:rPr>
-            </w:pPr>
-            <w:r>
-              <w:rPr>
-                <w:rFonts w:hint="eastAsia"/>
-                <w:vertAlign w:val="baseline"/>
-                <w:lang w:val="en-US" w:eastAsia="zh-CN"/>
-              </w:rPr>
-              <w:t>TYPE_REVERSE_ANSWER</w:t>
-            </w:r>
-          </w:p>
-        </w:tc>
-        <w:tc>
-          <w:tcPr>
-            <w:tcW w:w="1861" w:type="dxa"/>
-            <w:vAlign w:val="center"/>
-          </w:tcPr>
-          <w:p>
-            <w:pPr>
-              <w:numPr>
-                <w:ilvl w:val="0"/>
-                <w:numId w:val="0"/>
-              </w:numPr>
-              <w:snapToGrid w:val="0"/>
-              <w:ind w:left="0" w:leftChars="0" w:right="0" w:rightChars="0" w:firstLine="0" w:firstLineChars="0"/>
-              <w:jc w:val="center"/>
-              <w:rPr>
-                <w:rFonts w:hint="default"/>
-                <w:vertAlign w:val="baseline"/>
-                <w:lang w:val="en-US" w:eastAsia="zh-CN"/>
-              </w:rPr>
-            </w:pPr>
-            <w:r>
-              <w:rPr>
-                <w:rFonts w:hint="eastAsia"/>
-                <w:vertAlign w:val="baseline"/>
-                <w:lang w:val="en-US" w:eastAsia="zh-CN"/>
-              </w:rPr>
-              <w:t>4</w:t>
-            </w:r>
-          </w:p>
-        </w:tc>
-        <w:tc>
-          <w:tcPr>
-            <w:tcW w:w="2839" w:type="dxa"/>
-            <w:vAlign w:val="center"/>
-          </w:tcPr>
-          <w:p>
-            <w:pPr>
-              <w:numPr>
-                <w:ilvl w:val="0"/>
-                <w:numId w:val="0"/>
-              </w:numPr>
-              <w:snapToGrid w:val="0"/>
-              <w:ind w:left="0" w:leftChars="0" w:right="0" w:rightChars="0" w:firstLine="0" w:firstLineChars="0"/>
-              <w:jc w:val="center"/>
-              <w:rPr>
-                <w:rFonts w:hint="default"/>
-                <w:vertAlign w:val="baseline"/>
-                <w:lang w:val="en-US" w:eastAsia="zh-CN"/>
-              </w:rPr>
-            </w:pPr>
-            <w:r>
-              <w:rPr>
-                <w:rFonts w:hint="eastAsia"/>
-                <w:vertAlign w:val="baseline"/>
-                <w:lang w:val="en-US" w:eastAsia="zh-CN"/>
-              </w:rPr>
-              <w:t>反转应答类型报文</w:t>
-            </w:r>
-          </w:p>
-        </w:tc>
-      </w:tr>
-    </w:tbl>
-    <w:p>
-      <w:pPr>
-        <w:numPr>
-          <w:ilvl w:val="0"/>
-          <w:numId w:val="0"/>
-        </w:numPr>
-        <w:ind w:leftChars="0"/>
-        <w:rPr>
-          <w:rFonts w:hint="eastAsia"/>
-          <w:lang w:val="en-US" w:eastAsia="zh-CN"/>
-        </w:rPr>
-      </w:pPr>
-    </w:p>
-    <w:p>
-      <w:pPr>
-        <w:numPr>
-          <w:ilvl w:val="0"/>
-          <w:numId w:val="0"/>
-        </w:numPr>
-        <w:ind w:leftChars="0"/>
-        <w:rPr>
-          <w:rFonts w:hint="eastAsia"/>
-          <w:b/>
-          <w:bCs/>
-          <w:sz w:val="28"/>
-          <w:szCs w:val="21"/>
-          <w:lang w:val="en-US" w:eastAsia="zh-CN"/>
-        </w:rPr>
-      </w:pPr>
-      <w:r>
-        <w:rPr>
-          <w:rFonts w:hint="eastAsia"/>
-          <w:b/>
-          <w:bCs/>
-          <w:sz w:val="28"/>
-          <w:szCs w:val="21"/>
-          <w:lang w:val="en-US" w:eastAsia="zh-CN"/>
-        </w:rPr>
-        <w:t>三．使用说明：</w:t>
-      </w:r>
-    </w:p>
-    <w:p>
-      <w:pPr>
-        <w:numPr>
-          <w:ilvl w:val="0"/>
-          <w:numId w:val="3"/>
-        </w:numPr>
-        <w:rPr>
-          <w:rFonts w:hint="eastAsia"/>
-          <w:sz w:val="24"/>
-          <w:lang w:val="en-US" w:eastAsia="zh-CN"/>
-        </w:rPr>
-      </w:pPr>
-      <w:r>
-        <w:rPr>
-          <w:rFonts w:hint="eastAsia"/>
-          <w:sz w:val="24"/>
-          <w:lang w:val="en-US" w:eastAsia="zh-CN"/>
-        </w:rPr>
-        <w:t>先启动服务器，再启动客户端</w:t>
-      </w:r>
-    </w:p>
-    <w:p>
-      <w:pPr>
-        <w:numPr>
-          <w:ilvl w:val="0"/>
-          <w:numId w:val="3"/>
-        </w:numPr>
-        <w:ind w:left="0" w:leftChars="0" w:firstLine="0" w:firstLineChars="0"/>
-        <w:rPr>
-          <w:rFonts w:hint="eastAsia"/>
-          <w:b w:val="0"/>
-          <w:bCs w:val="0"/>
-          <w:sz w:val="24"/>
-          <w:lang w:val="en-US" w:eastAsia="zh-CN"/>
-        </w:rPr>
-      </w:pPr>
-      <w:r>
-        <w:rPr>
-          <w:rFonts w:hint="eastAsia"/>
-          <w:b w:val="0"/>
-          <w:bCs w:val="0"/>
-          <w:sz w:val="24"/>
-          <w:lang w:val="en-US" w:eastAsia="zh-CN"/>
-        </w:rPr>
-        <w:t>运行命令示例：</w:t>
-      </w:r>
-    </w:p>
-    <w:p>
-      <w:pPr>
-        <w:widowControl w:val="0"/>
-        <w:numPr>
-          <w:ilvl w:val="0"/>
-          <w:numId w:val="0"/>
-        </w:numPr>
-        <w:ind w:firstLine="480" w:firstLineChars="200"/>
-        <w:jc w:val="both"/>
-        <w:rPr>
-          <w:rFonts w:hint="eastAsia" w:ascii="Times New Roman" w:hAnsi="Times New Roman" w:eastAsiaTheme="minorEastAsia" w:cstheme="minorBidi"/>
-          <w:b w:val="0"/>
-          <w:bCs w:val="0"/>
-          <w:kern w:val="0"/>
-          <w:sz w:val="24"/>
-          <w:szCs w:val="20"/>
-          <w:lang w:val="en-US" w:eastAsia="zh-CN" w:bidi="ar-SA"/>
-        </w:rPr>
-      </w:pPr>
-      <w:r>
-        <w:rPr>
-          <w:rFonts w:hint="eastAsia" w:ascii="Times New Roman" w:hAnsi="Times New Roman" w:eastAsiaTheme="minorEastAsia" w:cstheme="minorBidi"/>
-          <w:b w:val="0"/>
-          <w:bCs w:val="0"/>
-          <w:kern w:val="0"/>
-          <w:sz w:val="24"/>
-          <w:szCs w:val="20"/>
-          <w:lang w:val="en-US" w:eastAsia="zh-CN" w:bidi="ar-SA"/>
-        </w:rPr>
-        <w:t># 终端1 - 启动服务器</w:t>
-      </w:r>
-    </w:p>
-    <w:p>
-      <w:pPr>
-        <w:widowControl w:val="0"/>
-        <w:numPr>
-          <w:ilvl w:val="0"/>
-          <w:numId w:val="0"/>
-        </w:numPr>
-        <w:ind w:left="0" w:leftChars="0" w:firstLine="480" w:firstLineChars="200"/>
-        <w:jc w:val="both"/>
-        <w:rPr>
-          <w:rFonts w:hint="eastAsia" w:ascii="Times New Roman" w:hAnsi="Times New Roman" w:eastAsiaTheme="minorEastAsia" w:cstheme="minorBidi"/>
-          <w:b w:val="0"/>
-          <w:bCs w:val="0"/>
-          <w:kern w:val="0"/>
-          <w:sz w:val="24"/>
-          <w:szCs w:val="20"/>
-          <w:lang w:val="en-US" w:eastAsia="zh-CN" w:bidi="ar-SA"/>
-        </w:rPr>
-      </w:pPr>
-      <w:r>
-        <w:rPr>
-          <w:rFonts w:hint="eastAsia" w:ascii="Times New Roman" w:hAnsi="Times New Roman" w:eastAsiaTheme="minorEastAsia" w:cstheme="minorBidi"/>
-          <w:b w:val="0"/>
-          <w:bCs w:val="0"/>
-          <w:kern w:val="0"/>
-          <w:sz w:val="24"/>
-          <w:szCs w:val="20"/>
-          <w:lang w:val="en-US" w:eastAsia="zh-CN" w:bidi="ar-SA"/>
-        </w:rPr>
-        <w:t>python reversetcpserver.py 192.168.100.1 8888</w:t>
-      </w:r>
-    </w:p>
-    <w:p>
-      <w:pPr>
-        <w:widowControl w:val="0"/>
-        <w:numPr>
-          <w:ilvl w:val="0"/>
-          <w:numId w:val="0"/>
-        </w:numPr>
-        <w:ind w:left="0" w:leftChars="0" w:firstLine="480" w:firstLineChars="200"/>
-        <w:jc w:val="both"/>
-        <w:rPr>
-          <w:rFonts w:hint="eastAsia" w:ascii="Times New Roman" w:hAnsi="Times New Roman" w:eastAsiaTheme="minorEastAsia" w:cstheme="minorBidi"/>
-          <w:b w:val="0"/>
-          <w:bCs w:val="0"/>
-          <w:kern w:val="0"/>
-          <w:sz w:val="24"/>
-          <w:szCs w:val="20"/>
-          <w:lang w:val="en-US" w:eastAsia="zh-CN" w:bidi="ar-SA"/>
-        </w:rPr>
-      </w:pPr>
-      <w:r>
-        <w:rPr>
-          <w:rFonts w:hint="eastAsia" w:ascii="Times New Roman" w:hAnsi="Times New Roman" w:eastAsiaTheme="minorEastAsia" w:cstheme="minorBidi"/>
-          <w:b w:val="0"/>
-          <w:bCs w:val="0"/>
-          <w:kern w:val="0"/>
-          <w:sz w:val="24"/>
-          <w:szCs w:val="20"/>
-          <w:lang w:val="en-US" w:eastAsia="zh-CN" w:bidi="ar-SA"/>
-        </w:rPr>
-        <w:t># 终端2 - 启动客户端</w:t>
-      </w:r>
-    </w:p>
-    <w:p>
-      <w:pPr>
-        <w:widowControl w:val="0"/>
-        <w:numPr>
-          <w:ilvl w:val="0"/>
-          <w:numId w:val="0"/>
-        </w:numPr>
-        <w:ind w:firstLine="480" w:firstLineChars="200"/>
-        <w:jc w:val="both"/>
-        <w:rPr>
-          <w:rFonts w:hint="default" w:ascii="Times New Roman" w:hAnsi="Times New Roman" w:eastAsiaTheme="minorEastAsia" w:cstheme="minorBidi"/>
-          <w:b w:val="0"/>
-          <w:bCs w:val="0"/>
-          <w:kern w:val="0"/>
-          <w:sz w:val="24"/>
-          <w:szCs w:val="20"/>
-          <w:lang w:val="en-US" w:eastAsia="zh-CN" w:bidi="ar-SA"/>
-        </w:rPr>
-      </w:pPr>
-      <w:r>
-        <w:rPr>
-          <w:rFonts w:hint="eastAsia" w:ascii="Times New Roman" w:hAnsi="Times New Roman" w:eastAsiaTheme="minorEastAsia" w:cstheme="minorBidi"/>
-          <w:b w:val="0"/>
-          <w:bCs w:val="0"/>
-          <w:kern w:val="0"/>
-          <w:sz w:val="24"/>
-          <w:szCs w:val="20"/>
-          <w:lang w:val="en-US" w:eastAsia="zh-CN" w:bidi="ar-SA"/>
-        </w:rPr>
-        <w:t>python reversetcpclient.py 192.168.100.1 8888 readme.txt 50 100 42</w:t>
-      </w:r>
-    </w:p>
-    <w:p>
-      <w:pPr>
-        <w:numPr>
-          <w:ilvl w:val="0"/>
-          <w:numId w:val="0"/>
-        </w:numPr>
-        <w:ind w:leftChars="0"/>
-        <w:rPr>
-          <w:rFonts w:hint="eastAsia"/>
-          <w:b w:val="0"/>
-          <w:bCs w:val="0"/>
-          <w:lang w:val="en-US" w:eastAsia="zh-CN"/>
-        </w:rPr>
-      </w:pPr>
-    </w:p>
-    <w:p>
-      <w:pPr>
-        <w:numPr>
-          <w:ilvl w:val="0"/>
-          <w:numId w:val="0"/>
-        </w:numPr>
-        <w:rPr>
-          <w:rFonts w:hint="eastAsia"/>
-          <w:b/>
-          <w:bCs/>
-          <w:sz w:val="28"/>
-          <w:szCs w:val="21"/>
-          <w:lang w:val="en-US" w:eastAsia="zh-CN"/>
-        </w:rPr>
-      </w:pPr>
-      <w:r>
-        <w:rPr>
-          <w:rFonts w:hint="eastAsia"/>
-          <w:b/>
-          <w:bCs/>
-          <w:sz w:val="28"/>
-          <w:szCs w:val="21"/>
-          <w:lang w:val="en-US" w:eastAsia="zh-CN"/>
-        </w:rPr>
-        <w:t>四．运行结果示例：</w:t>
-      </w:r>
-    </w:p>
-    <w:p>
-      <w:pPr>
-        <w:numPr>
-          <w:ilvl w:val="0"/>
-          <w:numId w:val="0"/>
-        </w:numPr>
-        <w:rPr>
-          <w:rFonts w:hint="default"/>
-          <w:b w:val="0"/>
-          <w:bCs w:val="0"/>
-          <w:lang w:val="en-US" w:eastAsia="zh-CN"/>
-        </w:rPr>
-      </w:pPr>
-      <w:r>
-        <w:rPr>
-          <w:rFonts w:hint="eastAsia"/>
-          <w:b w:val="0"/>
-          <w:bCs w:val="0"/>
-          <w:lang w:val="en-US" w:eastAsia="zh-CN"/>
-        </w:rPr>
-        <w:t>（1）服务器终端：</w:t>
-      </w:r>
-    </w:p>
-    <w:p>
-      <w:pPr>
-        <w:numPr>
-          <w:ilvl w:val="0"/>
-          <w:numId w:val="0"/>
-        </w:numPr>
-        <w:rPr>
-          <w:rFonts w:hint="eastAsia"/>
-          <w:b w:val="0"/>
-          <w:bCs w:val="0"/>
-          <w:lang w:val="en-US" w:eastAsia="zh-CN"/>
-        </w:rPr>
-      </w:pPr>
-      <w:r>
-        <w:rPr>
-          <w:rFonts w:hint="eastAsia"/>
-          <w:b w:val="0"/>
-          <w:bCs w:val="0"/>
-          <w:lang w:val="en-US" w:eastAsia="zh-CN"/>
-        </w:rPr>
-        <w:drawing>
-          <wp:inline distT="0" distB="0" distL="114300" distR="114300">
-            <wp:extent cx="5270500" cy="2609850"/>
-            <wp:effectExtent l="0" t="0" r="6350" b="0"/>
-            <wp:docPr id="13" name="图片 13" descr="a48afa6310a0fe4b603cd987e1d495ae"/>
-            <wp:cNvGraphicFramePr>
-              <a:graphicFrameLocks xmlns:a="http://schemas.openxmlformats.org/drawingml/2006/main" noChangeAspect="1"/>
-            </wp:cNvGraphicFramePr>
-            <a:graphic xmlns:a="http://schemas.openxmlformats.org/drawingml/2006/main">
-              <a:graphicData uri="http://schemas.openxmlformats.org/drawingml/2006/picture">
-                <pic:pic xmlns:pic="http://schemas.openxmlformats.org/drawingml/2006/picture">
-                  <pic:nvPicPr>
-                    <pic:cNvPr id="13" name="图片 13" descr="a48afa6310a0fe4b603cd987e1d495ae"/>
-                    <pic:cNvPicPr>
-                      <a:picLocks noChangeAspect="1"/>
-                    </pic:cNvPicPr>
-                  </pic:nvPicPr>
-                  <pic:blipFill>
-                    <a:blip r:embed="rId4"/>
-                    <a:stretch>
-                      <a:fillRect/>
-                    </a:stretch>
-                  </pic:blipFill>
-                  <pic:spPr>
-                    <a:xfrm>
-                      <a:off x="0" y="0"/>
-                      <a:ext cx="5270500" cy="2609850"/>
-                    </a:xfrm>
-                    <a:prstGeom prst="rect">
-                      <a:avLst/>
-                    </a:prstGeom>
-                  </pic:spPr>
-                </pic:pic>
-              </a:graphicData>
-            </a:graphic>
-          </wp:inline>
-        </w:drawing>
-      </w:r>
-    </w:p>
-    <w:p>
-      <w:pPr>
-        <w:numPr>
-          <w:ilvl w:val="0"/>
-          <w:numId w:val="0"/>
-        </w:numPr>
-        <w:jc w:val="center"/>
-        <w:rPr>
-          <w:rFonts w:hint="eastAsia"/>
-          <w:b w:val="0"/>
-          <w:bCs w:val="0"/>
-          <w:lang w:val="en-US" w:eastAsia="zh-CN"/>
-        </w:rPr>
-      </w:pPr>
-      <w:r>
-        <w:rPr>
-          <w:rFonts w:hint="eastAsia"/>
-          <w:b w:val="0"/>
-          <w:bCs w:val="0"/>
-          <w:lang w:val="en-US" w:eastAsia="zh-CN"/>
-        </w:rPr>
-        <w:t>图4-1  服务器终端控制台截图</w:t>
-      </w:r>
-    </w:p>
-    <w:p>
-      <w:pPr>
-        <w:numPr>
-          <w:ilvl w:val="0"/>
-          <w:numId w:val="0"/>
-        </w:numPr>
-        <w:jc w:val="both"/>
-        <w:rPr>
-          <w:rFonts w:hint="eastAsia"/>
-          <w:b w:val="0"/>
-          <w:bCs w:val="0"/>
-          <w:lang w:val="en-US" w:eastAsia="zh-CN"/>
-        </w:rPr>
-      </w:pPr>
-    </w:p>
-    <w:p>
-      <w:pPr>
-        <w:numPr>
-          <w:ilvl w:val="0"/>
-          <w:numId w:val="0"/>
-        </w:numPr>
-        <w:jc w:val="center"/>
-        <w:rPr>
-          <w:rFonts w:hint="eastAsia"/>
-          <w:b w:val="0"/>
-          <w:bCs w:val="0"/>
-          <w:lang w:val="en-US" w:eastAsia="zh-CN"/>
-        </w:rPr>
-      </w:pPr>
-    </w:p>
-    <w:p>
-      <w:pPr>
-        <w:numPr>
-          <w:ilvl w:val="0"/>
-          <w:numId w:val="4"/>
-        </w:numPr>
-        <w:jc w:val="both"/>
-        <w:rPr>
-          <w:rFonts w:hint="default"/>
-          <w:b w:val="0"/>
-          <w:bCs w:val="0"/>
-          <w:lang w:val="en-US" w:eastAsia="zh-CN"/>
-        </w:rPr>
-      </w:pPr>
-      <w:r>
-        <w:rPr>
-          <w:rFonts w:hint="eastAsia"/>
-          <w:b w:val="0"/>
-          <w:bCs w:val="0"/>
-          <w:lang w:val="en-US" w:eastAsia="zh-CN"/>
-        </w:rPr>
-        <w:t>客户端终端：</w:t>
-      </w:r>
-    </w:p>
-    <w:p>
-      <w:pPr>
-        <w:numPr>
-          <w:ilvl w:val="0"/>
-          <w:numId w:val="0"/>
-        </w:numPr>
-        <w:jc w:val="both"/>
-        <w:rPr>
-          <w:rFonts w:hint="default"/>
-          <w:b w:val="0"/>
-          <w:bCs w:val="0"/>
-          <w:lang w:val="en-US" w:eastAsia="zh-CN"/>
-        </w:rPr>
-      </w:pPr>
-      <w:r>
-        <w:rPr>
-          <w:rFonts w:hint="default"/>
-          <w:b w:val="0"/>
-          <w:bCs w:val="0"/>
-          <w:lang w:val="en-US" w:eastAsia="zh-CN"/>
-        </w:rPr>
-        <w:drawing>
-          <wp:inline distT="0" distB="0" distL="114300" distR="114300">
-            <wp:extent cx="5267960" cy="3811905"/>
-            <wp:effectExtent l="0" t="0" r="8890" b="7620"/>
-            <wp:docPr id="7" name="图片 7" descr="7f6606aee2b495f2091025b460208fac"/>
-            <wp:cNvGraphicFramePr>
-              <a:graphicFrameLocks xmlns:a="http://schemas.openxmlformats.org/drawingml/2006/main" noChangeAspect="1"/>
-            </wp:cNvGraphicFramePr>
-            <a:graphic xmlns:a="http://schemas.openxmlformats.org/drawingml/2006/main">
-              <a:graphicData uri="http://schemas.openxmlformats.org/drawingml/2006/picture">
-                <pic:pic xmlns:pic="http://schemas.openxmlformats.org/drawingml/2006/picture">
-                  <pic:nvPicPr>
-                    <pic:cNvPr id="7" name="图片 7" descr="7f6606aee2b495f2091025b460208fac"/>
-                    <pic:cNvPicPr>
-                      <a:picLocks noChangeAspect="1"/>
-                    </pic:cNvPicPr>
-                  </pic:nvPicPr>
-                  <pic:blipFill>
-                    <a:blip r:embed="rId5"/>
-                    <a:stretch>
-                      <a:fillRect/>
-                    </a:stretch>
-                  </pic:blipFill>
-                  <pic:spPr>
-                    <a:xfrm>
-                      <a:off x="0" y="0"/>
-                      <a:ext cx="5267960" cy="3811905"/>
-                    </a:xfrm>
-                    <a:prstGeom prst="rect">
-                      <a:avLst/>
-                    </a:prstGeom>
-                  </pic:spPr>
-                </pic:pic>
-              </a:graphicData>
-            </a:graphic>
-          </wp:inline>
-        </w:drawing>
-      </w:r>
-    </w:p>
-    <w:p>
-      <w:pPr>
-        <w:numPr>
-          <w:ilvl w:val="0"/>
-          <w:numId w:val="0"/>
-        </w:numPr>
-        <w:jc w:val="center"/>
-        <w:rPr>
-          <w:rFonts w:hint="eastAsia"/>
-          <w:b w:val="0"/>
-          <w:bCs w:val="0"/>
-          <w:lang w:val="en-US" w:eastAsia="zh-CN"/>
-        </w:rPr>
-      </w:pPr>
-      <w:r>
-        <w:rPr>
-          <w:rFonts w:hint="eastAsia"/>
-          <w:b w:val="0"/>
-          <w:bCs w:val="0"/>
-          <w:lang w:val="en-US" w:eastAsia="zh-CN"/>
-        </w:rPr>
-        <w:t>图4-2  客户端终端控制台截图（1）</w:t>
-      </w:r>
-    </w:p>
-    <w:p>
-      <w:pPr>
-        <w:numPr>
-          <w:ilvl w:val="0"/>
-          <w:numId w:val="0"/>
-        </w:numPr>
-        <w:jc w:val="center"/>
-        <w:rPr>
-          <w:rFonts w:hint="default"/>
-          <w:b w:val="0"/>
-          <w:bCs w:val="0"/>
-          <w:lang w:val="en-US" w:eastAsia="zh-CN"/>
-        </w:rPr>
-      </w:pPr>
-    </w:p>
-    <w:p>
-      <w:pPr>
-        <w:numPr>
-          <w:ilvl w:val="0"/>
-          <w:numId w:val="0"/>
-        </w:numPr>
-        <w:jc w:val="both"/>
-        <w:rPr>
-          <w:rFonts w:hint="default"/>
-          <w:b w:val="0"/>
-          <w:bCs w:val="0"/>
-          <w:lang w:val="en-US" w:eastAsia="zh-CN"/>
-        </w:rPr>
-      </w:pPr>
-      <w:r>
-        <w:rPr>
-          <w:rFonts w:hint="default"/>
-          <w:b w:val="0"/>
-          <w:bCs w:val="0"/>
-          <w:lang w:val="en-US" w:eastAsia="zh-CN"/>
-        </w:rPr>
-        <w:drawing>
-          <wp:inline distT="0" distB="0" distL="114300" distR="114300">
-            <wp:extent cx="4915535" cy="3500755"/>
-            <wp:effectExtent l="0" t="0" r="8890" b="4445"/>
-            <wp:docPr id="8" name="图片 8" descr="85b2374d58a9cbadb9c40889bdb32b44"/>
-            <wp:cNvGraphicFramePr>
-              <a:graphicFrameLocks xmlns:a="http://schemas.openxmlformats.org/drawingml/2006/main" noChangeAspect="1"/>
-            </wp:cNvGraphicFramePr>
-            <a:graphic xmlns:a="http://schemas.openxmlformats.org/drawingml/2006/main">
-              <a:graphicData uri="http://schemas.openxmlformats.org/drawingml/2006/picture">
-                <pic:pic xmlns:pic="http://schemas.openxmlformats.org/drawingml/2006/picture">
-                  <pic:nvPicPr>
-                    <pic:cNvPr id="8" name="图片 8" descr="85b2374d58a9cbadb9c40889bdb32b44"/>
-                    <pic:cNvPicPr>
-                      <a:picLocks noChangeAspect="1"/>
-                    </pic:cNvPicPr>
-                  </pic:nvPicPr>
-                  <pic:blipFill>
-                    <a:blip r:embed="rId6"/>
-                    <a:stretch>
-                      <a:fillRect/>
-                    </a:stretch>
-                  </pic:blipFill>
-                  <pic:spPr>
-                    <a:xfrm>
-                      <a:off x="0" y="0"/>
-                      <a:ext cx="4915535" cy="3500755"/>
-                    </a:xfrm>
-                    <a:prstGeom prst="rect">
-                      <a:avLst/>
-                    </a:prstGeom>
-                  </pic:spPr>
-                </pic:pic>
-              </a:graphicData>
-            </a:graphic>
-          </wp:inline>
-        </w:drawing>
-      </w:r>
-    </w:p>
-    <w:p>
-      <w:pPr>
-        <w:numPr>
-          <w:ilvl w:val="0"/>
-          <w:numId w:val="0"/>
-        </w:numPr>
-        <w:jc w:val="center"/>
-        <w:rPr>
-          <w:rFonts w:hint="eastAsia"/>
-          <w:b w:val="0"/>
-          <w:bCs w:val="0"/>
-          <w:lang w:val="en-US" w:eastAsia="zh-CN"/>
-        </w:rPr>
-      </w:pPr>
-      <w:r>
-        <w:rPr>
-          <w:rFonts w:hint="eastAsia"/>
-          <w:b w:val="0"/>
-          <w:bCs w:val="0"/>
-          <w:lang w:val="en-US" w:eastAsia="zh-CN"/>
-        </w:rPr>
-        <w:t>图4-3  客户端终端控制台截图（2）</w:t>
-      </w:r>
-    </w:p>
-    <w:p>
-      <w:pPr>
-        <w:numPr>
-          <w:ilvl w:val="0"/>
-          <w:numId w:val="0"/>
-        </w:numPr>
-        <w:jc w:val="center"/>
-        <w:rPr>
-          <w:rFonts w:hint="eastAsia"/>
-          <w:b w:val="0"/>
-          <w:bCs w:val="0"/>
-          <w:lang w:val="en-US" w:eastAsia="zh-CN"/>
-        </w:rPr>
-      </w:pPr>
-    </w:p>
-    <w:p>
-      <w:pPr>
-        <w:numPr>
-          <w:ilvl w:val="0"/>
-          <w:numId w:val="0"/>
-        </w:numPr>
-        <w:jc w:val="center"/>
-        <w:rPr>
-          <w:rFonts w:hint="default"/>
-          <w:b w:val="0"/>
-          <w:bCs w:val="0"/>
-          <w:lang w:val="en-US" w:eastAsia="zh-CN"/>
-        </w:rPr>
-      </w:pPr>
-    </w:p>
-    <w:p>
-      <w:pPr>
-        <w:numPr>
-          <w:ilvl w:val="0"/>
-          <w:numId w:val="0"/>
-        </w:numPr>
-        <w:jc w:val="center"/>
-        <w:rPr>
-          <w:rFonts w:hint="default"/>
-          <w:b w:val="0"/>
-          <w:bCs w:val="0"/>
-          <w:lang w:val="en-US" w:eastAsia="zh-CN"/>
-        </w:rPr>
-      </w:pPr>
-      <w:r>
-        <w:rPr>
-          <w:rFonts w:hint="default"/>
-          <w:b w:val="0"/>
-          <w:bCs w:val="0"/>
-          <w:lang w:val="en-US" w:eastAsia="zh-CN"/>
-        </w:rPr>
-        <w:drawing>
-          <wp:inline distT="0" distB="0" distL="114300" distR="114300">
-            <wp:extent cx="5262880" cy="2237740"/>
-            <wp:effectExtent l="0" t="0" r="4445" b="635"/>
-            <wp:docPr id="9" name="图片 9" descr="4754e292b55c35095f1c09b3f3799ad8"/>
-            <wp:cNvGraphicFramePr>
-              <a:graphicFrameLocks xmlns:a="http://schemas.openxmlformats.org/drawingml/2006/main" noChangeAspect="1"/>
-            </wp:cNvGraphicFramePr>
-            <a:graphic xmlns:a="http://schemas.openxmlformats.org/drawingml/2006/main">
-              <a:graphicData uri="http://schemas.openxmlformats.org/drawingml/2006/picture">
-                <pic:pic xmlns:pic="http://schemas.openxmlformats.org/drawingml/2006/picture">
-                  <pic:nvPicPr>
-                    <pic:cNvPr id="9" name="图片 9" descr="4754e292b55c35095f1c09b3f3799ad8"/>
-                    <pic:cNvPicPr>
-                      <a:picLocks noChangeAspect="1"/>
-                    </pic:cNvPicPr>
-                  </pic:nvPicPr>
-                  <pic:blipFill>
-                    <a:blip r:embed="rId7"/>
-                    <a:stretch>
-                      <a:fillRect/>
-                    </a:stretch>
-                  </pic:blipFill>
-                  <pic:spPr>
-                    <a:xfrm>
-                      <a:off x="0" y="0"/>
-                      <a:ext cx="5262880" cy="2237740"/>
-                    </a:xfrm>
-                    <a:prstGeom prst="rect">
-                      <a:avLst/>
-                    </a:prstGeom>
-                  </pic:spPr>
-                </pic:pic>
-              </a:graphicData>
-            </a:graphic>
-          </wp:inline>
-        </w:drawing>
-      </w:r>
-    </w:p>
-    <w:p>
-      <w:pPr>
-        <w:numPr>
-          <w:ilvl w:val="0"/>
-          <w:numId w:val="0"/>
-        </w:numPr>
-        <w:jc w:val="center"/>
-        <w:rPr>
-          <w:rFonts w:hint="eastAsia"/>
-          <w:b w:val="0"/>
-          <w:bCs w:val="0"/>
-          <w:lang w:val="en-US" w:eastAsia="zh-CN"/>
-        </w:rPr>
-      </w:pPr>
-      <w:r>
-        <w:rPr>
-          <w:rFonts w:hint="eastAsia"/>
-          <w:b w:val="0"/>
-          <w:bCs w:val="0"/>
-          <w:lang w:val="en-US" w:eastAsia="zh-CN"/>
-        </w:rPr>
-        <w:t>图4-4  客户端生成的reversed文件</w:t>
-      </w:r>
-    </w:p>
-    <w:p>
-      <w:pPr>
-        <w:numPr>
-          <w:ilvl w:val="0"/>
-          <w:numId w:val="0"/>
-        </w:numPr>
-        <w:jc w:val="both"/>
-        <w:rPr>
-          <w:rFonts w:hint="default"/>
-          <w:b w:val="0"/>
-          <w:bCs w:val="0"/>
-          <w:lang w:val="en-US" w:eastAsia="zh-CN"/>
-        </w:rPr>
-      </w:pPr>
-    </w:p>
-    <w:p>
-      <w:pPr>
-        <w:numPr>
-          <w:ilvl w:val="0"/>
-          <w:numId w:val="0"/>
-        </w:numPr>
-        <w:jc w:val="center"/>
-        <w:rPr>
-          <w:rFonts w:hint="default"/>
-          <w:b w:val="0"/>
-          <w:bCs w:val="0"/>
-          <w:lang w:val="en-US" w:eastAsia="zh-CN"/>
-        </w:rPr>
-      </w:pPr>
-      <w:r>
-        <w:rPr>
-          <w:rFonts w:hint="default"/>
-          <w:b w:val="0"/>
-          <w:bCs w:val="0"/>
-          <w:lang w:val="en-US" w:eastAsia="zh-CN"/>
-        </w:rPr>
-        <w:drawing>
-          <wp:inline distT="0" distB="0" distL="114300" distR="114300">
-            <wp:extent cx="5259705" cy="3683635"/>
-            <wp:effectExtent l="0" t="0" r="7620" b="2540"/>
-            <wp:docPr id="11" name="图片 11" descr="dca7bce759289b6a7998a55bc089b39f"/>
-            <wp:cNvGraphicFramePr>
-              <a:graphicFrameLocks xmlns:a="http://schemas.openxmlformats.org/drawingml/2006/main" noChangeAspect="1"/>
-            </wp:cNvGraphicFramePr>
-            <a:graphic xmlns:a="http://schemas.openxmlformats.org/drawingml/2006/main">
-              <a:graphicData uri="http://schemas.openxmlformats.org/drawingml/2006/picture">
-                <pic:pic xmlns:pic="http://schemas.openxmlformats.org/drawingml/2006/picture">
-                  <pic:nvPicPr>
-                    <pic:cNvPr id="11" name="图片 11" descr="dca7bce759289b6a7998a55bc089b39f"/>
-                    <pic:cNvPicPr>
-                      <a:picLocks noChangeAspect="1"/>
-                    </pic:cNvPicPr>
-                  </pic:nvPicPr>
-                  <pic:blipFill>
-                    <a:blip r:embed="rId8"/>
-                    <a:stretch>
-                      <a:fillRect/>
-                    </a:stretch>
-                  </pic:blipFill>
-                  <pic:spPr>
-                    <a:xfrm>
-                      <a:off x="0" y="0"/>
-                      <a:ext cx="5259705" cy="3683635"/>
-                    </a:xfrm>
-                    <a:prstGeom prst="rect">
-                      <a:avLst/>
-                    </a:prstGeom>
-                  </pic:spPr>
-                </pic:pic>
-              </a:graphicData>
-            </a:graphic>
-          </wp:inline>
-        </w:drawing>
-      </w:r>
-    </w:p>
-    <w:p>
-      <w:pPr>
-        <w:numPr>
-          <w:ilvl w:val="0"/>
-          <w:numId w:val="0"/>
-        </w:numPr>
-        <w:jc w:val="center"/>
-        <w:rPr>
-          <w:rFonts w:hint="eastAsia"/>
-          <w:b w:val="0"/>
-          <w:bCs w:val="0"/>
-          <w:lang w:val="en-US" w:eastAsia="zh-CN"/>
-        </w:rPr>
-      </w:pPr>
-      <w:r>
-        <w:rPr>
-          <w:rFonts w:hint="eastAsia"/>
-          <w:b w:val="0"/>
-          <w:bCs w:val="0"/>
-          <w:lang w:val="en-US" w:eastAsia="zh-CN"/>
-        </w:rPr>
-        <w:t>图4-5 客户端生成的run_log文件（部分）</w:t>
-      </w:r>
-    </w:p>
-    <w:p>
-      <w:pPr>
-        <w:numPr>
-          <w:ilvl w:val="0"/>
-          <w:numId w:val="0"/>
-        </w:numPr>
-        <w:jc w:val="center"/>
-        <w:rPr>
-          <w:rFonts w:hint="eastAsia"/>
-          <w:b w:val="0"/>
-          <w:bCs w:val="0"/>
-          <w:lang w:val="en-US" w:eastAsia="zh-CN"/>
-        </w:rPr>
-      </w:pPr>
-      <w:r>
-        <w:rPr>
-          <w:rFonts w:hint="eastAsia"/>
-          <w:b w:val="0"/>
-          <w:bCs w:val="0"/>
-          <w:lang w:val="en-US" w:eastAsia="zh-CN"/>
-        </w:rPr>
-        <w:drawing>
-          <wp:inline distT="0" distB="0" distL="114300" distR="114300">
-            <wp:extent cx="5260975" cy="3742690"/>
-            <wp:effectExtent l="0" t="0" r="6350" b="635"/>
-            <wp:docPr id="21" name="图片 21" descr="ef55d654152df2b023362f335d43fa4f"/>
-            <wp:cNvGraphicFramePr>
-              <a:graphicFrameLocks xmlns:a="http://schemas.openxmlformats.org/drawingml/2006/main" noChangeAspect="1"/>
-            </wp:cNvGraphicFramePr>
-            <a:graphic xmlns:a="http://schemas.openxmlformats.org/drawingml/2006/main">
-              <a:graphicData uri="http://schemas.openxmlformats.org/drawingml/2006/picture">
-                <pic:pic xmlns:pic="http://schemas.openxmlformats.org/drawingml/2006/picture">
-                  <pic:nvPicPr>
-                    <pic:cNvPr id="21" name="图片 21" descr="ef55d654152df2b023362f335d43fa4f"/>
-                    <pic:cNvPicPr>
-                      <a:picLocks noChangeAspect="1"/>
-                    </pic:cNvPicPr>
-                  </pic:nvPicPr>
-                  <pic:blipFill>
-                    <a:blip r:embed="rId9"/>
-                    <a:stretch>
-                      <a:fillRect/>
-                    </a:stretch>
-                  </pic:blipFill>
-                  <pic:spPr>
-                    <a:xfrm>
-                      <a:off x="0" y="0"/>
-                      <a:ext cx="5260975" cy="3742690"/>
-                    </a:xfrm>
-                    <a:prstGeom prst="rect">
-                      <a:avLst/>
-                    </a:prstGeom>
-                  </pic:spPr>
-                </pic:pic>
-              </a:graphicData>
-            </a:graphic>
-          </wp:inline>
-        </w:drawing>
-      </w:r>
-    </w:p>
-    <w:p>
-      <w:pPr>
-        <w:numPr>
-          <w:ilvl w:val="0"/>
-          <w:numId w:val="0"/>
-        </w:numPr>
-        <w:jc w:val="center"/>
-        <w:rPr>
-          <w:rFonts w:hint="default"/>
-          <w:b w:val="0"/>
-          <w:bCs w:val="0"/>
-          <w:lang w:val="en-US" w:eastAsia="zh-CN"/>
-        </w:rPr>
-      </w:pPr>
-      <w:r>
-        <w:rPr>
-          <w:rFonts w:hint="eastAsia"/>
-          <w:b w:val="0"/>
-          <w:bCs w:val="0"/>
-          <w:lang w:val="en-US" w:eastAsia="zh-CN"/>
-        </w:rPr>
-        <w:t>图4-6 服务器端生成的run_log文件（部分）</w:t>
-      </w:r>
-    </w:p>
-    <w:p>
-      <w:pPr>
-        <w:numPr>
-          <w:ilvl w:val="0"/>
-          <w:numId w:val="0"/>
-        </w:numPr>
-        <w:jc w:val="center"/>
-        <w:rPr>
-          <w:rFonts w:hint="default"/>
-          <w:b w:val="0"/>
-          <w:bCs w:val="0"/>
-          <w:lang w:val="en-US" w:eastAsia="zh-CN"/>
-        </w:rPr>
-      </w:pPr>
-    </w:p>
-    <w:p>
-      <w:pPr>
-        <w:numPr>
-          <w:ilvl w:val="0"/>
-          <w:numId w:val="0"/>
-        </w:numPr>
-        <w:jc w:val="both"/>
-        <w:rPr>
-          <w:rFonts w:hint="eastAsia"/>
-          <w:b/>
-          <w:bCs/>
-          <w:sz w:val="28"/>
-          <w:szCs w:val="21"/>
-          <w:lang w:val="en-US" w:eastAsia="zh-CN"/>
-        </w:rPr>
-      </w:pPr>
-      <w:r>
-        <w:rPr>
-          <w:rFonts w:hint="eastAsia"/>
-          <w:b/>
-          <w:bCs/>
-          <w:sz w:val="28"/>
-          <w:szCs w:val="21"/>
-          <w:lang w:val="en-US" w:eastAsia="zh-CN"/>
-        </w:rPr>
-        <w:t>五．wireshark包捕获截图：</w:t>
-      </w:r>
-    </w:p>
-    <w:p>
-      <w:pPr>
-        <w:numPr>
-          <w:ilvl w:val="0"/>
-          <w:numId w:val="0"/>
-        </w:numPr>
-        <w:ind w:leftChars="0"/>
-        <w:rPr>
-          <w:rFonts w:hint="eastAsia"/>
-          <w:b/>
-          <w:bCs/>
-          <w:sz w:val="24"/>
-          <w:szCs w:val="20"/>
-          <w:lang w:val="en-US" w:eastAsia="zh-CN"/>
-        </w:rPr>
-      </w:pPr>
-      <w:r>
-        <w:rPr>
-          <w:rFonts w:hint="eastAsia"/>
-          <w:b/>
-          <w:bCs/>
-          <w:sz w:val="24"/>
-          <w:szCs w:val="20"/>
-          <w:lang w:val="en-US" w:eastAsia="zh-CN"/>
-        </w:rPr>
-        <w:t>[Wireshark十六进制显示说明]</w:t>
-      </w:r>
-    </w:p>
-    <w:p>
-      <w:pPr>
-        <w:numPr>
-          <w:ilvl w:val="0"/>
-          <w:numId w:val="0"/>
-        </w:numPr>
-        <w:ind w:leftChars="0"/>
-        <w:rPr>
-          <w:rFonts w:hint="default"/>
-          <w:b w:val="0"/>
-          <w:bCs w:val="0"/>
-          <w:sz w:val="24"/>
-          <w:szCs w:val="20"/>
-          <w:lang w:val="en-US" w:eastAsia="zh-CN"/>
-        </w:rPr>
-      </w:pPr>
-      <w:r>
-        <w:rPr>
-          <w:rFonts w:hint="default"/>
-          <w:b w:val="0"/>
-          <w:bCs w:val="0"/>
-          <w:sz w:val="24"/>
-          <w:szCs w:val="20"/>
-          <w:lang w:val="en-US" w:eastAsia="zh-CN"/>
-        </w:rPr>
-        <w:t>Wireshark 中每个两位十六进制数（如 01）代表</w:t>
-      </w:r>
-      <w:r>
-        <w:rPr>
-          <w:rFonts w:hint="eastAsia"/>
-          <w:b w:val="0"/>
-          <w:bCs w:val="0"/>
-          <w:sz w:val="24"/>
-          <w:szCs w:val="20"/>
-          <w:lang w:val="en-US" w:eastAsia="zh-CN"/>
-        </w:rPr>
-        <w:t>1</w:t>
-      </w:r>
-      <w:r>
-        <w:rPr>
-          <w:rFonts w:hint="default"/>
-          <w:b w:val="0"/>
-          <w:bCs w:val="0"/>
-          <w:sz w:val="24"/>
-          <w:szCs w:val="20"/>
-          <w:lang w:val="en-US" w:eastAsia="zh-CN"/>
-        </w:rPr>
-        <w:t>字节。</w:t>
-      </w:r>
-    </w:p>
-    <w:p>
-      <w:pPr>
-        <w:numPr>
-          <w:ilvl w:val="0"/>
-          <w:numId w:val="0"/>
-        </w:numPr>
-        <w:ind w:leftChars="0"/>
-        <w:rPr>
-          <w:rFonts w:hint="default"/>
-          <w:b w:val="0"/>
-          <w:bCs w:val="0"/>
-          <w:sz w:val="24"/>
-          <w:szCs w:val="20"/>
-          <w:lang w:val="en-US" w:eastAsia="zh-CN"/>
-        </w:rPr>
-      </w:pPr>
-      <w:r>
-        <w:rPr>
-          <w:rFonts w:hint="default"/>
-          <w:b w:val="0"/>
-          <w:bCs w:val="0"/>
-          <w:sz w:val="24"/>
-          <w:szCs w:val="20"/>
-          <w:lang w:val="en-US" w:eastAsia="zh-CN"/>
-        </w:rPr>
-        <w:t xml:space="preserve">本协议中，Type 字段占2字节（如 </w:t>
-      </w:r>
-      <w:r>
-        <w:rPr>
-          <w:rFonts w:hint="eastAsia"/>
-          <w:b w:val="0"/>
-          <w:bCs w:val="0"/>
-          <w:sz w:val="24"/>
-          <w:szCs w:val="20"/>
-          <w:lang w:val="en-US" w:eastAsia="zh-CN"/>
-        </w:rPr>
-        <w:t>00 01</w:t>
-      </w:r>
-      <w:r>
-        <w:rPr>
-          <w:rFonts w:hint="default"/>
-          <w:b w:val="0"/>
-          <w:bCs w:val="0"/>
-          <w:sz w:val="24"/>
-          <w:szCs w:val="20"/>
-          <w:lang w:val="en-US" w:eastAsia="zh-CN"/>
-        </w:rPr>
-        <w:t>表示0x0001），</w:t>
-      </w:r>
-    </w:p>
-    <w:p>
-      <w:pPr>
-        <w:numPr>
-          <w:ilvl w:val="0"/>
-          <w:numId w:val="0"/>
-        </w:numPr>
-        <w:ind w:leftChars="0"/>
-        <w:rPr>
-          <w:rFonts w:hint="default"/>
-          <w:b w:val="0"/>
-          <w:bCs w:val="0"/>
-          <w:sz w:val="24"/>
-          <w:szCs w:val="20"/>
-          <w:lang w:val="en-US" w:eastAsia="zh-CN"/>
-        </w:rPr>
-      </w:pPr>
-      <w:r>
-        <w:rPr>
-          <w:rFonts w:hint="default"/>
-          <w:b w:val="0"/>
-          <w:bCs w:val="0"/>
-          <w:sz w:val="24"/>
-          <w:szCs w:val="20"/>
-          <w:lang w:val="en-US" w:eastAsia="zh-CN"/>
-        </w:rPr>
-        <w:t>Length 字段占4字节（如00 00 00 05表示整数5）</w:t>
-      </w:r>
-    </w:p>
-    <w:p>
-      <w:pPr>
-        <w:numPr>
-          <w:ilvl w:val="0"/>
-          <w:numId w:val="0"/>
-        </w:numPr>
-        <w:ind w:leftChars="0"/>
-        <w:rPr>
-          <w:rFonts w:hint="default"/>
-          <w:b w:val="0"/>
-          <w:bCs w:val="0"/>
-          <w:sz w:val="24"/>
-          <w:szCs w:val="20"/>
-          <w:lang w:val="en-US" w:eastAsia="zh-CN"/>
-        </w:rPr>
-      </w:pPr>
-    </w:p>
-    <w:p>
-      <w:pPr>
-        <w:numPr>
-          <w:ilvl w:val="0"/>
-          <w:numId w:val="5"/>
+          <w:b w:val="0"/>
+          <w:bCs w:val="0"/>
+          <w:sz w:val="24"/>
+          <w:szCs w:val="20"/>
+          <w:lang w:val="en-US" w:eastAsia="zh-CN"/>
+        </w:rPr>
+      </w:pPr>
+    </w:p>
+    <w:p>
+      <w:pPr>
+        <w:numPr>
+          <w:ilvl w:val="0"/>
+          <w:numId w:val="1"/>
         </w:numPr>
         <w:ind w:leftChars="0"/>
         <w:rPr>
@@ -4447,7 +380,7 @@
                     </pic:cNvPicPr>
                   </pic:nvPicPr>
                   <pic:blipFill>
-                    <a:blip r:embed="rId10"/>
+                    <a:blip r:embed="rId4"/>
                     <a:stretch>
                       <a:fillRect/>
                     </a:stretch>
@@ -4498,7 +431,7 @@
           <w:szCs w:val="20"/>
           <w:lang w:val="en-US" w:eastAsia="zh-CN"/>
         </w:rPr>
-        <w:t>图5-1   TCP三次握手数据包捕获截图</w:t>
+        <w:t>图1-1   TCP三次握手数据包捕获截图</w:t>
       </w:r>
     </w:p>
     <w:p>
@@ -4768,7 +701,7 @@
                     </pic:cNvPicPr>
                   </pic:nvPicPr>
                   <pic:blipFill>
-                    <a:blip r:embed="rId11"/>
+                    <a:blip r:embed="rId5"/>
                     <a:stretch>
                       <a:fillRect/>
                     </a:stretch>
@@ -4818,7 +751,7 @@
           <w:szCs w:val="20"/>
           <w:lang w:val="en-US" w:eastAsia="zh-CN"/>
         </w:rPr>
-        <w:t>图5-2.1   Initialization数据包捕获截图</w:t>
+        <w:t>图1-2.1   Initialization数据包捕获截图</w:t>
       </w:r>
     </w:p>
     <w:p>
@@ -4987,7 +920,7 @@
                     </pic:cNvPicPr>
                   </pic:nvPicPr>
                   <pic:blipFill>
-                    <a:blip r:embed="rId12"/>
+                    <a:blip r:embed="rId6"/>
                     <a:stretch>
                       <a:fillRect/>
                     </a:stretch>
@@ -5037,7 +970,7 @@
           <w:szCs w:val="20"/>
           <w:lang w:val="en-US" w:eastAsia="zh-CN"/>
         </w:rPr>
-        <w:t>图5-2.2  Agree数据包捕获截图</w:t>
+        <w:t>图1-2.2  Agree数据包捕获截图</w:t>
       </w:r>
     </w:p>
     <w:p>
@@ -5248,7 +1181,7 @@
                     </pic:cNvPicPr>
                   </pic:nvPicPr>
                   <pic:blipFill>
-                    <a:blip r:embed="rId13"/>
+                    <a:blip r:embed="rId7"/>
                     <a:stretch>
                       <a:fillRect/>
                     </a:stretch>
@@ -5298,7 +1231,7 @@
           <w:szCs w:val="20"/>
           <w:lang w:val="en-US" w:eastAsia="zh-CN"/>
         </w:rPr>
-        <w:t>图5-2.3  reverse_request数据包捕获截图</w:t>
+        <w:t>图1-2.3  reverse_request数据包捕获截图</w:t>
       </w:r>
     </w:p>
     <w:p>
@@ -5466,7 +1399,7 @@
                     </pic:cNvPicPr>
                   </pic:nvPicPr>
                   <pic:blipFill>
-                    <a:blip r:embed="rId14"/>
+                    <a:blip r:embed="rId8"/>
                     <a:stretch>
                       <a:fillRect/>
                     </a:stretch>
@@ -5518,7 +1451,7 @@
           <w:spacing w:val="0"/>
           <w:lang w:val="en-US" w:eastAsia="zh-CN"/>
         </w:rPr>
-        <w:t>图5-2.4  reverse_answer数据包捕获截图</w:t>
+        <w:t>图1-2.4  reverse_answer数据包捕获截图</w:t>
       </w:r>
     </w:p>
     <w:p>
@@ -5673,7 +1606,7 @@
         <w:widowControl w:val="0"/>
         <w:numPr>
           <w:ilvl w:val="0"/>
-          <w:numId w:val="4"/>
+          <w:numId w:val="2"/>
         </w:numPr>
         <w:ind w:left="0" w:leftChars="0" w:firstLine="0" w:firstLineChars="0"/>
         <w:jc w:val="both"/>
@@ -5738,7 +1671,7 @@
                     </pic:cNvPicPr>
                   </pic:nvPicPr>
                   <pic:blipFill>
-                    <a:blip r:embed="rId15"/>
+                    <a:blip r:embed="rId9"/>
                     <a:stretch>
                       <a:fillRect/>
                     </a:stretch>
@@ -5792,7 +1725,7 @@
           <w:spacing w:val="0"/>
           <w:lang w:val="en-US" w:eastAsia="zh-CN"/>
         </w:rPr>
-        <w:t>图5-3  四次挥手数据包捕获截图</w:t>
+        <w:t>图1-3  四次挥手数据包捕获截图</w:t>
       </w:r>
     </w:p>
     <w:p>
@@ -6054,6 +1987,754 @@
     </w:p>
     <w:p>
       <w:pPr>
+        <w:keepNext w:val="0"/>
+        <w:keepLines w:val="0"/>
+        <w:widowControl/>
+        <w:suppressLineNumbers w:val="0"/>
+        <w:pBdr>
+          <w:top w:val="none" w:color="auto" w:sz="0" w:space="0"/>
+          <w:left w:val="none" w:color="auto" w:sz="0" w:space="0"/>
+          <w:bottom w:val="none" w:color="auto" w:sz="0" w:space="0"/>
+          <w:right w:val="none" w:color="auto" w:sz="0" w:space="0"/>
+        </w:pBdr>
+        <w:tabs>
+          <w:tab w:val="left" w:pos="916"/>
+          <w:tab w:val="left" w:pos="1832"/>
+          <w:tab w:val="left" w:pos="2748"/>
+          <w:tab w:val="left" w:pos="3664"/>
+          <w:tab w:val="left" w:pos="4580"/>
+          <w:tab w:val="left" w:pos="5496"/>
+          <w:tab w:val="left" w:pos="6412"/>
+          <w:tab w:val="left" w:pos="7328"/>
+          <w:tab w:val="left" w:pos="8244"/>
+          <w:tab w:val="left" w:pos="9160"/>
+          <w:tab w:val="left" w:pos="10076"/>
+          <w:tab w:val="left" w:pos="10992"/>
+          <w:tab w:val="left" w:pos="11908"/>
+          <w:tab w:val="left" w:pos="12824"/>
+          <w:tab w:val="left" w:pos="13740"/>
+          <w:tab w:val="left" w:pos="14656"/>
+        </w:tabs>
+        <w:wordWrap w:val="0"/>
+        <w:spacing w:before="0" w:beforeAutospacing="0" w:after="0" w:afterAutospacing="0"/>
+        <w:ind w:left="0" w:leftChars="0" w:right="0" w:rightChars="0" w:firstLine="720" w:firstLineChars="300"/>
+        <w:jc w:val="left"/>
+        <w:rPr>
+          <w:rFonts w:hint="eastAsia" w:ascii="宋体" w:hAnsi="宋体" w:eastAsia="宋体" w:cs="宋体"/>
+          <w:i w:val="0"/>
+          <w:iCs w:val="0"/>
+          <w:caps w:val="0"/>
+          <w:color w:val="0F1115"/>
+          <w:spacing w:val="0"/>
+          <w:kern w:val="0"/>
+          <w:sz w:val="24"/>
+          <w:szCs w:val="24"/>
+          <w:lang w:val="en-US" w:eastAsia="zh-CN" w:bidi="ar"/>
+        </w:rPr>
+      </w:pPr>
+    </w:p>
+    <w:p>
+      <w:pPr>
+        <w:numPr>
+          <w:ilvl w:val="0"/>
+          <w:numId w:val="0"/>
+        </w:numPr>
+        <w:rPr>
+          <w:rFonts w:hint="eastAsia"/>
+          <w:b/>
+          <w:bCs/>
+          <w:sz w:val="28"/>
+          <w:szCs w:val="21"/>
+          <w:lang w:val="en-US" w:eastAsia="zh-CN"/>
+        </w:rPr>
+      </w:pPr>
+      <w:r>
+        <w:rPr>
+          <w:rFonts w:hint="eastAsia"/>
+          <w:b/>
+          <w:bCs/>
+          <w:sz w:val="28"/>
+          <w:szCs w:val="21"/>
+          <w:lang w:val="en-US" w:eastAsia="zh-CN"/>
+        </w:rPr>
+        <w:t>二．运行结果示例：</w:t>
+      </w:r>
+    </w:p>
+    <w:p>
+      <w:pPr>
+        <w:numPr>
+          <w:ilvl w:val="0"/>
+          <w:numId w:val="0"/>
+        </w:numPr>
+        <w:rPr>
+          <w:rFonts w:hint="default"/>
+          <w:b w:val="0"/>
+          <w:bCs w:val="0"/>
+          <w:lang w:val="en-US" w:eastAsia="zh-CN"/>
+        </w:rPr>
+      </w:pPr>
+      <w:r>
+        <w:rPr>
+          <w:rFonts w:hint="eastAsia"/>
+          <w:b w:val="0"/>
+          <w:bCs w:val="0"/>
+          <w:lang w:val="en-US" w:eastAsia="zh-CN"/>
+        </w:rPr>
+        <w:t>（1）服务器终端：</w:t>
+      </w:r>
+    </w:p>
+    <w:p>
+      <w:pPr>
+        <w:numPr>
+          <w:ilvl w:val="0"/>
+          <w:numId w:val="0"/>
+        </w:numPr>
+        <w:rPr>
+          <w:rFonts w:hint="eastAsia"/>
+          <w:b w:val="0"/>
+          <w:bCs w:val="0"/>
+          <w:lang w:val="en-US" w:eastAsia="zh-CN"/>
+        </w:rPr>
+      </w:pPr>
+      <w:r>
+        <w:rPr>
+          <w:rFonts w:hint="eastAsia"/>
+          <w:b w:val="0"/>
+          <w:bCs w:val="0"/>
+          <w:lang w:val="en-US" w:eastAsia="zh-CN"/>
+        </w:rPr>
+        <w:drawing>
+          <wp:inline distT="0" distB="0" distL="114300" distR="114300">
+            <wp:extent cx="5270500" cy="2609850"/>
+            <wp:effectExtent l="0" t="0" r="6350" b="0"/>
+            <wp:docPr id="13" name="图片 13" descr="a48afa6310a0fe4b603cd987e1d495ae"/>
+            <wp:cNvGraphicFramePr>
+              <a:graphicFrameLocks xmlns:a="http://schemas.openxmlformats.org/drawingml/2006/main" noChangeAspect="1"/>
+            </wp:cNvGraphicFramePr>
+            <a:graphic xmlns:a="http://schemas.openxmlformats.org/drawingml/2006/main">
+              <a:graphicData uri="http://schemas.openxmlformats.org/drawingml/2006/picture">
+                <pic:pic xmlns:pic="http://schemas.openxmlformats.org/drawingml/2006/picture">
+                  <pic:nvPicPr>
+                    <pic:cNvPr id="13" name="图片 13" descr="a48afa6310a0fe4b603cd987e1d495ae"/>
+                    <pic:cNvPicPr>
+                      <a:picLocks noChangeAspect="1"/>
+                    </pic:cNvPicPr>
+                  </pic:nvPicPr>
+                  <pic:blipFill>
+                    <a:blip r:embed="rId10"/>
+                    <a:stretch>
+                      <a:fillRect/>
+                    </a:stretch>
+                  </pic:blipFill>
+                  <pic:spPr>
+                    <a:xfrm>
+                      <a:off x="0" y="0"/>
+                      <a:ext cx="5270500" cy="2609850"/>
+                    </a:xfrm>
+                    <a:prstGeom prst="rect">
+                      <a:avLst/>
+                    </a:prstGeom>
+                  </pic:spPr>
+                </pic:pic>
+              </a:graphicData>
+            </a:graphic>
+          </wp:inline>
+        </w:drawing>
+      </w:r>
+    </w:p>
+    <w:p>
+      <w:pPr>
+        <w:numPr>
+          <w:ilvl w:val="0"/>
+          <w:numId w:val="0"/>
+        </w:numPr>
+        <w:jc w:val="center"/>
+        <w:rPr>
+          <w:rFonts w:hint="eastAsia"/>
+          <w:b w:val="0"/>
+          <w:bCs w:val="0"/>
+          <w:lang w:val="en-US" w:eastAsia="zh-CN"/>
+        </w:rPr>
+      </w:pPr>
+      <w:r>
+        <w:rPr>
+          <w:rFonts w:hint="eastAsia"/>
+          <w:b w:val="0"/>
+          <w:bCs w:val="0"/>
+          <w:lang w:val="en-US" w:eastAsia="zh-CN"/>
+        </w:rPr>
+        <w:t>图2-1  服务器终端控制台截图</w:t>
+      </w:r>
+    </w:p>
+    <w:p>
+      <w:pPr>
+        <w:numPr>
+          <w:ilvl w:val="0"/>
+          <w:numId w:val="0"/>
+        </w:numPr>
+        <w:jc w:val="both"/>
+        <w:rPr>
+          <w:rFonts w:hint="eastAsia"/>
+          <w:b w:val="0"/>
+          <w:bCs w:val="0"/>
+          <w:lang w:val="en-US" w:eastAsia="zh-CN"/>
+        </w:rPr>
+      </w:pPr>
+    </w:p>
+    <w:p>
+      <w:pPr>
+        <w:numPr>
+          <w:ilvl w:val="0"/>
+          <w:numId w:val="0"/>
+        </w:numPr>
+        <w:jc w:val="center"/>
+        <w:rPr>
+          <w:rFonts w:hint="eastAsia"/>
+          <w:b w:val="0"/>
+          <w:bCs w:val="0"/>
+          <w:lang w:val="en-US" w:eastAsia="zh-CN"/>
+        </w:rPr>
+      </w:pPr>
+    </w:p>
+    <w:p>
+      <w:pPr>
+        <w:numPr>
+          <w:ilvl w:val="0"/>
+          <w:numId w:val="2"/>
+        </w:numPr>
+        <w:jc w:val="both"/>
+        <w:rPr>
+          <w:rFonts w:hint="default"/>
+          <w:b w:val="0"/>
+          <w:bCs w:val="0"/>
+          <w:lang w:val="en-US" w:eastAsia="zh-CN"/>
+        </w:rPr>
+      </w:pPr>
+      <w:r>
+        <w:rPr>
+          <w:rFonts w:hint="eastAsia"/>
+          <w:b w:val="0"/>
+          <w:bCs w:val="0"/>
+          <w:lang w:val="en-US" w:eastAsia="zh-CN"/>
+        </w:rPr>
+        <w:t>客户端终端：</w:t>
+      </w:r>
+    </w:p>
+    <w:p>
+      <w:pPr>
+        <w:numPr>
+          <w:ilvl w:val="0"/>
+          <w:numId w:val="0"/>
+        </w:numPr>
+        <w:jc w:val="both"/>
+        <w:rPr>
+          <w:rFonts w:hint="default"/>
+          <w:b w:val="0"/>
+          <w:bCs w:val="0"/>
+          <w:lang w:val="en-US" w:eastAsia="zh-CN"/>
+        </w:rPr>
+      </w:pPr>
+      <w:r>
+        <w:rPr>
+          <w:rFonts w:hint="default"/>
+          <w:b w:val="0"/>
+          <w:bCs w:val="0"/>
+          <w:lang w:val="en-US" w:eastAsia="zh-CN"/>
+        </w:rPr>
+        <w:drawing>
+          <wp:inline distT="0" distB="0" distL="114300" distR="114300">
+            <wp:extent cx="5267960" cy="3811905"/>
+            <wp:effectExtent l="0" t="0" r="8890" b="7620"/>
+            <wp:docPr id="7" name="图片 7" descr="7f6606aee2b495f2091025b460208fac"/>
+            <wp:cNvGraphicFramePr>
+              <a:graphicFrameLocks xmlns:a="http://schemas.openxmlformats.org/drawingml/2006/main" noChangeAspect="1"/>
+            </wp:cNvGraphicFramePr>
+            <a:graphic xmlns:a="http://schemas.openxmlformats.org/drawingml/2006/main">
+              <a:graphicData uri="http://schemas.openxmlformats.org/drawingml/2006/picture">
+                <pic:pic xmlns:pic="http://schemas.openxmlformats.org/drawingml/2006/picture">
+                  <pic:nvPicPr>
+                    <pic:cNvPr id="7" name="图片 7" descr="7f6606aee2b495f2091025b460208fac"/>
+                    <pic:cNvPicPr>
+                      <a:picLocks noChangeAspect="1"/>
+                    </pic:cNvPicPr>
+                  </pic:nvPicPr>
+                  <pic:blipFill>
+                    <a:blip r:embed="rId11"/>
+                    <a:stretch>
+                      <a:fillRect/>
+                    </a:stretch>
+                  </pic:blipFill>
+                  <pic:spPr>
+                    <a:xfrm>
+                      <a:off x="0" y="0"/>
+                      <a:ext cx="5267960" cy="3811905"/>
+                    </a:xfrm>
+                    <a:prstGeom prst="rect">
+                      <a:avLst/>
+                    </a:prstGeom>
+                  </pic:spPr>
+                </pic:pic>
+              </a:graphicData>
+            </a:graphic>
+          </wp:inline>
+        </w:drawing>
+      </w:r>
+    </w:p>
+    <w:p>
+      <w:pPr>
+        <w:numPr>
+          <w:ilvl w:val="0"/>
+          <w:numId w:val="0"/>
+        </w:numPr>
+        <w:jc w:val="center"/>
+        <w:rPr>
+          <w:rFonts w:hint="eastAsia"/>
+          <w:b w:val="0"/>
+          <w:bCs w:val="0"/>
+          <w:lang w:val="en-US" w:eastAsia="zh-CN"/>
+        </w:rPr>
+      </w:pPr>
+      <w:r>
+        <w:rPr>
+          <w:rFonts w:hint="eastAsia"/>
+          <w:b w:val="0"/>
+          <w:bCs w:val="0"/>
+          <w:lang w:val="en-US" w:eastAsia="zh-CN"/>
+        </w:rPr>
+        <w:t>图2-2  客户端终端控制台截图（1）</w:t>
+      </w:r>
+    </w:p>
+    <w:p>
+      <w:pPr>
+        <w:numPr>
+          <w:ilvl w:val="0"/>
+          <w:numId w:val="0"/>
+        </w:numPr>
+        <w:jc w:val="center"/>
+        <w:rPr>
+          <w:rFonts w:hint="default"/>
+          <w:b w:val="0"/>
+          <w:bCs w:val="0"/>
+          <w:lang w:val="en-US" w:eastAsia="zh-CN"/>
+        </w:rPr>
+      </w:pPr>
+    </w:p>
+    <w:p>
+      <w:pPr>
+        <w:numPr>
+          <w:ilvl w:val="0"/>
+          <w:numId w:val="0"/>
+        </w:numPr>
+        <w:jc w:val="both"/>
+        <w:rPr>
+          <w:rFonts w:hint="default"/>
+          <w:b w:val="0"/>
+          <w:bCs w:val="0"/>
+          <w:lang w:val="en-US" w:eastAsia="zh-CN"/>
+        </w:rPr>
+      </w:pPr>
+      <w:r>
+        <w:rPr>
+          <w:rFonts w:hint="default"/>
+          <w:b w:val="0"/>
+          <w:bCs w:val="0"/>
+          <w:lang w:val="en-US" w:eastAsia="zh-CN"/>
+        </w:rPr>
+        <w:drawing>
+          <wp:inline distT="0" distB="0" distL="114300" distR="114300">
+            <wp:extent cx="4915535" cy="3500755"/>
+            <wp:effectExtent l="0" t="0" r="8890" b="4445"/>
+            <wp:docPr id="8" name="图片 8" descr="85b2374d58a9cbadb9c40889bdb32b44"/>
+            <wp:cNvGraphicFramePr>
+              <a:graphicFrameLocks xmlns:a="http://schemas.openxmlformats.org/drawingml/2006/main" noChangeAspect="1"/>
+            </wp:cNvGraphicFramePr>
+            <a:graphic xmlns:a="http://schemas.openxmlformats.org/drawingml/2006/main">
+              <a:graphicData uri="http://schemas.openxmlformats.org/drawingml/2006/picture">
+                <pic:pic xmlns:pic="http://schemas.openxmlformats.org/drawingml/2006/picture">
+                  <pic:nvPicPr>
+                    <pic:cNvPr id="8" name="图片 8" descr="85b2374d58a9cbadb9c40889bdb32b44"/>
+                    <pic:cNvPicPr>
+                      <a:picLocks noChangeAspect="1"/>
+                    </pic:cNvPicPr>
+                  </pic:nvPicPr>
+                  <pic:blipFill>
+                    <a:blip r:embed="rId12"/>
+                    <a:stretch>
+                      <a:fillRect/>
+                    </a:stretch>
+                  </pic:blipFill>
+                  <pic:spPr>
+                    <a:xfrm>
+                      <a:off x="0" y="0"/>
+                      <a:ext cx="4915535" cy="3500755"/>
+                    </a:xfrm>
+                    <a:prstGeom prst="rect">
+                      <a:avLst/>
+                    </a:prstGeom>
+                  </pic:spPr>
+                </pic:pic>
+              </a:graphicData>
+            </a:graphic>
+          </wp:inline>
+        </w:drawing>
+      </w:r>
+    </w:p>
+    <w:p>
+      <w:pPr>
+        <w:numPr>
+          <w:ilvl w:val="0"/>
+          <w:numId w:val="0"/>
+        </w:numPr>
+        <w:jc w:val="center"/>
+        <w:rPr>
+          <w:rFonts w:hint="eastAsia"/>
+          <w:b w:val="0"/>
+          <w:bCs w:val="0"/>
+          <w:lang w:val="en-US" w:eastAsia="zh-CN"/>
+        </w:rPr>
+      </w:pPr>
+      <w:r>
+        <w:rPr>
+          <w:rFonts w:hint="eastAsia"/>
+          <w:b w:val="0"/>
+          <w:bCs w:val="0"/>
+          <w:lang w:val="en-US" w:eastAsia="zh-CN"/>
+        </w:rPr>
+        <w:t>图2-3  客户端终端控制台截图（2）</w:t>
+      </w:r>
+    </w:p>
+    <w:p>
+      <w:pPr>
+        <w:numPr>
+          <w:ilvl w:val="0"/>
+          <w:numId w:val="0"/>
+        </w:numPr>
+        <w:jc w:val="center"/>
+        <w:rPr>
+          <w:rFonts w:hint="eastAsia"/>
+          <w:b w:val="0"/>
+          <w:bCs w:val="0"/>
+          <w:lang w:val="en-US" w:eastAsia="zh-CN"/>
+        </w:rPr>
+      </w:pPr>
+    </w:p>
+    <w:p>
+      <w:pPr>
+        <w:numPr>
+          <w:ilvl w:val="0"/>
+          <w:numId w:val="0"/>
+        </w:numPr>
+        <w:jc w:val="center"/>
+        <w:rPr>
+          <w:rFonts w:hint="default"/>
+          <w:b w:val="0"/>
+          <w:bCs w:val="0"/>
+          <w:lang w:val="en-US" w:eastAsia="zh-CN"/>
+        </w:rPr>
+      </w:pPr>
+    </w:p>
+    <w:p>
+      <w:pPr>
+        <w:numPr>
+          <w:ilvl w:val="0"/>
+          <w:numId w:val="0"/>
+        </w:numPr>
+        <w:jc w:val="center"/>
+        <w:rPr>
+          <w:rFonts w:hint="default"/>
+          <w:b w:val="0"/>
+          <w:bCs w:val="0"/>
+          <w:lang w:val="en-US" w:eastAsia="zh-CN"/>
+        </w:rPr>
+      </w:pPr>
+      <w:r>
+        <w:rPr>
+          <w:rFonts w:hint="default"/>
+          <w:b w:val="0"/>
+          <w:bCs w:val="0"/>
+          <w:lang w:val="en-US" w:eastAsia="zh-CN"/>
+        </w:rPr>
+        <w:drawing>
+          <wp:inline distT="0" distB="0" distL="114300" distR="114300">
+            <wp:extent cx="5262880" cy="2237740"/>
+            <wp:effectExtent l="0" t="0" r="4445" b="635"/>
+            <wp:docPr id="9" name="图片 9" descr="4754e292b55c35095f1c09b3f3799ad8"/>
+            <wp:cNvGraphicFramePr>
+              <a:graphicFrameLocks xmlns:a="http://schemas.openxmlformats.org/drawingml/2006/main" noChangeAspect="1"/>
+            </wp:cNvGraphicFramePr>
+            <a:graphic xmlns:a="http://schemas.openxmlformats.org/drawingml/2006/main">
+              <a:graphicData uri="http://schemas.openxmlformats.org/drawingml/2006/picture">
+                <pic:pic xmlns:pic="http://schemas.openxmlformats.org/drawingml/2006/picture">
+                  <pic:nvPicPr>
+                    <pic:cNvPr id="9" name="图片 9" descr="4754e292b55c35095f1c09b3f3799ad8"/>
+                    <pic:cNvPicPr>
+                      <a:picLocks noChangeAspect="1"/>
+                    </pic:cNvPicPr>
+                  </pic:nvPicPr>
+                  <pic:blipFill>
+                    <a:blip r:embed="rId13"/>
+                    <a:stretch>
+                      <a:fillRect/>
+                    </a:stretch>
+                  </pic:blipFill>
+                  <pic:spPr>
+                    <a:xfrm>
+                      <a:off x="0" y="0"/>
+                      <a:ext cx="5262880" cy="2237740"/>
+                    </a:xfrm>
+                    <a:prstGeom prst="rect">
+                      <a:avLst/>
+                    </a:prstGeom>
+                  </pic:spPr>
+                </pic:pic>
+              </a:graphicData>
+            </a:graphic>
+          </wp:inline>
+        </w:drawing>
+      </w:r>
+    </w:p>
+    <w:p>
+      <w:pPr>
+        <w:numPr>
+          <w:ilvl w:val="0"/>
+          <w:numId w:val="0"/>
+        </w:numPr>
+        <w:jc w:val="center"/>
+        <w:rPr>
+          <w:rFonts w:hint="eastAsia"/>
+          <w:b w:val="0"/>
+          <w:bCs w:val="0"/>
+          <w:lang w:val="en-US" w:eastAsia="zh-CN"/>
+        </w:rPr>
+      </w:pPr>
+      <w:r>
+        <w:rPr>
+          <w:rFonts w:hint="eastAsia"/>
+          <w:b w:val="0"/>
+          <w:bCs w:val="0"/>
+          <w:lang w:val="en-US" w:eastAsia="zh-CN"/>
+        </w:rPr>
+        <w:t>图2-4  客户端生成的reversed文件</w:t>
+      </w:r>
+    </w:p>
+    <w:p>
+      <w:pPr>
+        <w:numPr>
+          <w:ilvl w:val="0"/>
+          <w:numId w:val="0"/>
+        </w:numPr>
+        <w:jc w:val="both"/>
+        <w:rPr>
+          <w:rFonts w:hint="default"/>
+          <w:b w:val="0"/>
+          <w:bCs w:val="0"/>
+          <w:lang w:val="en-US" w:eastAsia="zh-CN"/>
+        </w:rPr>
+      </w:pPr>
+    </w:p>
+    <w:p>
+      <w:pPr>
+        <w:numPr>
+          <w:ilvl w:val="0"/>
+          <w:numId w:val="0"/>
+        </w:numPr>
+        <w:jc w:val="center"/>
+        <w:rPr>
+          <w:rFonts w:hint="default"/>
+          <w:b w:val="0"/>
+          <w:bCs w:val="0"/>
+          <w:lang w:val="en-US" w:eastAsia="zh-CN"/>
+        </w:rPr>
+      </w:pPr>
+      <w:r>
+        <w:rPr>
+          <w:rFonts w:hint="default"/>
+          <w:b w:val="0"/>
+          <w:bCs w:val="0"/>
+          <w:lang w:val="en-US" w:eastAsia="zh-CN"/>
+        </w:rPr>
+        <w:drawing>
+          <wp:inline distT="0" distB="0" distL="114300" distR="114300">
+            <wp:extent cx="5259705" cy="3683635"/>
+            <wp:effectExtent l="0" t="0" r="7620" b="2540"/>
+            <wp:docPr id="11" name="图片 11" descr="dca7bce759289b6a7998a55bc089b39f"/>
+            <wp:cNvGraphicFramePr>
+              <a:graphicFrameLocks xmlns:a="http://schemas.openxmlformats.org/drawingml/2006/main" noChangeAspect="1"/>
+            </wp:cNvGraphicFramePr>
+            <a:graphic xmlns:a="http://schemas.openxmlformats.org/drawingml/2006/main">
+              <a:graphicData uri="http://schemas.openxmlformats.org/drawingml/2006/picture">
+                <pic:pic xmlns:pic="http://schemas.openxmlformats.org/drawingml/2006/picture">
+                  <pic:nvPicPr>
+                    <pic:cNvPr id="11" name="图片 11" descr="dca7bce759289b6a7998a55bc089b39f"/>
+                    <pic:cNvPicPr>
+                      <a:picLocks noChangeAspect="1"/>
+                    </pic:cNvPicPr>
+                  </pic:nvPicPr>
+                  <pic:blipFill>
+                    <a:blip r:embed="rId14"/>
+                    <a:stretch>
+                      <a:fillRect/>
+                    </a:stretch>
+                  </pic:blipFill>
+                  <pic:spPr>
+                    <a:xfrm>
+                      <a:off x="0" y="0"/>
+                      <a:ext cx="5259705" cy="3683635"/>
+                    </a:xfrm>
+                    <a:prstGeom prst="rect">
+                      <a:avLst/>
+                    </a:prstGeom>
+                  </pic:spPr>
+                </pic:pic>
+              </a:graphicData>
+            </a:graphic>
+          </wp:inline>
+        </w:drawing>
+      </w:r>
+    </w:p>
+    <w:p>
+      <w:pPr>
+        <w:numPr>
+          <w:ilvl w:val="0"/>
+          <w:numId w:val="0"/>
+        </w:numPr>
+        <w:jc w:val="center"/>
+        <w:rPr>
+          <w:rFonts w:hint="eastAsia"/>
+          <w:b w:val="0"/>
+          <w:bCs w:val="0"/>
+          <w:lang w:val="en-US" w:eastAsia="zh-CN"/>
+        </w:rPr>
+      </w:pPr>
+      <w:r>
+        <w:rPr>
+          <w:rFonts w:hint="eastAsia"/>
+          <w:b w:val="0"/>
+          <w:bCs w:val="0"/>
+          <w:lang w:val="en-US" w:eastAsia="zh-CN"/>
+        </w:rPr>
+        <w:t>图2-5 客户端生成的run_log文件（部分）</w:t>
+      </w:r>
+    </w:p>
+    <w:p>
+      <w:pPr>
+        <w:numPr>
+          <w:ilvl w:val="0"/>
+          <w:numId w:val="0"/>
+        </w:numPr>
+        <w:jc w:val="center"/>
+        <w:rPr>
+          <w:rFonts w:hint="eastAsia"/>
+          <w:b w:val="0"/>
+          <w:bCs w:val="0"/>
+          <w:lang w:val="en-US" w:eastAsia="zh-CN"/>
+        </w:rPr>
+      </w:pPr>
+      <w:r>
+        <w:rPr>
+          <w:rFonts w:hint="eastAsia"/>
+          <w:b w:val="0"/>
+          <w:bCs w:val="0"/>
+          <w:lang w:val="en-US" w:eastAsia="zh-CN"/>
+        </w:rPr>
+        <w:drawing>
+          <wp:inline distT="0" distB="0" distL="114300" distR="114300">
+            <wp:extent cx="5260975" cy="3742690"/>
+            <wp:effectExtent l="0" t="0" r="6350" b="635"/>
+            <wp:docPr id="21" name="图片 21" descr="ef55d654152df2b023362f335d43fa4f"/>
+            <wp:cNvGraphicFramePr>
+              <a:graphicFrameLocks xmlns:a="http://schemas.openxmlformats.org/drawingml/2006/main" noChangeAspect="1"/>
+            </wp:cNvGraphicFramePr>
+            <a:graphic xmlns:a="http://schemas.openxmlformats.org/drawingml/2006/main">
+              <a:graphicData uri="http://schemas.openxmlformats.org/drawingml/2006/picture">
+                <pic:pic xmlns:pic="http://schemas.openxmlformats.org/drawingml/2006/picture">
+                  <pic:nvPicPr>
+                    <pic:cNvPr id="21" name="图片 21" descr="ef55d654152df2b023362f335d43fa4f"/>
+                    <pic:cNvPicPr>
+                      <a:picLocks noChangeAspect="1"/>
+                    </pic:cNvPicPr>
+                  </pic:nvPicPr>
+                  <pic:blipFill>
+                    <a:blip r:embed="rId15"/>
+                    <a:stretch>
+                      <a:fillRect/>
+                    </a:stretch>
+                  </pic:blipFill>
+                  <pic:spPr>
+                    <a:xfrm>
+                      <a:off x="0" y="0"/>
+                      <a:ext cx="5260975" cy="3742690"/>
+                    </a:xfrm>
+                    <a:prstGeom prst="rect">
+                      <a:avLst/>
+                    </a:prstGeom>
+                  </pic:spPr>
+                </pic:pic>
+              </a:graphicData>
+            </a:graphic>
+          </wp:inline>
+        </w:drawing>
+      </w:r>
+    </w:p>
+    <w:p>
+      <w:pPr>
+        <w:keepNext w:val="0"/>
+        <w:keepLines w:val="0"/>
+        <w:widowControl/>
+        <w:suppressLineNumbers w:val="0"/>
+        <w:pBdr>
+          <w:top w:val="none" w:color="auto" w:sz="0" w:space="0"/>
+          <w:left w:val="none" w:color="auto" w:sz="0" w:space="0"/>
+          <w:bottom w:val="none" w:color="auto" w:sz="0" w:space="0"/>
+          <w:right w:val="none" w:color="auto" w:sz="0" w:space="0"/>
+        </w:pBdr>
+        <w:tabs>
+          <w:tab w:val="left" w:pos="916"/>
+          <w:tab w:val="left" w:pos="1832"/>
+          <w:tab w:val="left" w:pos="2748"/>
+          <w:tab w:val="left" w:pos="3664"/>
+          <w:tab w:val="left" w:pos="4580"/>
+          <w:tab w:val="left" w:pos="5496"/>
+          <w:tab w:val="left" w:pos="6412"/>
+          <w:tab w:val="left" w:pos="7328"/>
+          <w:tab w:val="left" w:pos="8244"/>
+          <w:tab w:val="left" w:pos="9160"/>
+          <w:tab w:val="left" w:pos="10076"/>
+          <w:tab w:val="left" w:pos="10992"/>
+          <w:tab w:val="left" w:pos="11908"/>
+          <w:tab w:val="left" w:pos="12824"/>
+          <w:tab w:val="left" w:pos="13740"/>
+          <w:tab w:val="left" w:pos="14656"/>
+        </w:tabs>
+        <w:wordWrap w:val="0"/>
+        <w:spacing w:before="0" w:beforeAutospacing="0" w:after="0" w:afterAutospacing="0"/>
+        <w:ind w:right="0" w:rightChars="0"/>
+        <w:jc w:val="center"/>
+        <w:rPr>
+          <w:rFonts w:hint="eastAsia" w:ascii="宋体" w:hAnsi="宋体" w:eastAsia="宋体" w:cs="宋体"/>
+          <w:i w:val="0"/>
+          <w:iCs w:val="0"/>
+          <w:caps w:val="0"/>
+          <w:color w:val="0F1115"/>
+          <w:spacing w:val="0"/>
+          <w:kern w:val="0"/>
+          <w:sz w:val="24"/>
+          <w:szCs w:val="24"/>
+          <w:lang w:val="en-US" w:eastAsia="zh-CN" w:bidi="ar"/>
+        </w:rPr>
+      </w:pPr>
+      <w:r>
+        <w:rPr>
+          <w:rFonts w:hint="eastAsia"/>
+          <w:b w:val="0"/>
+          <w:bCs w:val="0"/>
+          <w:lang w:val="en-US" w:eastAsia="zh-CN"/>
+        </w:rPr>
+        <w:t>图2-6 服务器端生成的run_log文件（部分）</w:t>
+      </w:r>
+    </w:p>
+    <w:p>
+      <w:pPr>
         <w:numPr>
           <w:ilvl w:val="0"/>
           <w:numId w:val="0"/>
@@ -6091,8 +2772,7 @@
     <w:p>
       <w:pPr>
         <w:numPr>
-          <w:ilvl w:val="0"/>
-          <w:numId w:val="6"/>
+          <w:numId w:val="0"/>
         </w:numPr>
         <w:rPr>
           <w:rFonts w:hint="eastAsia"/>
@@ -6112,14 +2792,14 @@
           <w:szCs w:val="21"/>
           <w:lang w:val="en-US" w:eastAsia="zh-CN"/>
         </w:rPr>
-        <w:t>实现的关键点及对应代码：</w:t>
-      </w:r>
-    </w:p>
-    <w:p>
-      <w:pPr>
-        <w:numPr>
-          <w:ilvl w:val="0"/>
-          <w:numId w:val="7"/>
+        <w:t>三．实现的关键点及对应代码：</w:t>
+      </w:r>
+    </w:p>
+    <w:p>
+      <w:pPr>
+        <w:numPr>
+          <w:ilvl w:val="0"/>
+          <w:numId w:val="3"/>
         </w:numPr>
         <w:rPr>
           <w:rFonts w:hint="eastAsia"/>
@@ -6589,7 +3269,7 @@
       <w:pPr>
         <w:numPr>
           <w:ilvl w:val="0"/>
-          <w:numId w:val="8"/>
+          <w:numId w:val="4"/>
         </w:numPr>
         <w:ind w:left="120" w:leftChars="0" w:firstLine="0" w:firstLineChars="0"/>
         <w:rPr>
@@ -6889,7 +3569,7 @@
       <w:pPr>
         <w:numPr>
           <w:ilvl w:val="0"/>
-          <w:numId w:val="8"/>
+          <w:numId w:val="4"/>
         </w:numPr>
         <w:ind w:left="120" w:leftChars="0" w:firstLine="0" w:firstLineChars="0"/>
         <w:rPr>
@@ -9683,7 +6363,7 @@
       <w:pPr>
         <w:numPr>
           <w:ilvl w:val="0"/>
-          <w:numId w:val="9"/>
+          <w:numId w:val="5"/>
         </w:numPr>
         <w:rPr>
           <w:rFonts w:hint="eastAsia" w:eastAsia="宋体"/>
@@ -10612,10 +7292,9 @@
     <w:p>
       <w:pPr>
         <w:numPr>
-          <w:ilvl w:val="0"/>
-          <w:numId w:val="6"/>
-        </w:numPr>
-        <w:ind w:left="0" w:leftChars="0" w:firstLine="0" w:firstLineChars="0"/>
+          <w:numId w:val="0"/>
+        </w:numPr>
+        <w:ind w:leftChars="0"/>
         <w:rPr>
           <w:rFonts w:hint="eastAsia" w:eastAsia="宋体"/>
           <w:b/>
@@ -10634,7 +7313,7 @@
           <w:szCs w:val="21"/>
           <w:lang w:val="en-US" w:eastAsia="zh-CN"/>
         </w:rPr>
-        <w:t>异常考虑与处理</w:t>
+        <w:t>四．异常考虑与处理</w:t>
       </w:r>
     </w:p>
     <w:p>
@@ -12318,10 +8997,9 @@
     <w:p>
       <w:pPr>
         <w:numPr>
-          <w:ilvl w:val="0"/>
-          <w:numId w:val="6"/>
-        </w:numPr>
-        <w:ind w:left="0" w:leftChars="0" w:firstLine="0" w:firstLineChars="0"/>
+          <w:numId w:val="0"/>
+        </w:numPr>
+        <w:ind w:leftChars="0"/>
         <w:rPr>
           <w:rFonts w:hint="eastAsia"/>
           <w:b/>
@@ -12340,7 +9018,7 @@
           <w:szCs w:val="21"/>
           <w:lang w:val="en-US" w:eastAsia="zh-CN"/>
         </w:rPr>
-        <w:t xml:space="preserve">通过本Task掌握的知识点 </w:t>
+        <w:t xml:space="preserve">五．通过本Task掌握的知识点 </w:t>
       </w:r>
     </w:p>
     <w:p>
@@ -12513,6 +9191,7 @@
     <w:p>
       <w:pPr>
         <w:numPr>
+          <w:ilvl w:val="0"/>
           <w:numId w:val="0"/>
         </w:numPr>
         <w:spacing w:line="240" w:lineRule="auto"/>
@@ -12631,6 +9310,7 @@
     <w:p>
       <w:pPr>
         <w:numPr>
+          <w:ilvl w:val="0"/>
           <w:numId w:val="0"/>
         </w:numPr>
         <w:ind w:leftChars="0"/>
@@ -12955,6 +9635,7 @@
     <w:p>
       <w:pPr>
         <w:numPr>
+          <w:ilvl w:val="0"/>
           <w:numId w:val="0"/>
         </w:numPr>
         <w:ind w:leftChars="0"/>
@@ -13141,22 +9822,13 @@
           <w:sz w:val="24"/>
           <w:szCs w:val="24"/>
         </w:rPr>
-        <w:t>daemon=True</w:t>
-      </w:r>
-      <w:bookmarkStart w:id="0" w:name="_GoBack"/>
-      <w:bookmarkEnd w:id="0"/>
-      <w:r>
-        <w:rPr>
-          <w:rFonts w:ascii="Times New Roman" w:hAnsi="Times New Roman" w:eastAsia="宋体"/>
-          <w:sz w:val="24"/>
-          <w:szCs w:val="24"/>
-        </w:rPr>
-        <w:t>的作用：将工作线程设置为守护线程，当主线程退出时守护线程自动终止，避免服务器关闭时线程残留。</w:t>
-      </w:r>
-    </w:p>
-    <w:p>
-      <w:pPr>
-        <w:numPr>
+        <w:t>daemon=True的作用：将工作线程设置为守护线程，当主线程退出时守护线程自动终止，避免服务器关闭时线程残留。</w:t>
+      </w:r>
+    </w:p>
+    <w:p>
+      <w:pPr>
+        <w:numPr>
+          <w:ilvl w:val="0"/>
           <w:numId w:val="0"/>
         </w:numPr>
         <w:ind w:leftChars="0"/>
@@ -13170,8 +9842,12 @@
     </w:p>
     <w:p>
       <w:pPr>
-        <w:rPr>
-          <w:rFonts w:hint="default"/>
+        <w:numPr>
+          <w:ilvl w:val="0"/>
+          <w:numId w:val="6"/>
+        </w:numPr>
+        <w:rPr>
+          <w:rFonts w:hint="eastAsia"/>
           <w:b/>
           <w:bCs/>
           <w:sz w:val="28"/>
@@ -13188,16 +9864,66 @@
           <w:szCs w:val="21"/>
           <w:lang w:val="en-US" w:eastAsia="zh-CN"/>
         </w:rPr>
-        <w:t>九．Git的url：</w:t>
-      </w:r>
-    </w:p>
-    <w:p>
-      <w:pPr>
+        <w:t>git的url：</w:t>
+      </w:r>
+    </w:p>
+    <w:p>
+      <w:pPr>
+        <w:numPr>
+          <w:numId w:val="0"/>
+        </w:numPr>
         <w:rPr>
           <w:rFonts w:hint="default"/>
-          <w:lang w:val="en-US" w:eastAsia="zh-CN"/>
-        </w:rPr>
-      </w:pPr>
+          <w:b w:val="0"/>
+          <w:bCs w:val="0"/>
+          <w:sz w:val="24"/>
+          <w:szCs w:val="20"/>
+          <w:lang w:val="en-US" w:eastAsia="zh-CN"/>
+        </w:rPr>
+      </w:pPr>
+      <w:r>
+        <w:rPr>
+          <w:rFonts w:hint="default"/>
+          <w:b w:val="0"/>
+          <w:bCs w:val="0"/>
+          <w:sz w:val="24"/>
+          <w:szCs w:val="20"/>
+          <w:lang w:val="en-US" w:eastAsia="zh-CN"/>
+        </w:rPr>
+        <w:t>https://github.com/Zzy-xuan/Socket_Program</w:t>
+      </w:r>
+      <w:r>
+        <w:rPr>
+          <w:rFonts w:hint="eastAsia"/>
+          <w:b w:val="0"/>
+          <w:bCs w:val="0"/>
+          <w:sz w:val="24"/>
+          <w:szCs w:val="20"/>
+          <w:lang w:val="en-US" w:eastAsia="zh-CN"/>
+        </w:rPr>
+        <w:t>m</w:t>
+      </w:r>
+      <w:r>
+        <w:rPr>
+          <w:rFonts w:hint="default"/>
+          <w:b w:val="0"/>
+          <w:bCs w:val="0"/>
+          <w:sz w:val="24"/>
+          <w:szCs w:val="20"/>
+          <w:lang w:val="en-US" w:eastAsia="zh-CN"/>
+        </w:rPr>
+        <w:t>e</w:t>
+      </w:r>
+    </w:p>
+    <w:p>
+      <w:pPr>
+        <w:rPr>
+          <w:rFonts w:hint="default"/>
+          <w:lang w:val="en-US" w:eastAsia="zh-CN"/>
+        </w:rPr>
+      </w:pPr>
+      <w:bookmarkStart w:id="0" w:name="_GoBack"/>
+      <w:bookmarkEnd w:id="0"/>
     </w:p>
     <w:sectPr>
       <w:pgSz w:w="11906" w:h="16838"/>
@@ -13224,21 +9950,6 @@
     </w:lvl>
   </w:abstractNum>
   <w:abstractNum w:abstractNumId="1">
-    <w:nsid w:val="85A2166A"/>
-    <w:multiLevelType w:val="singleLevel"/>
-    <w:tmpl w:val="85A2166A"/>
-    <w:lvl w:ilvl="0" w:tentative="0">
-      <w:start w:val="1"/>
-      <w:numFmt w:val="chineseCounting"/>
-      <w:suff w:val="nothing"/>
-      <w:lvlText w:val="%1．"/>
-      <w:lvlJc w:val="left"/>
-      <w:rPr>
-        <w:rFonts w:hint="eastAsia"/>
-      </w:rPr>
-    </w:lvl>
-  </w:abstractNum>
-  <w:abstractNum w:abstractNumId="2">
     <w:nsid w:val="9AA6FDBA"/>
     <w:multiLevelType w:val="singleLevel"/>
     <w:tmpl w:val="9AA6FDBA"/>
@@ -13250,7 +9961,7 @@
       <w:lvlJc w:val="left"/>
     </w:lvl>
   </w:abstractNum>
-  <w:abstractNum w:abstractNumId="3">
+  <w:abstractNum w:abstractNumId="2">
     <w:nsid w:val="B9F49818"/>
     <w:multiLevelType w:val="singleLevel"/>
     <w:tmpl w:val="B9F49818"/>
@@ -13265,7 +9976,7 @@
       </w:pPr>
     </w:lvl>
   </w:abstractNum>
-  <w:abstractNum w:abstractNumId="4">
+  <w:abstractNum w:abstractNumId="3">
     <w:nsid w:val="DF65574C"/>
     <w:multiLevelType w:val="singleLevel"/>
     <w:tmpl w:val="DF65574C"/>
@@ -13277,10 +9988,26 @@
       <w:lvlJc w:val="left"/>
     </w:lvl>
   </w:abstractNum>
+  <w:abstractNum w:abstractNumId="4">
+    <w:nsid w:val="32A56486"/>
+    <w:multiLevelType w:val="singleLevel"/>
+    <w:tmpl w:val="32A56486"/>
+    <w:lvl w:ilvl="0" w:tentative="0">
+      <w:start w:val="1"/>
+      <w:numFmt w:val="decimal"/>
+      <w:lvlText w:val="(%1)"/>
+      <w:lvlJc w:val="left"/>
+      <w:pPr>
+        <w:tabs>
+          <w:tab w:val="left" w:pos="312"/>
+        </w:tabs>
+      </w:pPr>
+    </w:lvl>
+  </w:abstractNum>
   <w:abstractNum w:abstractNumId="5">
-    <w:nsid w:val="F68307A7"/>
+    <w:nsid w:val="5B3A4A8C"/>
     <w:multiLevelType w:val="singleLevel"/>
-    <w:tmpl w:val="F68307A7"/>
+    <w:tmpl w:val="5B3A4A8C"/>
     <w:lvl w:ilvl="0" w:tentative="0">
       <w:start w:val="6"/>
       <w:numFmt w:val="chineseCounting"/>
@@ -13292,76 +10019,23 @@
       </w:rPr>
     </w:lvl>
   </w:abstractNum>
-  <w:abstractNum w:abstractNumId="6">
-    <w:nsid w:val="32A56486"/>
-    <w:multiLevelType w:val="singleLevel"/>
-    <w:tmpl w:val="32A56486"/>
-    <w:lvl w:ilvl="0" w:tentative="0">
-      <w:start w:val="1"/>
-      <w:numFmt w:val="decimal"/>
-      <w:lvlText w:val="(%1)"/>
-      <w:lvlJc w:val="left"/>
-      <w:pPr>
-        <w:tabs>
-          <w:tab w:val="left" w:pos="312"/>
-        </w:tabs>
-      </w:pPr>
-    </w:lvl>
-  </w:abstractNum>
-  <w:abstractNum w:abstractNumId="7">
-    <w:nsid w:val="38C3A438"/>
-    <w:multiLevelType w:val="singleLevel"/>
-    <w:tmpl w:val="38C3A438"/>
-    <w:lvl w:ilvl="0" w:tentative="0">
-      <w:start w:val="1"/>
-      <w:numFmt w:val="decimal"/>
-      <w:suff w:val="space"/>
-      <w:lvlText w:val="%1."/>
-      <w:lvlJc w:val="left"/>
-    </w:lvl>
-  </w:abstractNum>
-  <w:abstractNum w:abstractNumId="8">
-    <w:nsid w:val="3EBF6B7F"/>
-    <w:multiLevelType w:val="singleLevel"/>
-    <w:tmpl w:val="3EBF6B7F"/>
-    <w:lvl w:ilvl="0" w:tentative="0">
-      <w:start w:val="1"/>
-      <w:numFmt w:val="decimal"/>
-      <w:lvlText w:val="%1."/>
-      <w:lvlJc w:val="left"/>
-      <w:pPr>
-        <w:tabs>
-          <w:tab w:val="left" w:pos="312"/>
-        </w:tabs>
-      </w:pPr>
-    </w:lvl>
-  </w:abstractNum>
   <w:num w:numId="1">
-    <w:abstractNumId w:val="1"/>
+    <w:abstractNumId w:val="3"/>
   </w:num>
   <w:num w:numId="2">
-    <w:abstractNumId w:val="8"/>
+    <w:abstractNumId w:val="0"/>
   </w:num>
   <w:num w:numId="3">
-    <w:abstractNumId w:val="7"/>
+    <w:abstractNumId w:val="4"/>
   </w:num>
   <w:num w:numId="4">
-    <w:abstractNumId w:val="0"/>
+    <w:abstractNumId w:val="2"/>
   </w:num>
   <w:num w:numId="5">
-    <w:abstractNumId w:val="4"/>
+    <w:abstractNumId w:val="1"/>
   </w:num>
   <w:num w:numId="6">
     <w:abstractNumId w:val="5"/>
-  </w:num>
-  <w:num w:numId="7">
-    <w:abstractNumId w:val="6"/>
-  </w:num>
-  <w:num w:numId="8">
-    <w:abstractNumId w:val="3"/>
-  </w:num>
-  <w:num w:numId="9">
-    <w:abstractNumId w:val="2"/>
   </w:num>
 </w:numbering>
 </file>
